--- a/planificacion_Testing_2026(Lole_Sodo).docx
+++ b/planificacion_Testing_2026(Lole_Sodo).docx
@@ -13,8 +13,6 @@
           <w:lang w:eastAsia="es-AR"/>
         </w:rPr>
       </w:pPr>
-      <w:bookmarkStart w:id="0" w:name="_GoBack"/>
-      <w:bookmarkEnd w:id="0"/>
     </w:p>
     <w:p>
       <w:pPr>
@@ -73,7 +71,7 @@
                     </pic:cNvPicPr>
                   </pic:nvPicPr>
                   <pic:blipFill rotWithShape="1">
-                    <a:blip r:embed="rId7">
+                    <a:blip r:embed="rId8">
                       <a:extLst>
                         <a:ext uri="{28A0092B-C50C-407E-A947-70E740481C1C}">
                           <a14:useLocalDpi xmlns:a14="http://schemas.microsoft.com/office/drawing/2010/main" val="0"/>
@@ -256,12 +254,12 @@
     <w:p>
       <w:pPr>
         <w:spacing w:after="240" w:line="240" w:lineRule="auto"/>
-        <w:jc w:val="right"/>
+        <w:ind w:left="10620" w:firstLine="708"/>
         <w:rPr>
           <w:rFonts w:ascii="Times New Roman" w:eastAsia="Times New Roman" w:hAnsi="Times New Roman" w:cs="Times New Roman"/>
           <w:sz w:val="24"/>
           <w:szCs w:val="24"/>
-          <w:lang w:eastAsia="es-AR"/>
+          <w:lang w:val="es-ES" w:eastAsia="es-AR"/>
         </w:rPr>
       </w:pPr>
       <w:r>
@@ -274,20 +272,8 @@
           <w:szCs w:val="24"/>
           <w:lang w:eastAsia="es-AR"/>
         </w:rPr>
-        <w:t>Espacio curricular:</w:t>
-      </w:r>
-    </w:p>
-    <w:p>
-      <w:pPr>
-        <w:spacing w:before="240" w:after="240" w:line="240" w:lineRule="auto"/>
-        <w:jc w:val="right"/>
-        <w:rPr>
-          <w:rFonts w:ascii="Times New Roman" w:eastAsia="Times New Roman" w:hAnsi="Times New Roman" w:cs="Times New Roman"/>
-          <w:sz w:val="24"/>
-          <w:szCs w:val="24"/>
-          <w:lang w:eastAsia="es-AR"/>
-        </w:rPr>
-      </w:pPr>
+        <w:t xml:space="preserve">       </w:t>
+      </w:r>
       <w:r>
         <w:rPr>
           <w:rFonts w:ascii="Arial" w:eastAsia="Times New Roman" w:hAnsi="Arial" w:cs="Arial"/>
@@ -298,13 +284,31 @@
           <w:szCs w:val="24"/>
           <w:lang w:eastAsia="es-AR"/>
         </w:rPr>
-        <w:t xml:space="preserve">Curso: </w:t>
-      </w:r>
+        <w:t>Espacio curricular:</w:t>
+      </w:r>
+      <w:r>
+        <w:t xml:space="preserve"> </w:t>
+      </w:r>
+      <w:proofErr w:type="spellStart"/>
+      <w:r>
+        <w:rPr>
+          <w:rFonts w:ascii="Arial" w:eastAsia="Times New Roman" w:hAnsi="Arial" w:cs="Arial"/>
+          <w:bCs/>
+          <w:i/>
+          <w:color w:val="000000"/>
+          <w:sz w:val="24"/>
+          <w:szCs w:val="24"/>
+          <w:lang w:eastAsia="es-AR"/>
+        </w:rPr>
+        <w:t>Testing</w:t>
+      </w:r>
+      <w:proofErr w:type="spellEnd"/>
     </w:p>
     <w:p>
       <w:pPr>
         <w:spacing w:before="240" w:after="240" w:line="240" w:lineRule="auto"/>
-        <w:jc w:val="right"/>
+        <w:ind w:left="9204"/>
+        <w:jc w:val="center"/>
         <w:rPr>
           <w:rFonts w:ascii="Times New Roman" w:eastAsia="Times New Roman" w:hAnsi="Times New Roman" w:cs="Times New Roman"/>
           <w:sz w:val="24"/>
@@ -322,20 +326,8 @@
           <w:szCs w:val="24"/>
           <w:lang w:eastAsia="es-AR"/>
         </w:rPr>
-        <w:t xml:space="preserve">Año Lectivo: </w:t>
-      </w:r>
-    </w:p>
-    <w:p>
-      <w:pPr>
-        <w:spacing w:before="240" w:after="240" w:line="240" w:lineRule="auto"/>
-        <w:jc w:val="right"/>
-        <w:rPr>
-          <w:rFonts w:ascii="Times New Roman" w:eastAsia="Times New Roman" w:hAnsi="Times New Roman" w:cs="Times New Roman"/>
-          <w:sz w:val="24"/>
-          <w:szCs w:val="24"/>
-          <w:lang w:eastAsia="es-AR"/>
-        </w:rPr>
-      </w:pPr>
+        <w:t xml:space="preserve">        </w:t>
+      </w:r>
       <w:r>
         <w:rPr>
           <w:rFonts w:ascii="Arial" w:eastAsia="Times New Roman" w:hAnsi="Arial" w:cs="Arial"/>
@@ -346,8 +338,44 @@
           <w:szCs w:val="24"/>
           <w:lang w:eastAsia="es-AR"/>
         </w:rPr>
-        <w:t>Profesor</w:t>
-      </w:r>
+        <w:t>Curso:</w:t>
+      </w:r>
+      <w:r>
+        <w:rPr>
+          <w:rFonts w:ascii="Arial" w:eastAsia="Times New Roman" w:hAnsi="Arial" w:cs="Arial"/>
+          <w:bCs/>
+          <w:i/>
+          <w:color w:val="000000"/>
+          <w:sz w:val="24"/>
+          <w:szCs w:val="24"/>
+          <w:lang w:eastAsia="es-AR"/>
+        </w:rPr>
+        <w:t xml:space="preserve"> </w:t>
+      </w:r>
+      <w:r>
+        <w:rPr>
+          <w:rFonts w:ascii="Arial" w:eastAsia="Times New Roman" w:hAnsi="Arial" w:cs="Arial"/>
+          <w:bCs/>
+          <w:i/>
+          <w:color w:val="000000"/>
+          <w:sz w:val="24"/>
+          <w:szCs w:val="24"/>
+          <w:lang w:eastAsia="es-AR"/>
+        </w:rPr>
+        <w:t>6° año</w:t>
+      </w:r>
+    </w:p>
+    <w:p>
+      <w:pPr>
+        <w:spacing w:before="240" w:after="240" w:line="240" w:lineRule="auto"/>
+        <w:jc w:val="center"/>
+        <w:rPr>
+          <w:rFonts w:ascii="Times New Roman" w:eastAsia="Times New Roman" w:hAnsi="Times New Roman" w:cs="Times New Roman"/>
+          <w:sz w:val="24"/>
+          <w:szCs w:val="24"/>
+          <w:lang w:eastAsia="es-AR"/>
+        </w:rPr>
+      </w:pPr>
       <w:r>
         <w:rPr>
           <w:rFonts w:ascii="Arial" w:eastAsia="Times New Roman" w:hAnsi="Arial" w:cs="Arial"/>
@@ -358,7 +386,7 @@
           <w:szCs w:val="24"/>
           <w:lang w:eastAsia="es-AR"/>
         </w:rPr>
-        <w:t>/a</w:t>
+        <w:t xml:space="preserve">                                                                                                                                                          </w:t>
       </w:r>
       <w:r>
         <w:rPr>
@@ -370,15 +398,3904 @@
           <w:szCs w:val="24"/>
           <w:lang w:eastAsia="es-AR"/>
         </w:rPr>
+        <w:t xml:space="preserve">Año Lectivo: </w:t>
+      </w:r>
+      <w:r>
+        <w:rPr>
+          <w:rFonts w:ascii="Arial" w:eastAsia="Times New Roman" w:hAnsi="Arial" w:cs="Arial"/>
+          <w:bCs/>
+          <w:i/>
+          <w:color w:val="000000"/>
+          <w:sz w:val="24"/>
+          <w:szCs w:val="24"/>
+          <w:lang w:eastAsia="es-AR"/>
+        </w:rPr>
+        <w:t>2026</w:t>
+      </w:r>
+    </w:p>
+    <w:p>
+      <w:pPr>
+        <w:spacing w:before="240" w:after="240" w:line="240" w:lineRule="auto"/>
+        <w:jc w:val="center"/>
+        <w:rPr>
+          <w:rFonts w:ascii="Times New Roman" w:eastAsia="Times New Roman" w:hAnsi="Times New Roman" w:cs="Times New Roman"/>
+          <w:i/>
+          <w:sz w:val="24"/>
+          <w:szCs w:val="24"/>
+          <w:lang w:eastAsia="es-AR"/>
+        </w:rPr>
+      </w:pPr>
+      <w:r>
+        <w:rPr>
+          <w:rFonts w:ascii="Arial" w:eastAsia="Times New Roman" w:hAnsi="Arial" w:cs="Arial"/>
+          <w:b/>
+          <w:bCs/>
+          <w:color w:val="000000"/>
+          <w:sz w:val="24"/>
+          <w:szCs w:val="24"/>
+          <w:lang w:eastAsia="es-AR"/>
+        </w:rPr>
+        <w:t xml:space="preserve">                                                                                                                                                                         </w:t>
+      </w:r>
+      <w:r>
+        <w:rPr>
+          <w:rFonts w:ascii="Arial" w:eastAsia="Times New Roman" w:hAnsi="Arial" w:cs="Arial"/>
+          <w:b/>
+          <w:bCs/>
+          <w:color w:val="000000"/>
+          <w:sz w:val="24"/>
+          <w:szCs w:val="24"/>
+          <w:lang w:eastAsia="es-AR"/>
+        </w:rPr>
+        <w:t>Profesor:</w:t>
+      </w:r>
+      <w:r>
+        <w:t xml:space="preserve"> </w:t>
+      </w:r>
+      <w:r>
+        <w:rPr>
+          <w:rFonts w:ascii="Arial" w:eastAsia="Times New Roman" w:hAnsi="Arial" w:cs="Arial"/>
+          <w:bCs/>
+          <w:i/>
+          <w:color w:val="000000"/>
+          <w:sz w:val="24"/>
+          <w:szCs w:val="24"/>
+          <w:lang w:eastAsia="es-AR"/>
+        </w:rPr>
+        <w:t>José Carlos Sodo</w:t>
+      </w:r>
+    </w:p>
+    <w:p/>
+    <w:p/>
+    <w:p>
+      <w:pPr>
+        <w:pStyle w:val="Ttulo1"/>
+      </w:pPr>
+      <w:r>
+        <w:lastRenderedPageBreak/>
+        <w:t>FUNDAMENTACIÓN</w:t>
+      </w:r>
+    </w:p>
+    <w:p>
+      <w:pPr>
+        <w:rPr>
+          <w:i/>
+        </w:rPr>
+      </w:pPr>
+    </w:p>
+    <w:p>
+      <w:pPr>
+        <w:jc w:val="both"/>
+        <w:rPr>
+          <w:i/>
+        </w:rPr>
+      </w:pPr>
+      <w:r>
+        <w:rPr>
+          <w:i/>
+        </w:rPr>
+        <w:t>El espacio curricular "</w:t>
+      </w:r>
+      <w:proofErr w:type="spellStart"/>
+      <w:r>
+        <w:rPr>
+          <w:i/>
+        </w:rPr>
+        <w:t>Testing</w:t>
+      </w:r>
+      <w:proofErr w:type="spellEnd"/>
+      <w:r>
+        <w:rPr>
+          <w:i/>
+        </w:rPr>
+        <w:t xml:space="preserve">" tiene como propósito principal proporcionar a los estudiantes conocimientos fundamentales y habilidades prácticas para comprender, analizar y aplicar técnicas de </w:t>
+      </w:r>
+      <w:proofErr w:type="spellStart"/>
+      <w:r>
+        <w:rPr>
+          <w:i/>
+        </w:rPr>
+        <w:t>testing</w:t>
+      </w:r>
+      <w:proofErr w:type="spellEnd"/>
+      <w:r>
+        <w:rPr>
+          <w:i/>
+        </w:rPr>
+        <w:t xml:space="preserve"> en procesos de desarrollo de software acordes al último tramo de la educación secundaria orientada en TIC. La propuesta 2026 articula el trabajo colaborativo, los fundamentos de redes de datos y las prácticas de aseguramiento de la calidad, promoviendo una mirada integral sobre cómo se construyen, prueban, documentan y mantienen productos de software.</w:t>
+      </w:r>
+    </w:p>
+    <w:p>
+      <w:pPr>
+        <w:jc w:val="both"/>
+        <w:rPr>
+          <w:i/>
+        </w:rPr>
+      </w:pPr>
+      <w:r>
+        <w:rPr>
+          <w:i/>
+        </w:rPr>
+        <w:t xml:space="preserve">Asimismo, durante el presente ciclo lectivo se incorporará el uso de herramientas de inteligencia artificial integradas a entornos de desarrollo como Visual Studio </w:t>
+      </w:r>
+      <w:proofErr w:type="spellStart"/>
+      <w:r>
+        <w:rPr>
+          <w:i/>
+        </w:rPr>
+        <w:t>Code</w:t>
+      </w:r>
+      <w:proofErr w:type="spellEnd"/>
+      <w:r>
+        <w:rPr>
+          <w:i/>
+        </w:rPr>
+        <w:t>, entendidas como recursos de apoyo para la codificación, la documentación, la exploración de errores y la generación inicial de casos de prueba. En todos los casos se promoverá un uso crítico, responsable y supervisado de dichas herramientas, evitando su empleo como sustituto del razonamiento, la validación y la toma de decisiones por parte de los estudiantes.</w:t>
+      </w:r>
+    </w:p>
+    <w:p>
+      <w:pPr>
+        <w:jc w:val="both"/>
+        <w:rPr>
+          <w:i/>
+        </w:rPr>
+      </w:pPr>
+      <w:r>
+        <w:rPr>
+          <w:i/>
+        </w:rPr>
+        <w:t xml:space="preserve">La planificación anual se organiza en tres ejes complementarios. El primero consolida el uso de herramientas colaborativas, sistemas de control de versiones y documentación técnica. El segundo aborda las redes de datos desde una perspectiva aplicada, a través de un proyecto integrador orientado a comprender cómo se transmite la información desde una aplicación de usuario hasta otra. El tercero profundiza en el </w:t>
+      </w:r>
+      <w:proofErr w:type="spellStart"/>
+      <w:r>
+        <w:rPr>
+          <w:i/>
+        </w:rPr>
+        <w:t>testing</w:t>
+      </w:r>
+      <w:proofErr w:type="spellEnd"/>
+      <w:r>
+        <w:rPr>
+          <w:i/>
+        </w:rPr>
+        <w:t xml:space="preserve"> de software, tanto manual como automatizado, integrando prácticas de depuración, diseño de pruebas y desarrollo basado en pruebas.</w:t>
+      </w:r>
+    </w:p>
+    <w:p>
+      <w:pPr>
+        <w:pStyle w:val="Ttulo1"/>
+      </w:pPr>
+      <w:r>
+        <w:t>OBJETIVOS GENERALES</w:t>
+      </w:r>
+    </w:p>
+    <w:p/>
+    <w:p>
+      <w:r>
+        <w:t>Al finalizar el cursado de "</w:t>
+      </w:r>
+      <w:proofErr w:type="spellStart"/>
+      <w:r>
+        <w:t>Testing</w:t>
+      </w:r>
+      <w:proofErr w:type="spellEnd"/>
+      <w:r>
+        <w:t>", se espera que los estudiantes sean capaces de:</w:t>
+      </w:r>
+    </w:p>
+    <w:p>
+      <w:pPr>
+        <w:pStyle w:val="Prrafodelista"/>
+        <w:numPr>
+          <w:ilvl w:val="0"/>
+          <w:numId w:val="1"/>
+        </w:numPr>
+      </w:pPr>
+      <w:r>
+        <w:t>Utilizar herramientas y técnicas de software colaborativo, incluyendo sistemas de control de versiones y documentación compartida, para gestionar proyectos de software de manera ordenada y en equipo.</w:t>
+      </w:r>
+    </w:p>
+    <w:p>
+      <w:pPr>
+        <w:pStyle w:val="Prrafodelista"/>
+        <w:numPr>
+          <w:ilvl w:val="0"/>
+          <w:numId w:val="1"/>
+        </w:numPr>
+      </w:pPr>
+      <w:r>
+        <w:t>Comprender los fundamentos básicos de las redes de datos y explicar, con lenguaje técnico inicial, cómo viaja la información desde una aplicación de usuario hasta otra a través de diferentes capas y protocolos.</w:t>
+      </w:r>
+    </w:p>
+    <w:p>
+      <w:pPr>
+        <w:pStyle w:val="Prrafodelista"/>
+        <w:numPr>
+          <w:ilvl w:val="0"/>
+          <w:numId w:val="1"/>
+        </w:numPr>
+      </w:pPr>
+      <w:r>
+        <w:t xml:space="preserve">Comprender y valorar la importancia del </w:t>
+      </w:r>
+      <w:proofErr w:type="spellStart"/>
+      <w:r>
+        <w:t>testing</w:t>
+      </w:r>
+      <w:proofErr w:type="spellEnd"/>
+      <w:r>
+        <w:t xml:space="preserve"> en el ciclo de vida del desarrollo de software.</w:t>
+      </w:r>
+    </w:p>
+    <w:p>
+      <w:pPr>
+        <w:pStyle w:val="Prrafodelista"/>
+        <w:numPr>
+          <w:ilvl w:val="0"/>
+          <w:numId w:val="1"/>
+        </w:numPr>
+      </w:pPr>
+      <w:r>
+        <w:t xml:space="preserve">Aplicar técnicas de </w:t>
+      </w:r>
+      <w:proofErr w:type="spellStart"/>
+      <w:r>
+        <w:t>testing</w:t>
+      </w:r>
+      <w:proofErr w:type="spellEnd"/>
+      <w:r>
+        <w:t>, depuración y diseño de casos de prueba en distintos contextos de desarrollo.</w:t>
+      </w:r>
+    </w:p>
+    <w:p>
+      <w:pPr>
+        <w:pStyle w:val="Prrafodelista"/>
+        <w:numPr>
+          <w:ilvl w:val="0"/>
+          <w:numId w:val="1"/>
+        </w:numPr>
+      </w:pPr>
+      <w:r>
+        <w:t xml:space="preserve">Utilizar herramientas de inteligencia artificial desde Visual Studio </w:t>
+      </w:r>
+      <w:proofErr w:type="spellStart"/>
+      <w:r>
+        <w:t>Code</w:t>
+      </w:r>
+      <w:proofErr w:type="spellEnd"/>
+      <w:r>
+        <w:t xml:space="preserve"> como apoyo para codificación y </w:t>
+      </w:r>
+      <w:proofErr w:type="spellStart"/>
+      <w:r>
+        <w:t>testing</w:t>
+      </w:r>
+      <w:proofErr w:type="spellEnd"/>
+      <w:r>
+        <w:t xml:space="preserve"> básico, evaluando críticamente sus resultados.</w:t>
+      </w:r>
+    </w:p>
+    <w:p>
+      <w:pPr>
+        <w:pStyle w:val="Prrafodelista"/>
+        <w:numPr>
+          <w:ilvl w:val="0"/>
+          <w:numId w:val="1"/>
+        </w:numPr>
+      </w:pPr>
+      <w:r>
+        <w:t>Distinguir entre la mera producción de software y el desarrollo de software con prácticas de calidad, documentación, evidencia y validación sistemática.</w:t>
+      </w:r>
+    </w:p>
+    <w:p/>
+    <w:p>
+      <w:pPr>
+        <w:pStyle w:val="Ttulo1"/>
+      </w:pPr>
+      <w:r>
+        <w:lastRenderedPageBreak/>
+        <w:t>FINALIDADES FORMATIVAS</w:t>
+      </w:r>
+    </w:p>
+    <w:p>
+      <w:pPr>
+        <w:pStyle w:val="Prrafodelista"/>
+        <w:numPr>
+          <w:ilvl w:val="0"/>
+          <w:numId w:val="2"/>
+        </w:numPr>
+      </w:pPr>
+      <w:r>
+        <w:t xml:space="preserve">Desarrollar competencias teóricas y prácticas en el área de </w:t>
+      </w:r>
+      <w:proofErr w:type="spellStart"/>
+      <w:r>
+        <w:t>testing</w:t>
+      </w:r>
+      <w:proofErr w:type="spellEnd"/>
+      <w:r>
+        <w:t xml:space="preserve"> y calidad de software.</w:t>
+      </w:r>
+    </w:p>
+    <w:p>
+      <w:pPr>
+        <w:pStyle w:val="Prrafodelista"/>
+        <w:numPr>
+          <w:ilvl w:val="0"/>
+          <w:numId w:val="2"/>
+        </w:numPr>
+      </w:pPr>
+      <w:r>
+        <w:t>Favorecer el pensamiento crítico, la autonomía y la resolución de problemas en contextos de desarrollo de software.</w:t>
+      </w:r>
+    </w:p>
+    <w:p>
+      <w:pPr>
+        <w:pStyle w:val="Prrafodelista"/>
+        <w:numPr>
+          <w:ilvl w:val="0"/>
+          <w:numId w:val="2"/>
+        </w:numPr>
+      </w:pPr>
+      <w:r>
+        <w:t>Promover el trabajo colaborativo, la comunicación técnica y la producción de evidencia de aprendizaje.</w:t>
+      </w:r>
+    </w:p>
+    <w:p>
+      <w:pPr>
+        <w:pStyle w:val="Prrafodelista"/>
+        <w:numPr>
+          <w:ilvl w:val="0"/>
+          <w:numId w:val="2"/>
+        </w:numPr>
+      </w:pPr>
+      <w:r>
+        <w:t>Incorporar prácticas responsables de uso de inteligencia artificial en entornos de desarrollo.</w:t>
+      </w:r>
+    </w:p>
+    <w:p>
+      <w:r>
+        <w:rPr>
+          <w:rStyle w:val="Ttulo2Car"/>
+        </w:rPr>
+        <w:t>MATERIAL DE ESTUDIO:</w:t>
+      </w:r>
+      <w:r>
+        <w:t xml:space="preserve"> </w:t>
+      </w:r>
+      <w:r>
+        <w:t>El</w:t>
+      </w:r>
+      <w:r>
+        <w:t xml:space="preserve"> material de estudio para cada uno de los ejes que componen el espacio curricular, así como la bibliografía y material audiovisual recomendados, será alojado en el siguiente repositorio de </w:t>
+      </w:r>
+      <w:proofErr w:type="spellStart"/>
+      <w:r>
+        <w:t>GitHub</w:t>
+      </w:r>
+      <w:proofErr w:type="spellEnd"/>
+      <w:r>
+        <w:t xml:space="preserve"> de acceso público:</w:t>
+      </w:r>
+      <w:r>
+        <w:tab/>
+      </w:r>
+    </w:p>
+    <w:p>
+      <w:pPr>
+        <w:ind w:left="7080" w:firstLine="708"/>
+        <w:rPr>
+          <w:b/>
+          <w:i/>
+        </w:rPr>
+      </w:pPr>
+      <w:hyperlink r:id="rId9" w:history="1">
+        <w:r>
+          <w:rPr>
+            <w:rStyle w:val="Hipervnculo"/>
+            <w:b/>
+            <w:i/>
+          </w:rPr>
+          <w:t>https://github.com/lole-s/testing_2026</w:t>
+        </w:r>
+      </w:hyperlink>
+    </w:p>
+    <w:p>
+      <w:pPr>
+        <w:rPr>
+          <w:b/>
+          <w:i/>
+        </w:rPr>
+      </w:pPr>
+    </w:p>
+    <w:p>
+      <w:r>
+        <w:rPr>
+          <w:rStyle w:val="Ttulo2Car"/>
+        </w:rPr>
+        <w:t>FORMATO CURRICULAR:</w:t>
+      </w:r>
+      <w:r>
+        <w:t xml:space="preserve"> TALLER</w:t>
+      </w:r>
+    </w:p>
+    <w:p>
+      <w:r>
+        <w:rPr>
+          <w:rStyle w:val="Ttulo2Car"/>
+        </w:rPr>
+        <w:t>Nivel:</w:t>
+      </w:r>
+      <w:r>
+        <w:t xml:space="preserve"> Secundaria (6° año)</w:t>
+      </w:r>
+    </w:p>
+    <w:p>
+      <w:r>
+        <w:rPr>
+          <w:rStyle w:val="Ttulo2Car"/>
+        </w:rPr>
+        <w:t>Orientación:</w:t>
+      </w:r>
+      <w:r>
+        <w:t xml:space="preserve"> Escuela con énfasis en TIC</w:t>
+      </w:r>
+    </w:p>
+    <w:p/>
+    <w:p>
+      <w:pPr>
+        <w:pStyle w:val="Ttulo2"/>
+      </w:pPr>
+      <w:r>
+        <w:t>EVALUACIÓN</w:t>
+      </w:r>
+    </w:p>
+    <w:tbl>
+      <w:tblPr>
+        <w:tblStyle w:val="Table"/>
+        <w:tblW w:w="5000" w:type="pct"/>
+        <w:tblBorders>
+          <w:top w:val="single" w:sz="4" w:space="0" w:color="auto"/>
+          <w:left w:val="single" w:sz="4" w:space="0" w:color="auto"/>
+          <w:bottom w:val="single" w:sz="4" w:space="0" w:color="auto"/>
+          <w:right w:val="single" w:sz="4" w:space="0" w:color="auto"/>
+          <w:insideH w:val="single" w:sz="4" w:space="0" w:color="auto"/>
+          <w:insideV w:val="single" w:sz="4" w:space="0" w:color="auto"/>
+        </w:tblBorders>
+        <w:tblLayout w:type="fixed"/>
+        <w:tblLook w:val="0020" w:firstRow="1" w:lastRow="0" w:firstColumn="0" w:lastColumn="0" w:noHBand="0" w:noVBand="0"/>
+      </w:tblPr>
+      <w:tblGrid>
+        <w:gridCol w:w="7694"/>
+        <w:gridCol w:w="7694"/>
+      </w:tblGrid>
+      <w:tr>
+        <w:trPr>
+          <w:cnfStyle w:val="100000000000" w:firstRow="1" w:lastRow="0" w:firstColumn="0" w:lastColumn="0" w:oddVBand="0" w:evenVBand="0" w:oddHBand="0" w:evenHBand="0" w:firstRowFirstColumn="0" w:firstRowLastColumn="0" w:lastRowFirstColumn="0" w:lastRowLastColumn="0"/>
+          <w:tblHeader/>
+        </w:trPr>
+        <w:tc>
+          <w:tcPr>
+            <w:tcW w:w="3960" w:type="dxa"/>
+            <w:tcBorders>
+              <w:bottom w:val="none" w:sz="0" w:space="0" w:color="auto"/>
+            </w:tcBorders>
+          </w:tcPr>
+          <w:p>
+            <w:pPr>
+              <w:pStyle w:val="Compact"/>
+              <w:rPr>
+                <w:sz w:val="22"/>
+                <w:szCs w:val="22"/>
+              </w:rPr>
+            </w:pPr>
+            <w:r>
+              <w:rPr>
+                <w:sz w:val="22"/>
+                <w:szCs w:val="22"/>
+              </w:rPr>
+              <w:t>CRITERIOS</w:t>
+            </w:r>
+          </w:p>
+        </w:tc>
+        <w:tc>
+          <w:tcPr>
+            <w:tcW w:w="3960" w:type="dxa"/>
+            <w:tcBorders>
+              <w:bottom w:val="none" w:sz="0" w:space="0" w:color="auto"/>
+            </w:tcBorders>
+          </w:tcPr>
+          <w:p>
+            <w:pPr>
+              <w:pStyle w:val="Compact"/>
+              <w:rPr>
+                <w:sz w:val="22"/>
+                <w:szCs w:val="22"/>
+              </w:rPr>
+            </w:pPr>
+            <w:r>
+              <w:rPr>
+                <w:sz w:val="22"/>
+                <w:szCs w:val="22"/>
+              </w:rPr>
+              <w:t>INSTRUMENTOS</w:t>
+            </w:r>
+          </w:p>
+        </w:tc>
+      </w:tr>
+      <w:tr>
+        <w:tc>
+          <w:tcPr>
+            <w:tcW w:w="3960" w:type="dxa"/>
+          </w:tcPr>
+          <w:p>
+            <w:pPr>
+              <w:pStyle w:val="Compact"/>
+              <w:rPr>
+                <w:sz w:val="22"/>
+                <w:szCs w:val="22"/>
+                <w:lang w:val="es-ES"/>
+              </w:rPr>
+            </w:pPr>
+            <w:r>
+              <w:rPr>
+                <w:b/>
+                <w:bCs/>
+                <w:sz w:val="22"/>
+                <w:szCs w:val="22"/>
+                <w:lang w:val="es-ES"/>
+              </w:rPr>
+              <w:t>Participación en clases y actividades</w:t>
+            </w:r>
+          </w:p>
+        </w:tc>
+        <w:tc>
+          <w:tcPr>
+            <w:tcW w:w="3960" w:type="dxa"/>
+          </w:tcPr>
+          <w:p>
+            <w:pPr>
+              <w:pStyle w:val="Compact"/>
+              <w:rPr>
+                <w:sz w:val="22"/>
+                <w:szCs w:val="22"/>
+                <w:lang w:val="es-ES"/>
+              </w:rPr>
+            </w:pPr>
+            <w:r>
+              <w:rPr>
+                <w:b/>
+                <w:bCs/>
+                <w:sz w:val="22"/>
+                <w:szCs w:val="22"/>
+                <w:lang w:val="es-ES"/>
+              </w:rPr>
+              <w:t>Observación directa y registro de proceso</w:t>
+            </w:r>
+          </w:p>
+        </w:tc>
+      </w:tr>
+      <w:tr>
+        <w:tc>
+          <w:tcPr>
+            <w:tcW w:w="3960" w:type="dxa"/>
+          </w:tcPr>
+          <w:p>
+            <w:pPr>
+              <w:pStyle w:val="Compact"/>
+              <w:rPr>
+                <w:sz w:val="22"/>
+                <w:szCs w:val="22"/>
+                <w:lang w:val="es-ES"/>
+              </w:rPr>
+            </w:pPr>
+            <w:r>
+              <w:rPr>
+                <w:b/>
+                <w:bCs/>
+                <w:sz w:val="22"/>
+                <w:szCs w:val="22"/>
+                <w:lang w:val="es-ES"/>
+              </w:rPr>
+              <w:t>Comprensión de conceptos y principios</w:t>
+            </w:r>
+          </w:p>
+        </w:tc>
+        <w:tc>
+          <w:tcPr>
+            <w:tcW w:w="3960" w:type="dxa"/>
+          </w:tcPr>
+          <w:p>
+            <w:pPr>
+              <w:pStyle w:val="Compact"/>
+              <w:rPr>
+                <w:sz w:val="22"/>
+                <w:szCs w:val="22"/>
+                <w:lang w:val="es-ES"/>
+              </w:rPr>
+            </w:pPr>
+            <w:r>
+              <w:rPr>
+                <w:b/>
+                <w:bCs/>
+                <w:sz w:val="22"/>
+                <w:szCs w:val="22"/>
+                <w:lang w:val="es-ES"/>
+              </w:rPr>
+              <w:t>Pruebas escritas y exposiciones breves</w:t>
+            </w:r>
+          </w:p>
+        </w:tc>
+      </w:tr>
+      <w:tr>
+        <w:tc>
+          <w:tcPr>
+            <w:tcW w:w="3960" w:type="dxa"/>
+          </w:tcPr>
+          <w:p>
+            <w:pPr>
+              <w:pStyle w:val="Compact"/>
+              <w:rPr>
+                <w:sz w:val="22"/>
+                <w:szCs w:val="22"/>
+                <w:lang w:val="es-ES"/>
+              </w:rPr>
+            </w:pPr>
+            <w:r>
+              <w:rPr>
+                <w:b/>
+                <w:bCs/>
+                <w:sz w:val="22"/>
+                <w:szCs w:val="22"/>
+                <w:lang w:val="es-ES"/>
+              </w:rPr>
+              <w:t xml:space="preserve">Aplicación de técnicas de </w:t>
+            </w:r>
+            <w:proofErr w:type="spellStart"/>
+            <w:r>
+              <w:rPr>
+                <w:b/>
+                <w:bCs/>
+                <w:sz w:val="22"/>
+                <w:szCs w:val="22"/>
+                <w:lang w:val="es-ES"/>
+              </w:rPr>
+              <w:t>testing</w:t>
+            </w:r>
+            <w:proofErr w:type="spellEnd"/>
+            <w:r>
+              <w:rPr>
+                <w:b/>
+                <w:bCs/>
+                <w:sz w:val="22"/>
+                <w:szCs w:val="22"/>
+                <w:lang w:val="es-ES"/>
+              </w:rPr>
+              <w:t xml:space="preserve"> y depuración</w:t>
+            </w:r>
+          </w:p>
+        </w:tc>
+        <w:tc>
+          <w:tcPr>
+            <w:tcW w:w="3960" w:type="dxa"/>
+          </w:tcPr>
+          <w:p>
+            <w:pPr>
+              <w:pStyle w:val="Compact"/>
+              <w:rPr>
+                <w:sz w:val="22"/>
+                <w:szCs w:val="22"/>
+                <w:lang w:val="es-ES"/>
+              </w:rPr>
+            </w:pPr>
+            <w:r>
+              <w:rPr>
+                <w:b/>
+                <w:bCs/>
+                <w:sz w:val="22"/>
+                <w:szCs w:val="22"/>
+                <w:lang w:val="es-ES"/>
+              </w:rPr>
+              <w:t>Evaluaciones prácticas y resolución de problemas</w:t>
+            </w:r>
+          </w:p>
+        </w:tc>
+      </w:tr>
+      <w:tr>
+        <w:tc>
+          <w:tcPr>
+            <w:tcW w:w="3960" w:type="dxa"/>
+          </w:tcPr>
+          <w:p>
+            <w:pPr>
+              <w:pStyle w:val="Compact"/>
+              <w:rPr>
+                <w:sz w:val="22"/>
+                <w:szCs w:val="22"/>
+                <w:lang w:val="es-ES"/>
+              </w:rPr>
+            </w:pPr>
+            <w:r>
+              <w:rPr>
+                <w:b/>
+                <w:bCs/>
+                <w:sz w:val="22"/>
+                <w:szCs w:val="22"/>
+                <w:lang w:val="es-ES"/>
+              </w:rPr>
+              <w:t xml:space="preserve">Colaboración en proyectos y uso de </w:t>
+            </w:r>
+            <w:r>
+              <w:rPr>
+                <w:b/>
+                <w:bCs/>
+                <w:sz w:val="22"/>
+                <w:szCs w:val="22"/>
+                <w:lang w:val="es-ES"/>
+              </w:rPr>
+              <w:t>repositorio</w:t>
+            </w:r>
+            <w:r>
+              <w:rPr>
+                <w:b/>
+                <w:bCs/>
+                <w:sz w:val="22"/>
+                <w:szCs w:val="22"/>
+                <w:lang w:val="es-ES"/>
+              </w:rPr>
+              <w:t>s</w:t>
+            </w:r>
+          </w:p>
+        </w:tc>
+        <w:tc>
+          <w:tcPr>
+            <w:tcW w:w="3960" w:type="dxa"/>
+          </w:tcPr>
+          <w:p>
+            <w:pPr>
+              <w:pStyle w:val="Compact"/>
+              <w:rPr>
+                <w:sz w:val="22"/>
+                <w:szCs w:val="22"/>
+                <w:lang w:val="es-ES"/>
+              </w:rPr>
+            </w:pPr>
+            <w:r>
+              <w:rPr>
+                <w:b/>
+                <w:bCs/>
+                <w:sz w:val="22"/>
+                <w:szCs w:val="22"/>
+                <w:lang w:val="es-ES"/>
+              </w:rPr>
+              <w:t>Evaluación de proyectos, historial de cambios y evidencias de trabajo</w:t>
+            </w:r>
+          </w:p>
+        </w:tc>
+      </w:tr>
+      <w:tr>
+        <w:tc>
+          <w:tcPr>
+            <w:tcW w:w="3960" w:type="dxa"/>
+          </w:tcPr>
+          <w:p>
+            <w:pPr>
+              <w:pStyle w:val="Compact"/>
+              <w:rPr>
+                <w:sz w:val="22"/>
+                <w:szCs w:val="22"/>
+                <w:lang w:val="es-ES"/>
+              </w:rPr>
+            </w:pPr>
+            <w:r>
+              <w:rPr>
+                <w:b/>
+                <w:bCs/>
+                <w:sz w:val="22"/>
+                <w:szCs w:val="22"/>
+                <w:lang w:val="es-ES"/>
+              </w:rPr>
+              <w:t xml:space="preserve">Uso responsable de IA en VS </w:t>
+            </w:r>
+            <w:proofErr w:type="spellStart"/>
+            <w:r>
+              <w:rPr>
+                <w:b/>
+                <w:bCs/>
+                <w:sz w:val="22"/>
+                <w:szCs w:val="22"/>
+                <w:lang w:val="es-ES"/>
+              </w:rPr>
+              <w:t>Code</w:t>
+            </w:r>
+            <w:proofErr w:type="spellEnd"/>
+          </w:p>
+        </w:tc>
+        <w:tc>
+          <w:tcPr>
+            <w:tcW w:w="3960" w:type="dxa"/>
+          </w:tcPr>
+          <w:p>
+            <w:pPr>
+              <w:pStyle w:val="Compact"/>
+              <w:rPr>
+                <w:sz w:val="22"/>
+                <w:szCs w:val="22"/>
+                <w:lang w:val="es-ES"/>
+              </w:rPr>
+            </w:pPr>
+            <w:r>
+              <w:rPr>
+                <w:b/>
+                <w:bCs/>
+                <w:sz w:val="22"/>
+                <w:szCs w:val="22"/>
+                <w:lang w:val="es-ES"/>
+              </w:rPr>
+              <w:t xml:space="preserve">Revisión de </w:t>
+            </w:r>
+            <w:proofErr w:type="spellStart"/>
+            <w:r>
+              <w:rPr>
+                <w:b/>
+                <w:bCs/>
+                <w:sz w:val="22"/>
+                <w:szCs w:val="22"/>
+                <w:lang w:val="es-ES"/>
+              </w:rPr>
+              <w:t>prompts</w:t>
+            </w:r>
+            <w:proofErr w:type="spellEnd"/>
+            <w:r>
+              <w:rPr>
+                <w:b/>
+                <w:bCs/>
+                <w:sz w:val="22"/>
+                <w:szCs w:val="22"/>
+                <w:lang w:val="es-ES"/>
+              </w:rPr>
+              <w:t>, contrastación de resultados y justificación de correcciones</w:t>
+            </w:r>
+          </w:p>
+        </w:tc>
+      </w:tr>
+      <w:tr>
+        <w:tc>
+          <w:tcPr>
+            <w:tcW w:w="3960" w:type="dxa"/>
+          </w:tcPr>
+          <w:p>
+            <w:pPr>
+              <w:pStyle w:val="Compact"/>
+              <w:rPr>
+                <w:sz w:val="22"/>
+                <w:szCs w:val="22"/>
+                <w:lang w:val="es-ES"/>
+              </w:rPr>
+            </w:pPr>
+            <w:r>
+              <w:rPr>
+                <w:b/>
+                <w:bCs/>
+                <w:sz w:val="22"/>
+                <w:szCs w:val="22"/>
+                <w:lang w:val="es-ES"/>
+              </w:rPr>
+              <w:t>Comprensión del recorrido de la información en red</w:t>
+            </w:r>
+          </w:p>
+        </w:tc>
+        <w:tc>
+          <w:tcPr>
+            <w:tcW w:w="3960" w:type="dxa"/>
+          </w:tcPr>
+          <w:p>
+            <w:pPr>
+              <w:pStyle w:val="Compact"/>
+              <w:rPr>
+                <w:sz w:val="22"/>
+                <w:szCs w:val="22"/>
+                <w:lang w:val="es-ES"/>
+              </w:rPr>
+            </w:pPr>
+            <w:r>
+              <w:rPr>
+                <w:b/>
+                <w:bCs/>
+                <w:sz w:val="22"/>
+                <w:szCs w:val="22"/>
+                <w:lang w:val="es-ES"/>
+              </w:rPr>
+              <w:t>Informes técnicos, prácticas de laboratorio y proyecto grupal de redes</w:t>
+            </w:r>
+          </w:p>
+        </w:tc>
+      </w:tr>
+    </w:tbl>
+    <w:p>
+      <w:pPr>
+        <w:rPr>
+          <w:b/>
+          <w:i/>
+          <w:lang w:val="es-ES"/>
+        </w:rPr>
+      </w:pPr>
+    </w:p>
+    <w:p/>
+    <w:p/>
+    <w:p>
+      <w:pPr>
+        <w:pStyle w:val="Ttulo1"/>
+        <w:rPr>
+          <w:b/>
+        </w:rPr>
+      </w:pPr>
+      <w:r>
+        <w:rPr>
+          <w:b/>
+        </w:rPr>
+        <w:lastRenderedPageBreak/>
+        <w:t>EJE Nº 1: Herramientas colaborativas y sistema de control de versiones (VCS)</w:t>
+      </w:r>
+    </w:p>
+    <w:p/>
+    <w:p>
+      <w:pPr>
+        <w:pStyle w:val="Ttulo2"/>
+      </w:pPr>
+      <w:r>
+        <w:t>OBJETIVOS ESPECÍFICOS:</w:t>
+      </w:r>
+    </w:p>
+    <w:p>
+      <w:pPr>
+        <w:pStyle w:val="Prrafodelista"/>
+        <w:numPr>
+          <w:ilvl w:val="1"/>
+          <w:numId w:val="1"/>
+        </w:numPr>
+      </w:pPr>
+      <w:r>
+        <w:t>Incorporar como práctica habitual el uso de herramientas colaborativas institucionales para la organización del trabajo.</w:t>
+      </w:r>
+    </w:p>
+    <w:p>
+      <w:pPr>
+        <w:pStyle w:val="Prrafodelista"/>
+        <w:numPr>
+          <w:ilvl w:val="1"/>
+          <w:numId w:val="1"/>
+        </w:numPr>
+      </w:pPr>
+      <w:r>
+        <w:t xml:space="preserve">Utilizar </w:t>
+      </w:r>
+      <w:proofErr w:type="spellStart"/>
+      <w:r>
+        <w:t>Git</w:t>
+      </w:r>
+      <w:proofErr w:type="spellEnd"/>
+      <w:r>
+        <w:t xml:space="preserve"> y </w:t>
+      </w:r>
+      <w:proofErr w:type="spellStart"/>
+      <w:r>
+        <w:t>GitHub</w:t>
+      </w:r>
+      <w:proofErr w:type="spellEnd"/>
+      <w:r>
+        <w:t xml:space="preserve"> para la gestión básica de proyectos de software.</w:t>
+      </w:r>
+    </w:p>
+    <w:p>
+      <w:pPr>
+        <w:pStyle w:val="Prrafodelista"/>
+        <w:numPr>
+          <w:ilvl w:val="1"/>
+          <w:numId w:val="1"/>
+        </w:numPr>
+      </w:pPr>
+      <w:r>
+        <w:t xml:space="preserve">Aplicar prácticas de documentación técnica, control de sintaxis y uso de lenguaje </w:t>
+      </w:r>
+      <w:proofErr w:type="spellStart"/>
+      <w:r>
+        <w:t>Markdown</w:t>
+      </w:r>
+      <w:proofErr w:type="spellEnd"/>
+      <w:r>
+        <w:t>.</w:t>
+      </w:r>
+    </w:p>
+    <w:p>
+      <w:pPr>
+        <w:pStyle w:val="Prrafodelista"/>
+        <w:numPr>
+          <w:ilvl w:val="1"/>
+          <w:numId w:val="1"/>
+        </w:numPr>
+      </w:pPr>
+      <w:r>
+        <w:t xml:space="preserve">Introducir el uso de IA desde Visual Studio </w:t>
+      </w:r>
+      <w:proofErr w:type="spellStart"/>
+      <w:r>
+        <w:t>Code</w:t>
+      </w:r>
+      <w:proofErr w:type="spellEnd"/>
+      <w:r>
+        <w:t xml:space="preserve"> para asistir tareas simples de codificación, documentación y </w:t>
+      </w:r>
+      <w:proofErr w:type="spellStart"/>
+      <w:r>
+        <w:t>testing</w:t>
+      </w:r>
+      <w:proofErr w:type="spellEnd"/>
+      <w:r>
+        <w:t xml:space="preserve"> inicial.</w:t>
+      </w:r>
+    </w:p>
+    <w:p>
+      <w:pPr>
+        <w:pStyle w:val="Ttulo2"/>
+      </w:pPr>
+      <w:r>
+        <w:t>CONTENIDOS / APRENDIZAJES</w:t>
+      </w:r>
+    </w:p>
+    <w:tbl>
+      <w:tblPr>
+        <w:tblStyle w:val="Table"/>
+        <w:tblW w:w="5000" w:type="pct"/>
+        <w:tblBorders>
+          <w:top w:val="single" w:sz="4" w:space="0" w:color="auto"/>
+          <w:left w:val="single" w:sz="4" w:space="0" w:color="auto"/>
+          <w:bottom w:val="single" w:sz="4" w:space="0" w:color="auto"/>
+          <w:right w:val="single" w:sz="4" w:space="0" w:color="auto"/>
+          <w:insideH w:val="single" w:sz="4" w:space="0" w:color="auto"/>
+          <w:insideV w:val="single" w:sz="4" w:space="0" w:color="auto"/>
+        </w:tblBorders>
+        <w:tblLayout w:type="fixed"/>
+        <w:tblLook w:val="0020" w:firstRow="1" w:lastRow="0" w:firstColumn="0" w:lastColumn="0" w:noHBand="0" w:noVBand="0"/>
+      </w:tblPr>
+      <w:tblGrid>
+        <w:gridCol w:w="2550"/>
+        <w:gridCol w:w="2549"/>
+        <w:gridCol w:w="4133"/>
+        <w:gridCol w:w="3078"/>
+        <w:gridCol w:w="3078"/>
+      </w:tblGrid>
+      <w:tr>
+        <w:trPr>
+          <w:cnfStyle w:val="100000000000" w:firstRow="1" w:lastRow="0" w:firstColumn="0" w:lastColumn="0" w:oddVBand="0" w:evenVBand="0" w:oddHBand="0" w:evenHBand="0" w:firstRowFirstColumn="0" w:firstRowLastColumn="0" w:lastRowFirstColumn="0" w:lastRowLastColumn="0"/>
+          <w:tblHeader/>
+        </w:trPr>
+        <w:tc>
+          <w:tcPr>
+            <w:tcW w:w="2551" w:type="dxa"/>
+            <w:tcBorders>
+              <w:bottom w:val="none" w:sz="0" w:space="0" w:color="auto"/>
+            </w:tcBorders>
+          </w:tcPr>
+          <w:p>
+            <w:pPr>
+              <w:pStyle w:val="Compact"/>
+            </w:pPr>
+            <w:r>
+              <w:t xml:space="preserve">EJE Nº 1: </w:t>
+            </w:r>
+            <w:proofErr w:type="spellStart"/>
+            <w:r>
+              <w:t>Temas</w:t>
+            </w:r>
+            <w:proofErr w:type="spellEnd"/>
+          </w:p>
+        </w:tc>
+        <w:tc>
+          <w:tcPr>
+            <w:tcW w:w="2549" w:type="dxa"/>
+            <w:tcBorders>
+              <w:bottom w:val="none" w:sz="0" w:space="0" w:color="auto"/>
+            </w:tcBorders>
+          </w:tcPr>
+          <w:p>
+            <w:pPr>
+              <w:pStyle w:val="Compact"/>
+            </w:pPr>
+            <w:r>
+              <w:t>TEMPORALIDAD</w:t>
+            </w:r>
+          </w:p>
+        </w:tc>
+        <w:tc>
+          <w:tcPr>
+            <w:tcW w:w="4132" w:type="dxa"/>
+            <w:tcBorders>
+              <w:bottom w:val="none" w:sz="0" w:space="0" w:color="auto"/>
+            </w:tcBorders>
+          </w:tcPr>
+          <w:p>
+            <w:pPr>
+              <w:pStyle w:val="Compact"/>
+            </w:pPr>
+            <w:r>
+              <w:t>ACTIVIDADES/ESTRATEGÍAS</w:t>
+            </w:r>
+          </w:p>
+        </w:tc>
+        <w:tc>
+          <w:tcPr>
+            <w:tcW w:w="3078" w:type="dxa"/>
+            <w:tcBorders>
+              <w:bottom w:val="none" w:sz="0" w:space="0" w:color="auto"/>
+            </w:tcBorders>
+          </w:tcPr>
+          <w:p>
+            <w:pPr>
+              <w:pStyle w:val="Compact"/>
+            </w:pPr>
+            <w:r>
+              <w:t>RECURSOS</w:t>
+            </w:r>
+          </w:p>
+        </w:tc>
+        <w:tc>
+          <w:tcPr>
+            <w:tcW w:w="3078" w:type="dxa"/>
+            <w:tcBorders>
+              <w:bottom w:val="none" w:sz="0" w:space="0" w:color="auto"/>
+            </w:tcBorders>
+          </w:tcPr>
+          <w:p>
+            <w:pPr>
+              <w:pStyle w:val="Compact"/>
+            </w:pPr>
+            <w:r>
+              <w:t>EVALUACIÓN</w:t>
+            </w:r>
+          </w:p>
+        </w:tc>
+      </w:tr>
+      <w:tr>
+        <w:tc>
+          <w:tcPr>
+            <w:tcW w:w="2551" w:type="dxa"/>
+          </w:tcPr>
+          <w:p>
+            <w:pPr>
+              <w:pStyle w:val="Compact"/>
+              <w:rPr>
+                <w:lang w:val="es-ES"/>
+              </w:rPr>
+            </w:pPr>
+            <w:r>
+              <w:rPr>
+                <w:b/>
+                <w:bCs/>
+                <w:lang w:val="es-ES"/>
+              </w:rPr>
+              <w:t>Colaboración y gestión de proyectos en equipo</w:t>
+            </w:r>
+          </w:p>
+        </w:tc>
+        <w:tc>
+          <w:tcPr>
+            <w:tcW w:w="2547" w:type="dxa"/>
+          </w:tcPr>
+          <w:p>
+            <w:pPr>
+              <w:pStyle w:val="Compact"/>
+              <w:rPr>
+                <w:lang w:val="es-ES"/>
+              </w:rPr>
+            </w:pPr>
+            <w:r>
+              <w:rPr>
+                <w:b/>
+                <w:bCs/>
+                <w:lang w:val="es-ES"/>
+              </w:rPr>
+              <w:t>4 clases de 80 min c/u</w:t>
+            </w:r>
+          </w:p>
+        </w:tc>
+        <w:tc>
+          <w:tcPr>
+            <w:tcW w:w="4134" w:type="dxa"/>
+          </w:tcPr>
+          <w:p>
+            <w:pPr>
+              <w:pStyle w:val="Compact"/>
+              <w:rPr>
+                <w:lang w:val="es-ES"/>
+              </w:rPr>
+            </w:pPr>
+            <w:r>
+              <w:rPr>
+                <w:b/>
+                <w:bCs/>
+                <w:lang w:val="es-ES"/>
+              </w:rPr>
+              <w:t xml:space="preserve">Talleres prácticos con Drive, </w:t>
+            </w:r>
+            <w:proofErr w:type="spellStart"/>
+            <w:r>
+              <w:rPr>
+                <w:b/>
+                <w:bCs/>
+                <w:lang w:val="es-ES"/>
+              </w:rPr>
+              <w:t>Docs</w:t>
+            </w:r>
+            <w:proofErr w:type="spellEnd"/>
+            <w:r>
+              <w:rPr>
+                <w:b/>
+                <w:bCs/>
+                <w:lang w:val="es-ES"/>
+              </w:rPr>
+              <w:t xml:space="preserve"> y </w:t>
+            </w:r>
+            <w:proofErr w:type="spellStart"/>
+            <w:r>
+              <w:rPr>
+                <w:b/>
+                <w:bCs/>
+                <w:lang w:val="es-ES"/>
+              </w:rPr>
+              <w:t>Sheets</w:t>
+            </w:r>
+            <w:proofErr w:type="spellEnd"/>
+            <w:r>
+              <w:rPr>
+                <w:b/>
+                <w:bCs/>
+                <w:lang w:val="es-ES"/>
+              </w:rPr>
+              <w:t>. Organización de carpetas, archivos y evidencias.</w:t>
+            </w:r>
+          </w:p>
+        </w:tc>
+        <w:tc>
+          <w:tcPr>
+            <w:tcW w:w="3078" w:type="dxa"/>
+          </w:tcPr>
+          <w:p>
+            <w:pPr>
+              <w:pStyle w:val="Compact"/>
+              <w:rPr>
+                <w:lang w:val="es-ES"/>
+              </w:rPr>
+            </w:pPr>
+            <w:r>
+              <w:rPr>
+                <w:b/>
+                <w:bCs/>
+                <w:lang w:val="es-ES"/>
+              </w:rPr>
+              <w:t>Cuentas institucionales de Google, guías de clase, videos y ejemplos.</w:t>
+            </w:r>
+          </w:p>
+        </w:tc>
+        <w:tc>
+          <w:tcPr>
+            <w:tcW w:w="3078" w:type="dxa"/>
+          </w:tcPr>
+          <w:p>
+            <w:pPr>
+              <w:pStyle w:val="Compact"/>
+              <w:rPr>
+                <w:lang w:val="es-ES"/>
+              </w:rPr>
+            </w:pPr>
+            <w:r>
+              <w:rPr>
+                <w:b/>
+                <w:bCs/>
+                <w:lang w:val="es-ES"/>
+              </w:rPr>
+              <w:t>Evaluaciones prácticas y seguimiento de producciones.</w:t>
+            </w:r>
+          </w:p>
+        </w:tc>
+      </w:tr>
+      <w:tr>
+        <w:tc>
+          <w:tcPr>
+            <w:tcW w:w="2551" w:type="dxa"/>
+          </w:tcPr>
+          <w:p>
+            <w:pPr>
+              <w:pStyle w:val="Compact"/>
+              <w:rPr>
+                <w:lang w:val="es-ES"/>
+              </w:rPr>
+            </w:pPr>
+            <w:r>
+              <w:rPr>
+                <w:b/>
+                <w:bCs/>
+                <w:lang w:val="es-ES"/>
+              </w:rPr>
+              <w:t>Sistema de control de versiones (</w:t>
+            </w:r>
+            <w:proofErr w:type="spellStart"/>
+            <w:r>
+              <w:rPr>
+                <w:b/>
+                <w:bCs/>
+                <w:lang w:val="es-ES"/>
+              </w:rPr>
+              <w:t>Git</w:t>
+            </w:r>
+            <w:proofErr w:type="spellEnd"/>
+            <w:r>
+              <w:rPr>
+                <w:b/>
+                <w:bCs/>
+                <w:lang w:val="es-ES"/>
+              </w:rPr>
+              <w:t>)</w:t>
+            </w:r>
+          </w:p>
+        </w:tc>
+        <w:tc>
+          <w:tcPr>
+            <w:tcW w:w="2547" w:type="dxa"/>
+          </w:tcPr>
+          <w:p>
+            <w:pPr>
+              <w:pStyle w:val="Compact"/>
+              <w:rPr>
+                <w:lang w:val="es-ES"/>
+              </w:rPr>
+            </w:pPr>
+            <w:r>
+              <w:rPr>
+                <w:b/>
+                <w:bCs/>
+                <w:lang w:val="es-ES"/>
+              </w:rPr>
+              <w:t>5 clases de 80 min c/u</w:t>
+            </w:r>
+          </w:p>
+        </w:tc>
+        <w:tc>
+          <w:tcPr>
+            <w:tcW w:w="4134" w:type="dxa"/>
+          </w:tcPr>
+          <w:p>
+            <w:pPr>
+              <w:pStyle w:val="Compact"/>
+              <w:rPr>
+                <w:lang w:val="es-ES"/>
+              </w:rPr>
+            </w:pPr>
+            <w:r>
+              <w:rPr>
+                <w:b/>
+                <w:bCs/>
+                <w:lang w:val="es-ES"/>
+              </w:rPr>
+              <w:t xml:space="preserve">Prácticas guiadas de inicialización de repositorios, </w:t>
+            </w:r>
+            <w:proofErr w:type="spellStart"/>
+            <w:r>
+              <w:rPr>
+                <w:b/>
+                <w:bCs/>
+                <w:lang w:val="es-ES"/>
+              </w:rPr>
+              <w:t>commits</w:t>
+            </w:r>
+            <w:proofErr w:type="spellEnd"/>
+            <w:r>
+              <w:rPr>
+                <w:b/>
+                <w:bCs/>
+                <w:lang w:val="es-ES"/>
+              </w:rPr>
+              <w:t>, ramas y resolución básica de conflictos.</w:t>
+            </w:r>
+          </w:p>
+        </w:tc>
+        <w:tc>
+          <w:tcPr>
+            <w:tcW w:w="3078" w:type="dxa"/>
+          </w:tcPr>
+          <w:p>
+            <w:pPr>
+              <w:pStyle w:val="Compact"/>
+              <w:rPr>
+                <w:lang w:val="es-ES"/>
+              </w:rPr>
+            </w:pPr>
+            <w:r>
+              <w:rPr>
+                <w:b/>
+                <w:bCs/>
+                <w:lang w:val="es-ES"/>
+              </w:rPr>
+              <w:t>Repositorios de prueba, terminal, documentación y videos.</w:t>
+            </w:r>
+          </w:p>
+        </w:tc>
+        <w:tc>
+          <w:tcPr>
+            <w:tcW w:w="3078" w:type="dxa"/>
+          </w:tcPr>
+          <w:p>
+            <w:pPr>
+              <w:pStyle w:val="Compact"/>
+              <w:rPr>
+                <w:lang w:val="es-ES"/>
+              </w:rPr>
+            </w:pPr>
+            <w:r>
+              <w:rPr>
+                <w:b/>
+                <w:bCs/>
+                <w:lang w:val="es-ES"/>
+              </w:rPr>
+              <w:t>Evaluaciones prácticas sobre repositorios locales.</w:t>
+            </w:r>
+          </w:p>
+        </w:tc>
+      </w:tr>
+      <w:tr>
+        <w:tc>
+          <w:tcPr>
+            <w:tcW w:w="2551" w:type="dxa"/>
+          </w:tcPr>
+          <w:p>
+            <w:pPr>
+              <w:pStyle w:val="Compact"/>
+              <w:rPr>
+                <w:lang w:val="es-ES"/>
+              </w:rPr>
+            </w:pPr>
+            <w:r>
+              <w:rPr>
+                <w:b/>
+                <w:bCs/>
+                <w:lang w:val="es-ES"/>
+              </w:rPr>
+              <w:t xml:space="preserve">Plataforma de </w:t>
+            </w:r>
+            <w:proofErr w:type="spellStart"/>
+            <w:r>
+              <w:rPr>
+                <w:b/>
+                <w:bCs/>
+                <w:lang w:val="es-ES"/>
+              </w:rPr>
+              <w:t>hosting</w:t>
+            </w:r>
+            <w:proofErr w:type="spellEnd"/>
+            <w:r>
+              <w:rPr>
+                <w:b/>
+                <w:bCs/>
+                <w:lang w:val="es-ES"/>
+              </w:rPr>
+              <w:t xml:space="preserve"> de código (</w:t>
+            </w:r>
+            <w:proofErr w:type="spellStart"/>
+            <w:r>
+              <w:rPr>
+                <w:b/>
+                <w:bCs/>
+                <w:lang w:val="es-ES"/>
+              </w:rPr>
+              <w:t>GitHub</w:t>
+            </w:r>
+            <w:proofErr w:type="spellEnd"/>
+            <w:r>
+              <w:rPr>
+                <w:b/>
+                <w:bCs/>
+                <w:lang w:val="es-ES"/>
+              </w:rPr>
+              <w:t>)</w:t>
+            </w:r>
+          </w:p>
+        </w:tc>
+        <w:tc>
+          <w:tcPr>
+            <w:tcW w:w="2547" w:type="dxa"/>
+          </w:tcPr>
+          <w:p>
+            <w:pPr>
+              <w:pStyle w:val="Compact"/>
+              <w:rPr>
+                <w:lang w:val="es-ES"/>
+              </w:rPr>
+            </w:pPr>
+            <w:r>
+              <w:rPr>
+                <w:b/>
+                <w:bCs/>
+                <w:lang w:val="es-ES"/>
+              </w:rPr>
+              <w:t>4 clases de 80 min c/u</w:t>
+            </w:r>
+          </w:p>
+        </w:tc>
+        <w:tc>
+          <w:tcPr>
+            <w:tcW w:w="4134" w:type="dxa"/>
+          </w:tcPr>
+          <w:p>
+            <w:pPr>
+              <w:pStyle w:val="Compact"/>
+              <w:rPr>
+                <w:lang w:val="es-ES"/>
+              </w:rPr>
+            </w:pPr>
+            <w:r>
+              <w:rPr>
+                <w:b/>
+                <w:bCs/>
+                <w:lang w:val="es-ES"/>
+              </w:rPr>
+              <w:t>Actividades de colaboración remota, sincronización y entregas por repositorio.</w:t>
+            </w:r>
+          </w:p>
+        </w:tc>
+        <w:tc>
+          <w:tcPr>
+            <w:tcW w:w="3078" w:type="dxa"/>
+          </w:tcPr>
+          <w:p>
+            <w:pPr>
+              <w:pStyle w:val="Compact"/>
+              <w:rPr>
+                <w:lang w:val="es-ES"/>
+              </w:rPr>
+            </w:pPr>
+            <w:proofErr w:type="spellStart"/>
+            <w:r>
+              <w:rPr>
+                <w:b/>
+                <w:bCs/>
+                <w:lang w:val="es-ES"/>
+              </w:rPr>
+              <w:t>GitHub</w:t>
+            </w:r>
+            <w:proofErr w:type="spellEnd"/>
+            <w:r>
+              <w:rPr>
+                <w:b/>
+                <w:bCs/>
+                <w:lang w:val="es-ES"/>
+              </w:rPr>
+              <w:t>, ejemplos de código y documentación técnica.</w:t>
+            </w:r>
+          </w:p>
+        </w:tc>
+        <w:tc>
+          <w:tcPr>
+            <w:tcW w:w="3078" w:type="dxa"/>
+          </w:tcPr>
+          <w:p>
+            <w:pPr>
+              <w:pStyle w:val="Compact"/>
+              <w:rPr>
+                <w:lang w:val="es-ES"/>
+              </w:rPr>
+            </w:pPr>
+            <w:r>
+              <w:rPr>
+                <w:b/>
+                <w:bCs/>
+                <w:lang w:val="es-ES"/>
+              </w:rPr>
+              <w:t>Evaluaciones prácticas sobre repositorios remotos.</w:t>
+            </w:r>
+          </w:p>
+        </w:tc>
+      </w:tr>
+      <w:tr>
+        <w:tc>
+          <w:tcPr>
+            <w:tcW w:w="2551" w:type="dxa"/>
+          </w:tcPr>
+          <w:p>
+            <w:pPr>
+              <w:pStyle w:val="Compact"/>
+              <w:rPr>
+                <w:lang w:val="es-ES"/>
+              </w:rPr>
+            </w:pPr>
+            <w:r>
+              <w:rPr>
+                <w:b/>
+                <w:bCs/>
+                <w:lang w:val="es-ES"/>
+              </w:rPr>
+              <w:t xml:space="preserve">Documentación técnica, estilo y </w:t>
+            </w:r>
+            <w:proofErr w:type="spellStart"/>
+            <w:r>
+              <w:rPr>
+                <w:b/>
+                <w:bCs/>
+                <w:lang w:val="es-ES"/>
+              </w:rPr>
+              <w:t>Markdown</w:t>
+            </w:r>
+            <w:proofErr w:type="spellEnd"/>
+          </w:p>
+        </w:tc>
+        <w:tc>
+          <w:tcPr>
+            <w:tcW w:w="2547" w:type="dxa"/>
+          </w:tcPr>
+          <w:p>
+            <w:pPr>
+              <w:pStyle w:val="Compact"/>
+              <w:rPr>
+                <w:lang w:val="es-ES"/>
+              </w:rPr>
+            </w:pPr>
+            <w:r>
+              <w:rPr>
+                <w:b/>
+                <w:bCs/>
+                <w:lang w:val="es-ES"/>
+              </w:rPr>
+              <w:t>2 clases de 80 min c/u</w:t>
+            </w:r>
+          </w:p>
+        </w:tc>
+        <w:tc>
+          <w:tcPr>
+            <w:tcW w:w="4134" w:type="dxa"/>
+          </w:tcPr>
+          <w:p>
+            <w:pPr>
+              <w:pStyle w:val="Compact"/>
+              <w:rPr>
+                <w:lang w:val="es-ES"/>
+              </w:rPr>
+            </w:pPr>
+            <w:r>
+              <w:rPr>
+                <w:b/>
+                <w:bCs/>
+                <w:lang w:val="es-ES"/>
+              </w:rPr>
+              <w:t>Producción de apuntes, README, bitácoras y consignas con formato técnico.</w:t>
+            </w:r>
+          </w:p>
+        </w:tc>
+        <w:tc>
+          <w:tcPr>
+            <w:tcW w:w="3078" w:type="dxa"/>
+          </w:tcPr>
+          <w:p>
+            <w:pPr>
+              <w:pStyle w:val="Compact"/>
+              <w:rPr>
+                <w:lang w:val="es-ES"/>
+              </w:rPr>
+            </w:pPr>
+            <w:r>
+              <w:rPr>
+                <w:b/>
+                <w:bCs/>
+                <w:lang w:val="es-ES"/>
+              </w:rPr>
+              <w:t xml:space="preserve">Archivos </w:t>
+            </w:r>
+            <w:proofErr w:type="spellStart"/>
+            <w:r>
+              <w:rPr>
+                <w:b/>
+                <w:bCs/>
+                <w:lang w:val="es-ES"/>
+              </w:rPr>
+              <w:t>Markdown</w:t>
+            </w:r>
+            <w:proofErr w:type="spellEnd"/>
+            <w:r>
+              <w:rPr>
+                <w:b/>
+                <w:bCs/>
+                <w:lang w:val="es-ES"/>
+              </w:rPr>
+              <w:t>, editores de texto y ejemplos de documentación.</w:t>
+            </w:r>
+          </w:p>
+        </w:tc>
+        <w:tc>
+          <w:tcPr>
+            <w:tcW w:w="3078" w:type="dxa"/>
+          </w:tcPr>
+          <w:p>
+            <w:pPr>
+              <w:pStyle w:val="Compact"/>
+              <w:rPr>
+                <w:lang w:val="es-ES"/>
+              </w:rPr>
+            </w:pPr>
+            <w:r>
+              <w:rPr>
+                <w:b/>
+                <w:bCs/>
+                <w:lang w:val="es-ES"/>
+              </w:rPr>
+              <w:t>Evaluación de documentación y evidencias presentadas.</w:t>
+            </w:r>
+          </w:p>
+        </w:tc>
+      </w:tr>
+      <w:tr>
+        <w:tc>
+          <w:tcPr>
+            <w:tcW w:w="2551" w:type="dxa"/>
+          </w:tcPr>
+          <w:p>
+            <w:pPr>
+              <w:pStyle w:val="Compact"/>
+              <w:rPr>
+                <w:lang w:val="es-ES"/>
+              </w:rPr>
+            </w:pPr>
+            <w:r>
+              <w:rPr>
+                <w:b/>
+                <w:bCs/>
+                <w:lang w:val="es-ES"/>
+              </w:rPr>
+              <w:t xml:space="preserve">IA en VS </w:t>
+            </w:r>
+            <w:proofErr w:type="spellStart"/>
+            <w:r>
+              <w:rPr>
+                <w:b/>
+                <w:bCs/>
+                <w:lang w:val="es-ES"/>
+              </w:rPr>
+              <w:t>Code</w:t>
+            </w:r>
+            <w:proofErr w:type="spellEnd"/>
+            <w:r>
+              <w:rPr>
+                <w:b/>
+                <w:bCs/>
+                <w:lang w:val="es-ES"/>
+              </w:rPr>
+              <w:t xml:space="preserve"> para codificación y </w:t>
+            </w:r>
+            <w:proofErr w:type="spellStart"/>
+            <w:r>
+              <w:rPr>
+                <w:b/>
+                <w:bCs/>
+                <w:lang w:val="es-ES"/>
+              </w:rPr>
+              <w:t>testing</w:t>
+            </w:r>
+            <w:proofErr w:type="spellEnd"/>
+            <w:r>
+              <w:rPr>
+                <w:b/>
+                <w:bCs/>
+                <w:lang w:val="es-ES"/>
+              </w:rPr>
+              <w:t xml:space="preserve"> básico</w:t>
+            </w:r>
+          </w:p>
+        </w:tc>
+        <w:tc>
+          <w:tcPr>
+            <w:tcW w:w="2547" w:type="dxa"/>
+          </w:tcPr>
+          <w:p>
+            <w:pPr>
+              <w:pStyle w:val="Compact"/>
+              <w:rPr>
+                <w:lang w:val="es-ES"/>
+              </w:rPr>
+            </w:pPr>
+            <w:r>
+              <w:rPr>
+                <w:b/>
+                <w:bCs/>
+                <w:lang w:val="es-ES"/>
+              </w:rPr>
+              <w:t>3 clases de 80 min c/u</w:t>
+            </w:r>
+          </w:p>
+        </w:tc>
+        <w:tc>
+          <w:tcPr>
+            <w:tcW w:w="4134" w:type="dxa"/>
+          </w:tcPr>
+          <w:p>
+            <w:pPr>
+              <w:pStyle w:val="Compact"/>
+              <w:rPr>
+                <w:lang w:val="es-ES"/>
+              </w:rPr>
+            </w:pPr>
+            <w:r>
+              <w:rPr>
+                <w:b/>
+                <w:bCs/>
+                <w:lang w:val="es-ES"/>
+              </w:rPr>
+              <w:t xml:space="preserve">Prácticas de redacción de </w:t>
+            </w:r>
+            <w:proofErr w:type="spellStart"/>
+            <w:r>
+              <w:rPr>
+                <w:b/>
+                <w:bCs/>
+                <w:lang w:val="es-ES"/>
+              </w:rPr>
+              <w:t>prompts</w:t>
+            </w:r>
+            <w:proofErr w:type="spellEnd"/>
+            <w:r>
+              <w:rPr>
+                <w:b/>
+                <w:bCs/>
+                <w:lang w:val="es-ES"/>
+              </w:rPr>
+              <w:t>, generación asistida de código simple, explicación de errores, sugerencia de casos de prueba y revisión humana de resultados.</w:t>
+            </w:r>
+          </w:p>
+        </w:tc>
+        <w:tc>
+          <w:tcPr>
+            <w:tcW w:w="3078" w:type="dxa"/>
+          </w:tcPr>
+          <w:p>
+            <w:pPr>
+              <w:pStyle w:val="Compact"/>
+              <w:rPr>
+                <w:lang w:val="es-ES"/>
+              </w:rPr>
+            </w:pPr>
+            <w:r>
+              <w:rPr>
+                <w:b/>
+                <w:bCs/>
+                <w:lang w:val="es-ES"/>
+              </w:rPr>
+              <w:t xml:space="preserve">Visual Studio </w:t>
+            </w:r>
+            <w:proofErr w:type="spellStart"/>
+            <w:r>
+              <w:rPr>
+                <w:b/>
+                <w:bCs/>
+                <w:lang w:val="es-ES"/>
+              </w:rPr>
+              <w:t>Code</w:t>
+            </w:r>
+            <w:proofErr w:type="spellEnd"/>
+            <w:r>
+              <w:rPr>
+                <w:b/>
+                <w:bCs/>
+                <w:lang w:val="es-ES"/>
+              </w:rPr>
+              <w:t xml:space="preserve">, extensiones o asistentes disponibles, ejemplos de </w:t>
+            </w:r>
+            <w:proofErr w:type="spellStart"/>
+            <w:r>
+              <w:rPr>
+                <w:b/>
+                <w:bCs/>
+                <w:lang w:val="es-ES"/>
+              </w:rPr>
+              <w:t>prompts</w:t>
+            </w:r>
+            <w:proofErr w:type="spellEnd"/>
+            <w:r>
+              <w:rPr>
+                <w:b/>
+                <w:bCs/>
+                <w:lang w:val="es-ES"/>
+              </w:rPr>
+              <w:t xml:space="preserve"> y ejercicios breves.</w:t>
+            </w:r>
+          </w:p>
+        </w:tc>
+        <w:tc>
+          <w:tcPr>
+            <w:tcW w:w="3078" w:type="dxa"/>
+          </w:tcPr>
+          <w:p>
+            <w:pPr>
+              <w:pStyle w:val="Compact"/>
+              <w:rPr>
+                <w:lang w:val="es-ES"/>
+              </w:rPr>
+            </w:pPr>
+            <w:r>
+              <w:rPr>
+                <w:b/>
+                <w:bCs/>
+                <w:lang w:val="es-ES"/>
+              </w:rPr>
+              <w:t xml:space="preserve">Registro de </w:t>
+            </w:r>
+            <w:proofErr w:type="spellStart"/>
+            <w:r>
+              <w:rPr>
+                <w:b/>
+                <w:bCs/>
+                <w:lang w:val="es-ES"/>
+              </w:rPr>
+              <w:t>prompts</w:t>
+            </w:r>
+            <w:proofErr w:type="spellEnd"/>
+            <w:r>
+              <w:rPr>
+                <w:b/>
+                <w:bCs/>
+                <w:lang w:val="es-ES"/>
+              </w:rPr>
+              <w:t xml:space="preserve"> utilizados, correcciones realizadas y reflexión sobre uso responsable.</w:t>
+            </w:r>
+          </w:p>
+        </w:tc>
+      </w:tr>
+    </w:tbl>
+    <w:p>
+      <w:pPr>
+        <w:rPr>
+          <w:lang w:val="es-ES"/>
+        </w:rPr>
+      </w:pPr>
+    </w:p>
+    <w:p/>
+    <w:p>
+      <w:pPr>
+        <w:pStyle w:val="Ttulo2"/>
+        <w:spacing w:after="240"/>
+      </w:pPr>
+      <w:r>
+        <w:lastRenderedPageBreak/>
+        <w:t>Actividades teórico-prácticas:</w:t>
+      </w:r>
+    </w:p>
+    <w:p>
+      <w:r>
+        <w:rPr>
+          <w:rStyle w:val="Ttulo3Car"/>
+        </w:rPr>
+        <w:t>Taller de colaboración digital:</w:t>
+      </w:r>
+      <w:r>
+        <w:t xml:space="preserve"> Los estudiantes organizarán carpetas, documentos y planillas compartidas para registrar sus avances durante el año, sosteniendo criterios comunes de nomenclatura, versiones y evidencias.</w:t>
+      </w:r>
+    </w:p>
+    <w:p>
+      <w:r>
+        <w:rPr>
+          <w:rStyle w:val="Ttulo3Car"/>
+        </w:rPr>
+        <w:t xml:space="preserve">Taller de </w:t>
+      </w:r>
+      <w:proofErr w:type="spellStart"/>
+      <w:r>
+        <w:rPr>
+          <w:rStyle w:val="Ttulo3Car"/>
+        </w:rPr>
+        <w:t>Git</w:t>
+      </w:r>
+      <w:proofErr w:type="spellEnd"/>
+      <w:r>
+        <w:rPr>
+          <w:rStyle w:val="Ttulo3Car"/>
+        </w:rPr>
+        <w:t xml:space="preserve"> y </w:t>
+      </w:r>
+      <w:proofErr w:type="spellStart"/>
+      <w:r>
+        <w:rPr>
+          <w:rStyle w:val="Ttulo3Car"/>
+        </w:rPr>
+        <w:t>GitHub</w:t>
+      </w:r>
+      <w:proofErr w:type="spellEnd"/>
+      <w:r>
+        <w:rPr>
+          <w:rStyle w:val="Ttulo3Car"/>
+        </w:rPr>
         <w:t>:</w:t>
       </w:r>
+      <w:r>
+        <w:t xml:space="preserve"> Los estudiantes trabajarán sobre repositorios de prueba para registrar cambios, crear ramas, fusionar aportes y resolver conflictos sencillos, fortaleciendo la lógica de trabajo colaborativo.</w:t>
+      </w:r>
+    </w:p>
+    <w:p>
+      <w:r>
+        <w:rPr>
+          <w:rStyle w:val="Ttulo3Car"/>
+        </w:rPr>
+        <w:t xml:space="preserve">Documentación técnica en </w:t>
+      </w:r>
+      <w:proofErr w:type="spellStart"/>
+      <w:r>
+        <w:rPr>
+          <w:rStyle w:val="Ttulo3Car"/>
+        </w:rPr>
+        <w:t>Markdown</w:t>
+      </w:r>
+      <w:proofErr w:type="spellEnd"/>
+      <w:r>
+        <w:rPr>
+          <w:rStyle w:val="Ttulo3Car"/>
+        </w:rPr>
+        <w:t>:</w:t>
+      </w:r>
+      <w:r>
+        <w:t xml:space="preserve"> Se desarrollarán prácticas de redacción de README, consignas, informes cortos y bitácoras de trabajo utilizando </w:t>
+      </w:r>
+      <w:proofErr w:type="spellStart"/>
+      <w:r>
+        <w:t>Markdown</w:t>
+      </w:r>
+      <w:proofErr w:type="spellEnd"/>
+      <w:r>
+        <w:t xml:space="preserve"> como formato habitual de documentación.</w:t>
+      </w:r>
+    </w:p>
+    <w:p>
+      <w:r>
+        <w:rPr>
+          <w:rStyle w:val="Ttulo3Car"/>
+        </w:rPr>
+        <w:t xml:space="preserve">Uso inicial de IA en VS </w:t>
+      </w:r>
+      <w:proofErr w:type="spellStart"/>
+      <w:r>
+        <w:rPr>
+          <w:rStyle w:val="Ttulo3Car"/>
+        </w:rPr>
+        <w:t>Code</w:t>
+      </w:r>
+      <w:proofErr w:type="spellEnd"/>
+      <w:r>
+        <w:rPr>
+          <w:rStyle w:val="Ttulo3Car"/>
+        </w:rPr>
+        <w:t>:</w:t>
+      </w:r>
+      <w:r>
+        <w:t xml:space="preserve"> Se realizarán ejercicios en los que los estudiantes utilizarán asistentes integrados al editor para pedir explicaciones sobre código, proponer mejoras simples y bosquejar casos de prueba, verificando luego manualmente la validez de lo generado.</w:t>
+      </w:r>
+    </w:p>
+    <w:p>
+      <w:pPr>
+        <w:pStyle w:val="Ttulo1"/>
+        <w:rPr>
+          <w:b/>
+          <w:lang w:val="es-ES"/>
+        </w:rPr>
+      </w:pPr>
+      <w:r>
+        <w:rPr>
+          <w:b/>
+          <w:lang w:val="es-ES"/>
+        </w:rPr>
+        <w:t>EJE Nº 2: Redes de datos</w:t>
+      </w:r>
+      <w:bookmarkStart w:id="0" w:name="_GoBack"/>
+      <w:bookmarkEnd w:id="0"/>
+    </w:p>
+    <w:p>
+      <w:pPr>
+        <w:rPr>
+          <w:lang w:val="es-ES"/>
+        </w:rPr>
+      </w:pPr>
+    </w:p>
+    <w:p>
+      <w:pPr>
+        <w:pStyle w:val="Ttulo2"/>
+        <w:rPr>
+          <w:lang w:val="es-ES"/>
+        </w:rPr>
+      </w:pPr>
+      <w:r>
+        <w:rPr>
+          <w:lang w:val="es-ES"/>
+        </w:rPr>
+        <w:t>OBJETIVOS ESPECÍFICOS:</w:t>
+      </w:r>
+    </w:p>
+    <w:p>
+      <w:pPr>
+        <w:pStyle w:val="Compact"/>
+        <w:numPr>
+          <w:ilvl w:val="0"/>
+          <w:numId w:val="4"/>
+        </w:numPr>
+        <w:rPr>
+          <w:lang w:val="es-ES"/>
+        </w:rPr>
+      </w:pPr>
+      <w:r>
+        <w:rPr>
+          <w:lang w:val="es-ES"/>
+        </w:rPr>
+        <w:t>Comprender los principios básicos de las redes de conmutación de paquetes y la arquitectura general de Internet.</w:t>
+      </w:r>
+    </w:p>
+    <w:p>
+      <w:pPr>
+        <w:pStyle w:val="Compact"/>
+        <w:numPr>
+          <w:ilvl w:val="0"/>
+          <w:numId w:val="4"/>
+        </w:numPr>
+        <w:rPr>
+          <w:lang w:val="es-ES"/>
+        </w:rPr>
+      </w:pPr>
+      <w:r>
+        <w:rPr>
+          <w:lang w:val="es-ES"/>
+        </w:rPr>
+        <w:t>Reconocer el papel del medio físico, la identificación de host, la capa IP, el transporte y los protocolos de aplicación en la comunicación entre equipos.</w:t>
+      </w:r>
+    </w:p>
+    <w:p>
+      <w:pPr>
+        <w:pStyle w:val="Compact"/>
+        <w:numPr>
+          <w:ilvl w:val="0"/>
+          <w:numId w:val="4"/>
+        </w:numPr>
+        <w:rPr>
+          <w:lang w:val="es-ES"/>
+        </w:rPr>
+      </w:pPr>
+      <w:r>
+        <w:rPr>
+          <w:lang w:val="es-ES"/>
+        </w:rPr>
+        <w:t>Aplicar estos conocimientos en un proyecto integrador grupal que permita visualizar el recorrido de la información desde una aplicación de usuario hasta otra.</w:t>
+      </w:r>
+    </w:p>
+    <w:p>
+      <w:pPr>
+        <w:pStyle w:val="Compact"/>
+        <w:ind w:left="720"/>
+        <w:rPr>
+          <w:lang w:val="es-ES"/>
+        </w:rPr>
+      </w:pPr>
+    </w:p>
+    <w:p>
+      <w:pPr>
+        <w:pStyle w:val="Ttulo2"/>
+      </w:pPr>
+      <w:r>
+        <w:t>CONTENIDOS / APRENDIZAJES</w:t>
+      </w:r>
     </w:p>
     <w:p/>
+    <w:tbl>
+      <w:tblPr>
+        <w:tblStyle w:val="Table"/>
+        <w:tblW w:w="5000" w:type="pct"/>
+        <w:tblBorders>
+          <w:top w:val="single" w:sz="4" w:space="0" w:color="auto"/>
+          <w:left w:val="single" w:sz="4" w:space="0" w:color="auto"/>
+          <w:bottom w:val="single" w:sz="4" w:space="0" w:color="auto"/>
+          <w:right w:val="single" w:sz="4" w:space="0" w:color="auto"/>
+          <w:insideH w:val="single" w:sz="4" w:space="0" w:color="auto"/>
+          <w:insideV w:val="single" w:sz="4" w:space="0" w:color="auto"/>
+        </w:tblBorders>
+        <w:tblLayout w:type="fixed"/>
+        <w:tblLook w:val="0020" w:firstRow="1" w:lastRow="0" w:firstColumn="0" w:lastColumn="0" w:noHBand="0" w:noVBand="0"/>
+      </w:tblPr>
+      <w:tblGrid>
+        <w:gridCol w:w="3397"/>
+        <w:gridCol w:w="1134"/>
+        <w:gridCol w:w="4395"/>
+        <w:gridCol w:w="3384"/>
+        <w:gridCol w:w="3078"/>
+      </w:tblGrid>
+      <w:tr>
+        <w:trPr>
+          <w:cnfStyle w:val="100000000000" w:firstRow="1" w:lastRow="0" w:firstColumn="0" w:lastColumn="0" w:oddVBand="0" w:evenVBand="0" w:oddHBand="0" w:evenHBand="0" w:firstRowFirstColumn="0" w:firstRowLastColumn="0" w:lastRowFirstColumn="0" w:lastRowLastColumn="0"/>
+          <w:tblHeader/>
+        </w:trPr>
+        <w:tc>
+          <w:tcPr>
+            <w:tcW w:w="3397" w:type="dxa"/>
+            <w:tcBorders>
+              <w:bottom w:val="none" w:sz="0" w:space="0" w:color="auto"/>
+            </w:tcBorders>
+          </w:tcPr>
+          <w:p>
+            <w:pPr>
+              <w:pStyle w:val="Compact"/>
+            </w:pPr>
+            <w:r>
+              <w:t xml:space="preserve">EJE Nº 2: </w:t>
+            </w:r>
+            <w:proofErr w:type="spellStart"/>
+            <w:r>
+              <w:t>Temas</w:t>
+            </w:r>
+            <w:proofErr w:type="spellEnd"/>
+          </w:p>
+        </w:tc>
+        <w:tc>
+          <w:tcPr>
+            <w:tcW w:w="1134" w:type="dxa"/>
+            <w:tcBorders>
+              <w:bottom w:val="none" w:sz="0" w:space="0" w:color="auto"/>
+            </w:tcBorders>
+          </w:tcPr>
+          <w:p>
+            <w:pPr>
+              <w:pStyle w:val="Compact"/>
+            </w:pPr>
+            <w:r>
+              <w:t>TEMPORALIDAD</w:t>
+            </w:r>
+          </w:p>
+        </w:tc>
+        <w:tc>
+          <w:tcPr>
+            <w:tcW w:w="4395" w:type="dxa"/>
+            <w:tcBorders>
+              <w:bottom w:val="none" w:sz="0" w:space="0" w:color="auto"/>
+            </w:tcBorders>
+          </w:tcPr>
+          <w:p>
+            <w:pPr>
+              <w:pStyle w:val="Compact"/>
+            </w:pPr>
+            <w:r>
+              <w:t>ACTIVIDADES/ESTRATEGÍAS</w:t>
+            </w:r>
+          </w:p>
+        </w:tc>
+        <w:tc>
+          <w:tcPr>
+            <w:tcW w:w="3384" w:type="dxa"/>
+            <w:tcBorders>
+              <w:bottom w:val="none" w:sz="0" w:space="0" w:color="auto"/>
+            </w:tcBorders>
+          </w:tcPr>
+          <w:p>
+            <w:pPr>
+              <w:pStyle w:val="Compact"/>
+            </w:pPr>
+            <w:r>
+              <w:t>RECURSOS</w:t>
+            </w:r>
+          </w:p>
+        </w:tc>
+        <w:tc>
+          <w:tcPr>
+            <w:tcW w:w="3078" w:type="dxa"/>
+            <w:tcBorders>
+              <w:bottom w:val="none" w:sz="0" w:space="0" w:color="auto"/>
+            </w:tcBorders>
+          </w:tcPr>
+          <w:p>
+            <w:pPr>
+              <w:pStyle w:val="Compact"/>
+            </w:pPr>
+            <w:r>
+              <w:t>EVALUACIÓN</w:t>
+            </w:r>
+          </w:p>
+        </w:tc>
+      </w:tr>
+      <w:tr>
+        <w:tc>
+          <w:tcPr>
+            <w:tcW w:w="3397" w:type="dxa"/>
+          </w:tcPr>
+          <w:p>
+            <w:pPr>
+              <w:pStyle w:val="Compact"/>
+              <w:rPr>
+                <w:lang w:val="es-ES"/>
+              </w:rPr>
+            </w:pPr>
+            <w:r>
+              <w:rPr>
+                <w:b/>
+                <w:bCs/>
+                <w:lang w:val="es-ES"/>
+              </w:rPr>
+              <w:t>Conectividad, direccionamiento e identificación en red</w:t>
+            </w:r>
+          </w:p>
+        </w:tc>
+        <w:tc>
+          <w:tcPr>
+            <w:tcW w:w="1134" w:type="dxa"/>
+          </w:tcPr>
+          <w:p>
+            <w:pPr>
+              <w:pStyle w:val="Compact"/>
+              <w:rPr>
+                <w:lang w:val="es-ES"/>
+              </w:rPr>
+            </w:pPr>
+            <w:r>
+              <w:rPr>
+                <w:b/>
+                <w:bCs/>
+                <w:lang w:val="es-ES"/>
+              </w:rPr>
+              <w:t>6 clases de 80 min c/u</w:t>
+            </w:r>
+          </w:p>
+        </w:tc>
+        <w:tc>
+          <w:tcPr>
+            <w:tcW w:w="4395" w:type="dxa"/>
+          </w:tcPr>
+          <w:p>
+            <w:pPr>
+              <w:pStyle w:val="Compact"/>
+              <w:rPr>
+                <w:lang w:val="es-ES"/>
+              </w:rPr>
+            </w:pPr>
+            <w:r>
+              <w:rPr>
+                <w:b/>
+                <w:bCs/>
+                <w:lang w:val="es-ES"/>
+              </w:rPr>
+              <w:t>Clases teórico-prácticas sobre medio físico, topologías básicas, IP, MAC, ARP y conectividad entre equipos.</w:t>
+            </w:r>
+          </w:p>
+        </w:tc>
+        <w:tc>
+          <w:tcPr>
+            <w:tcW w:w="3384" w:type="dxa"/>
+          </w:tcPr>
+          <w:p>
+            <w:pPr>
+              <w:pStyle w:val="Compact"/>
+              <w:rPr>
+                <w:lang w:val="es-ES"/>
+              </w:rPr>
+            </w:pPr>
+            <w:r>
+              <w:rPr>
+                <w:b/>
+                <w:bCs/>
+                <w:lang w:val="es-ES"/>
+              </w:rPr>
+              <w:t>Presentaciones, laboratorio informático, cableado, comandos de sistema y videos.</w:t>
+            </w:r>
+          </w:p>
+        </w:tc>
+        <w:tc>
+          <w:tcPr>
+            <w:tcW w:w="3078" w:type="dxa"/>
+          </w:tcPr>
+          <w:p>
+            <w:pPr>
+              <w:pStyle w:val="Compact"/>
+              <w:rPr>
+                <w:lang w:val="es-ES"/>
+              </w:rPr>
+            </w:pPr>
+            <w:r>
+              <w:rPr>
+                <w:b/>
+                <w:bCs/>
+                <w:lang w:val="es-ES"/>
+              </w:rPr>
+              <w:t>Pruebas escritas breves y prácticas de laboratorio.</w:t>
+            </w:r>
+          </w:p>
+        </w:tc>
+      </w:tr>
+      <w:tr>
+        <w:tc>
+          <w:tcPr>
+            <w:tcW w:w="3397" w:type="dxa"/>
+          </w:tcPr>
+          <w:p>
+            <w:pPr>
+              <w:pStyle w:val="Compact"/>
+              <w:rPr>
+                <w:lang w:val="es-ES"/>
+              </w:rPr>
+            </w:pPr>
+            <w:r>
+              <w:rPr>
+                <w:b/>
+                <w:bCs/>
+                <w:lang w:val="es-ES"/>
+              </w:rPr>
+              <w:lastRenderedPageBreak/>
+              <w:t>Pila de protocolos TCP/IP y proyecto integrador “Cómo viaja la información”</w:t>
+            </w:r>
+          </w:p>
+        </w:tc>
+        <w:tc>
+          <w:tcPr>
+            <w:tcW w:w="1134" w:type="dxa"/>
+          </w:tcPr>
+          <w:p>
+            <w:pPr>
+              <w:pStyle w:val="Compact"/>
+              <w:rPr>
+                <w:lang w:val="es-ES"/>
+              </w:rPr>
+            </w:pPr>
+            <w:r>
+              <w:rPr>
+                <w:b/>
+                <w:bCs/>
+                <w:lang w:val="es-ES"/>
+              </w:rPr>
+              <w:t>14 clases de 80 min c/u</w:t>
+            </w:r>
+          </w:p>
+        </w:tc>
+        <w:tc>
+          <w:tcPr>
+            <w:tcW w:w="4395" w:type="dxa"/>
+          </w:tcPr>
+          <w:p>
+            <w:pPr>
+              <w:pStyle w:val="Compact"/>
+              <w:rPr>
+                <w:lang w:val="es-ES"/>
+              </w:rPr>
+            </w:pPr>
+            <w:r>
+              <w:rPr>
+                <w:b/>
+                <w:bCs/>
+                <w:lang w:val="es-ES"/>
+              </w:rPr>
+              <w:t>Laboratorios, trabajo grupal, análisis de tráfico, prácticas cliente/servidor y visita técnica vinculada al proyecto.</w:t>
+            </w:r>
+          </w:p>
+        </w:tc>
+        <w:tc>
+          <w:tcPr>
+            <w:tcW w:w="3384" w:type="dxa"/>
+          </w:tcPr>
+          <w:p>
+            <w:pPr>
+              <w:pStyle w:val="Compact"/>
+              <w:rPr>
+                <w:lang w:val="es-ES"/>
+              </w:rPr>
+            </w:pPr>
+            <w:r>
+              <w:rPr>
+                <w:b/>
+                <w:bCs/>
+                <w:lang w:val="es-ES"/>
+              </w:rPr>
+              <w:t xml:space="preserve">Equipos del laboratorio, Visual Studio </w:t>
+            </w:r>
+            <w:proofErr w:type="spellStart"/>
+            <w:r>
+              <w:rPr>
+                <w:b/>
+                <w:bCs/>
+                <w:lang w:val="es-ES"/>
+              </w:rPr>
+              <w:t>Code</w:t>
+            </w:r>
+            <w:proofErr w:type="spellEnd"/>
+            <w:r>
+              <w:rPr>
+                <w:b/>
+                <w:bCs/>
+                <w:lang w:val="es-ES"/>
+              </w:rPr>
+              <w:t xml:space="preserve">, Live Server, </w:t>
+            </w:r>
+            <w:proofErr w:type="spellStart"/>
+            <w:r>
+              <w:rPr>
+                <w:b/>
+                <w:bCs/>
+                <w:lang w:val="es-ES"/>
+              </w:rPr>
+              <w:t>Wireshark</w:t>
+            </w:r>
+            <w:proofErr w:type="spellEnd"/>
+            <w:r>
+              <w:rPr>
+                <w:b/>
+                <w:bCs/>
+                <w:lang w:val="es-ES"/>
+              </w:rPr>
+              <w:t>, simuladores y guías de trabajo.</w:t>
+            </w:r>
+          </w:p>
+        </w:tc>
+        <w:tc>
+          <w:tcPr>
+            <w:tcW w:w="3078" w:type="dxa"/>
+          </w:tcPr>
+          <w:p>
+            <w:pPr>
+              <w:pStyle w:val="Compact"/>
+              <w:rPr>
+                <w:lang w:val="es-ES"/>
+              </w:rPr>
+            </w:pPr>
+            <w:r>
+              <w:rPr>
+                <w:b/>
+                <w:bCs/>
+                <w:lang w:val="es-ES"/>
+              </w:rPr>
+              <w:t>Evaluación del proyecto grupal, informe técnico, exposición y evidencias de laboratorio.</w:t>
+            </w:r>
+          </w:p>
+        </w:tc>
+      </w:tr>
+    </w:tbl>
+    <w:p>
+      <w:pPr>
+        <w:rPr>
+          <w:lang w:val="es-ES"/>
+        </w:rPr>
+      </w:pPr>
+    </w:p>
+    <w:p>
+      <w:pPr>
+        <w:pStyle w:val="Ttulo1"/>
+      </w:pPr>
+      <w:r>
+        <w:t>Proyecto integrador: “Cómo viaja la información”</w:t>
+      </w:r>
+    </w:p>
+    <w:p/>
+    <w:p>
+      <w:r>
+        <w:t>El eje se organizará alrededor de un único proyecto anual/grupal orientado a comprender, de manera básica y aplicada, cómo se transmite la información desde una aplicación de usuario hasta otra. El proyecto quedará diseñado para su posterior implementación en grupos de 5 estudiantes y contemplará la siguiente secuencia conceptual y práctica:</w:t>
+      </w:r>
+    </w:p>
+    <w:p>
+      <w:pPr>
+        <w:pStyle w:val="Prrafodelista"/>
+        <w:numPr>
+          <w:ilvl w:val="1"/>
+          <w:numId w:val="9"/>
+        </w:numPr>
+      </w:pPr>
+      <w:r>
+        <w:t>Medio físico y conexión entre equipos: reconocimiento del soporte material de la comunicación, conexión entre dos equipos y verificación inicial de enlace.</w:t>
+      </w:r>
+    </w:p>
+    <w:p>
+      <w:pPr>
+        <w:pStyle w:val="Prrafodelista"/>
+        <w:numPr>
+          <w:ilvl w:val="1"/>
+          <w:numId w:val="9"/>
+        </w:numPr>
+      </w:pPr>
+      <w:r>
+        <w:t xml:space="preserve">Identificación de host y capa IP: configuración de IP fija, reconocimiento de MAC, uso de </w:t>
+      </w:r>
+      <w:proofErr w:type="spellStart"/>
+      <w:r>
+        <w:t>ipconfig</w:t>
+      </w:r>
+      <w:proofErr w:type="spellEnd"/>
+      <w:r>
+        <w:t>, ping y observación de conectividad.</w:t>
+      </w:r>
+    </w:p>
+    <w:p>
+      <w:pPr>
+        <w:pStyle w:val="Prrafodelista"/>
+        <w:numPr>
+          <w:ilvl w:val="1"/>
+          <w:numId w:val="9"/>
+        </w:numPr>
+      </w:pPr>
+      <w:r>
+        <w:t>Protocolo de transporte: introducción básica a TCP y UDP, puertos y diferencias entre transporte confiable y no confiable.</w:t>
+      </w:r>
+    </w:p>
+    <w:p>
+      <w:pPr>
+        <w:pStyle w:val="Prrafodelista"/>
+        <w:numPr>
+          <w:ilvl w:val="1"/>
+          <w:numId w:val="9"/>
+        </w:numPr>
+      </w:pPr>
+      <w:r>
+        <w:t>Protocolo de aplicación: interpretación inicial de protocolos de aplicación, especialmente HTTP, en contextos simples.</w:t>
+      </w:r>
+    </w:p>
+    <w:p>
+      <w:pPr>
+        <w:pStyle w:val="Prrafodelista"/>
+        <w:numPr>
+          <w:ilvl w:val="1"/>
+          <w:numId w:val="9"/>
+        </w:numPr>
+      </w:pPr>
+      <w:r>
+        <w:t>Aplicación de usuario cliente/servidor: puesta en marcha de una aplicación sencilla servida localmente, acceso desde otro equipo y análisis de lo observado.</w:t>
+      </w:r>
+    </w:p>
+    <w:p>
+      <w:pPr>
+        <w:pStyle w:val="Ttulo3"/>
+      </w:pPr>
+      <w:r>
+        <w:t>Secuencia sugerida de prácticas del proyecto:</w:t>
+      </w:r>
+    </w:p>
+    <w:p/>
+    <w:p>
+      <w:pPr>
+        <w:pStyle w:val="Prrafodelista"/>
+        <w:numPr>
+          <w:ilvl w:val="1"/>
+          <w:numId w:val="9"/>
+        </w:numPr>
+      </w:pPr>
+      <w:r>
+        <w:t>Configuración manual de red entre equipos y prueba de conectividad.</w:t>
+      </w:r>
+    </w:p>
+    <w:p>
+      <w:pPr>
+        <w:pStyle w:val="Prrafodelista"/>
+        <w:numPr>
+          <w:ilvl w:val="1"/>
+          <w:numId w:val="9"/>
+        </w:numPr>
+      </w:pPr>
+      <w:r>
+        <w:t>Identificación de IP y MAC en cada equipo.</w:t>
+      </w:r>
+    </w:p>
+    <w:p>
+      <w:pPr>
+        <w:pStyle w:val="Prrafodelista"/>
+        <w:numPr>
+          <w:ilvl w:val="1"/>
+          <w:numId w:val="9"/>
+        </w:numPr>
+      </w:pPr>
+      <w:r>
+        <w:t>Uso de ping para verificar comunicación.</w:t>
+      </w:r>
+    </w:p>
+    <w:p>
+      <w:pPr>
+        <w:pStyle w:val="Prrafodelista"/>
+        <w:numPr>
+          <w:ilvl w:val="1"/>
+          <w:numId w:val="9"/>
+        </w:numPr>
+      </w:pPr>
+      <w:r>
+        <w:t>Puesta en marcha de un servidor local simple con Live Server u otra herramienta equivalente.</w:t>
+      </w:r>
+    </w:p>
+    <w:p>
+      <w:pPr>
+        <w:pStyle w:val="Prrafodelista"/>
+        <w:numPr>
+          <w:ilvl w:val="1"/>
+          <w:numId w:val="9"/>
+        </w:numPr>
+      </w:pPr>
+      <w:r>
+        <w:t>Acceso desde otro equipo como cliente.</w:t>
+      </w:r>
+    </w:p>
+    <w:p>
+      <w:pPr>
+        <w:pStyle w:val="Prrafodelista"/>
+        <w:numPr>
+          <w:ilvl w:val="1"/>
+          <w:numId w:val="9"/>
+        </w:numPr>
+      </w:pPr>
+      <w:r>
+        <w:t xml:space="preserve">Observación básica del tráfico con </w:t>
+      </w:r>
+      <w:proofErr w:type="spellStart"/>
+      <w:r>
+        <w:t>Wireshark</w:t>
+      </w:r>
+      <w:proofErr w:type="spellEnd"/>
+      <w:r>
+        <w:t xml:space="preserve"> para reconocer ARP, ICMP y HTTP.</w:t>
+      </w:r>
+    </w:p>
+    <w:p>
+      <w:pPr>
+        <w:pStyle w:val="Prrafodelista"/>
+        <w:numPr>
+          <w:ilvl w:val="1"/>
+          <w:numId w:val="9"/>
+        </w:numPr>
+      </w:pPr>
+      <w:r>
+        <w:t>Producción de un informe técnico que explique el recorrido de la información en lenguaje accesible y con vocabulario técnico inicial.</w:t>
+      </w:r>
+    </w:p>
+    <w:p>
+      <w:pPr>
+        <w:pStyle w:val="Ttulo3"/>
+      </w:pPr>
+      <w:r>
+        <w:lastRenderedPageBreak/>
+        <w:t>Visita educativa / actividad institucional vinculada al eje:</w:t>
+      </w:r>
+    </w:p>
+    <w:p/>
+    <w:p>
+      <w:r>
+        <w:t>Se propone una visita técnica a un proveedor local o regional de servicios de Internet, preferentemente un ISP con presencia en la zona de Corral de Bustos, para observar aspectos vinculados con infraestructura, provisión del servicio, asignación de IP, monitoreo, soporte técnico y resolución de incidentes. La visita se integrará pedagógicamente al proyecto de redes mediante tres momentos:</w:t>
+      </w:r>
+    </w:p>
+    <w:p>
+      <w:pPr>
+        <w:pStyle w:val="Prrafodelista"/>
+        <w:numPr>
+          <w:ilvl w:val="0"/>
+          <w:numId w:val="11"/>
+        </w:numPr>
+      </w:pPr>
+      <w:r>
+        <w:t>Antes de la visita: formulación de preguntas guía y anticipación de conceptos a observar.</w:t>
+      </w:r>
+    </w:p>
+    <w:p>
+      <w:pPr>
+        <w:pStyle w:val="Prrafodelista"/>
+        <w:numPr>
+          <w:ilvl w:val="0"/>
+          <w:numId w:val="11"/>
+        </w:numPr>
+      </w:pPr>
+      <w:r>
+        <w:t>Durante la visita: registro de información técnica, roles de trabajo y relación con los contenidos del eje.</w:t>
+      </w:r>
+    </w:p>
+    <w:p>
+      <w:pPr>
+        <w:pStyle w:val="Prrafodelista"/>
+        <w:numPr>
+          <w:ilvl w:val="0"/>
+          <w:numId w:val="11"/>
+        </w:numPr>
+      </w:pPr>
+      <w:r>
+        <w:t>Después de la visita: elaboración de un informe grupal que vincule lo observado con TCP/IP, transporte de datos, servicios al usuario y funcionamiento general de Internet.</w:t>
+      </w:r>
+    </w:p>
+    <w:p>
+      <w:pPr>
+        <w:pStyle w:val="Ttulo1"/>
+      </w:pPr>
+      <w:r>
+        <w:t>EJE Nº 3: TESTING QA</w:t>
+      </w:r>
+    </w:p>
+    <w:p/>
+    <w:p>
+      <w:pPr>
+        <w:pStyle w:val="Ttulo2"/>
+        <w:spacing w:after="240"/>
+      </w:pPr>
+      <w:r>
+        <w:t>OBJETIVOS ESPECÍFICOS:</w:t>
+      </w:r>
+    </w:p>
+    <w:p>
+      <w:pPr>
+        <w:pStyle w:val="Prrafodelista"/>
+        <w:numPr>
+          <w:ilvl w:val="0"/>
+          <w:numId w:val="14"/>
+        </w:numPr>
+        <w:spacing w:after="0" w:line="360" w:lineRule="auto"/>
+      </w:pPr>
+      <w:r>
+        <w:t>Explorar las etapas del ciclo de vida del desarrollo de software (SDLC).</w:t>
+      </w:r>
+    </w:p>
+    <w:p>
+      <w:pPr>
+        <w:pStyle w:val="Prrafodelista"/>
+        <w:numPr>
+          <w:ilvl w:val="0"/>
+          <w:numId w:val="14"/>
+        </w:numPr>
+        <w:spacing w:after="0" w:line="360" w:lineRule="auto"/>
+      </w:pPr>
+      <w:r>
+        <w:t xml:space="preserve">Explorar las etapas del ciclo de vida del </w:t>
+      </w:r>
+      <w:proofErr w:type="spellStart"/>
+      <w:r>
+        <w:t>testing</w:t>
+      </w:r>
+      <w:proofErr w:type="spellEnd"/>
+      <w:r>
+        <w:t xml:space="preserve"> de software (STLC).</w:t>
+      </w:r>
+    </w:p>
+    <w:p>
+      <w:pPr>
+        <w:pStyle w:val="Prrafodelista"/>
+        <w:numPr>
+          <w:ilvl w:val="0"/>
+          <w:numId w:val="14"/>
+        </w:numPr>
+        <w:spacing w:after="0" w:line="360" w:lineRule="auto"/>
+      </w:pPr>
+      <w:r>
+        <w:t xml:space="preserve">Aplicar técnicas de </w:t>
+      </w:r>
+      <w:proofErr w:type="spellStart"/>
+      <w:r>
+        <w:t>testing</w:t>
+      </w:r>
+      <w:proofErr w:type="spellEnd"/>
+      <w:r>
+        <w:t>, depuración y diseño de casos de prueba en proyectos de desarrollo.</w:t>
+      </w:r>
+    </w:p>
+    <w:p>
+      <w:pPr>
+        <w:pStyle w:val="Prrafodelista"/>
+        <w:numPr>
+          <w:ilvl w:val="0"/>
+          <w:numId w:val="14"/>
+        </w:numPr>
+        <w:spacing w:after="0" w:line="360" w:lineRule="auto"/>
+      </w:pPr>
+      <w:r>
+        <w:t xml:space="preserve">Integrar IA en VS </w:t>
+      </w:r>
+      <w:proofErr w:type="spellStart"/>
+      <w:r>
+        <w:t>Code</w:t>
+      </w:r>
+      <w:proofErr w:type="spellEnd"/>
+      <w:r>
+        <w:t xml:space="preserve"> como apoyo para </w:t>
+      </w:r>
+      <w:proofErr w:type="spellStart"/>
+      <w:r>
+        <w:t>testing</w:t>
+      </w:r>
+      <w:proofErr w:type="spellEnd"/>
+      <w:r>
+        <w:t xml:space="preserve"> básico, sin resignar análisis crítico ni validación humana.</w:t>
+      </w:r>
+    </w:p>
+    <w:p>
+      <w:pPr>
+        <w:pStyle w:val="Ttulo2"/>
+      </w:pPr>
+      <w:r>
+        <w:t>CONTENIDOS / APRENDIZAJES</w:t>
+      </w:r>
+    </w:p>
+    <w:p/>
+    <w:tbl>
+      <w:tblPr>
+        <w:tblStyle w:val="Table"/>
+        <w:tblW w:w="5000" w:type="pct"/>
+        <w:tblBorders>
+          <w:top w:val="single" w:sz="4" w:space="0" w:color="auto"/>
+          <w:left w:val="single" w:sz="4" w:space="0" w:color="auto"/>
+          <w:bottom w:val="single" w:sz="4" w:space="0" w:color="auto"/>
+          <w:right w:val="single" w:sz="4" w:space="0" w:color="auto"/>
+          <w:insideH w:val="single" w:sz="4" w:space="0" w:color="auto"/>
+          <w:insideV w:val="single" w:sz="4" w:space="0" w:color="auto"/>
+        </w:tblBorders>
+        <w:tblLayout w:type="fixed"/>
+        <w:tblLook w:val="0020" w:firstRow="1" w:lastRow="0" w:firstColumn="0" w:lastColumn="0" w:noHBand="0" w:noVBand="0"/>
+      </w:tblPr>
+      <w:tblGrid>
+        <w:gridCol w:w="3077"/>
+        <w:gridCol w:w="1880"/>
+        <w:gridCol w:w="4275"/>
+        <w:gridCol w:w="3078"/>
+        <w:gridCol w:w="3078"/>
+      </w:tblGrid>
+      <w:tr>
+        <w:trPr>
+          <w:cnfStyle w:val="100000000000" w:firstRow="1" w:lastRow="0" w:firstColumn="0" w:lastColumn="0" w:oddVBand="0" w:evenVBand="0" w:oddHBand="0" w:evenHBand="0" w:firstRowFirstColumn="0" w:firstRowLastColumn="0" w:lastRowFirstColumn="0" w:lastRowLastColumn="0"/>
+          <w:tblHeader/>
+        </w:trPr>
+        <w:tc>
+          <w:tcPr>
+            <w:tcW w:w="3077" w:type="dxa"/>
+            <w:tcBorders>
+              <w:bottom w:val="none" w:sz="0" w:space="0" w:color="auto"/>
+            </w:tcBorders>
+          </w:tcPr>
+          <w:p>
+            <w:pPr>
+              <w:pStyle w:val="Compact"/>
+            </w:pPr>
+            <w:r>
+              <w:t xml:space="preserve">EJE Nº 3: </w:t>
+            </w:r>
+            <w:proofErr w:type="spellStart"/>
+            <w:r>
+              <w:t>Temas</w:t>
+            </w:r>
+            <w:proofErr w:type="spellEnd"/>
+          </w:p>
+        </w:tc>
+        <w:tc>
+          <w:tcPr>
+            <w:tcW w:w="1880" w:type="dxa"/>
+            <w:tcBorders>
+              <w:bottom w:val="none" w:sz="0" w:space="0" w:color="auto"/>
+            </w:tcBorders>
+          </w:tcPr>
+          <w:p>
+            <w:pPr>
+              <w:pStyle w:val="Compact"/>
+            </w:pPr>
+            <w:r>
+              <w:t>TEMPORALIDAD</w:t>
+            </w:r>
+          </w:p>
+        </w:tc>
+        <w:tc>
+          <w:tcPr>
+            <w:tcW w:w="4275" w:type="dxa"/>
+            <w:tcBorders>
+              <w:bottom w:val="none" w:sz="0" w:space="0" w:color="auto"/>
+            </w:tcBorders>
+          </w:tcPr>
+          <w:p>
+            <w:pPr>
+              <w:pStyle w:val="Compact"/>
+            </w:pPr>
+            <w:r>
+              <w:t>ACTIVIDADES/ESTRATEGÍAS</w:t>
+            </w:r>
+          </w:p>
+        </w:tc>
+        <w:tc>
+          <w:tcPr>
+            <w:tcW w:w="3078" w:type="dxa"/>
+            <w:tcBorders>
+              <w:bottom w:val="none" w:sz="0" w:space="0" w:color="auto"/>
+            </w:tcBorders>
+          </w:tcPr>
+          <w:p>
+            <w:pPr>
+              <w:pStyle w:val="Compact"/>
+            </w:pPr>
+            <w:r>
+              <w:t>RECURSOS</w:t>
+            </w:r>
+          </w:p>
+        </w:tc>
+        <w:tc>
+          <w:tcPr>
+            <w:tcW w:w="3078" w:type="dxa"/>
+            <w:tcBorders>
+              <w:bottom w:val="none" w:sz="0" w:space="0" w:color="auto"/>
+            </w:tcBorders>
+          </w:tcPr>
+          <w:p>
+            <w:pPr>
+              <w:pStyle w:val="Compact"/>
+            </w:pPr>
+            <w:r>
+              <w:t>EVALUACIÓN</w:t>
+            </w:r>
+          </w:p>
+        </w:tc>
+      </w:tr>
+      <w:tr>
+        <w:tc>
+          <w:tcPr>
+            <w:tcW w:w="3077" w:type="dxa"/>
+          </w:tcPr>
+          <w:p>
+            <w:pPr>
+              <w:pStyle w:val="Compact"/>
+              <w:rPr>
+                <w:lang w:val="es-ES"/>
+              </w:rPr>
+            </w:pPr>
+            <w:r>
+              <w:rPr>
+                <w:b/>
+                <w:bCs/>
+                <w:lang w:val="es-ES"/>
+              </w:rPr>
+              <w:t xml:space="preserve">Ciclo de vida del software, ciclo de vida del </w:t>
+            </w:r>
+            <w:proofErr w:type="spellStart"/>
+            <w:r>
+              <w:rPr>
+                <w:b/>
+                <w:bCs/>
+                <w:lang w:val="es-ES"/>
+              </w:rPr>
+              <w:t>testing</w:t>
+            </w:r>
+            <w:proofErr w:type="spellEnd"/>
+            <w:r>
+              <w:rPr>
+                <w:b/>
+                <w:bCs/>
+                <w:lang w:val="es-ES"/>
+              </w:rPr>
+              <w:t>, tipos de prueba, evidencia y depuración</w:t>
+            </w:r>
+          </w:p>
+        </w:tc>
+        <w:tc>
+          <w:tcPr>
+            <w:tcW w:w="1880" w:type="dxa"/>
+          </w:tcPr>
+          <w:p>
+            <w:pPr>
+              <w:pStyle w:val="Compact"/>
+              <w:rPr>
+                <w:lang w:val="es-ES"/>
+              </w:rPr>
+            </w:pPr>
+            <w:r>
+              <w:rPr>
+                <w:b/>
+                <w:bCs/>
+                <w:lang w:val="es-ES"/>
+              </w:rPr>
+              <w:t>18 clases de 80 min c/u</w:t>
+            </w:r>
+          </w:p>
+        </w:tc>
+        <w:tc>
+          <w:tcPr>
+            <w:tcW w:w="4275" w:type="dxa"/>
+          </w:tcPr>
+          <w:p>
+            <w:pPr>
+              <w:pStyle w:val="Compact"/>
+              <w:rPr>
+                <w:lang w:val="es-ES"/>
+              </w:rPr>
+            </w:pPr>
+            <w:r>
+              <w:rPr>
+                <w:b/>
+                <w:bCs/>
+                <w:lang w:val="es-ES"/>
+              </w:rPr>
+              <w:t>Análisis de casos, clasificación de errores, revisión de requisitos, reporte de defectos, dos instancias de evaluación escrita y prácticas de depuración.</w:t>
+            </w:r>
+          </w:p>
+        </w:tc>
+        <w:tc>
+          <w:tcPr>
+            <w:tcW w:w="3078" w:type="dxa"/>
+          </w:tcPr>
+          <w:p>
+            <w:pPr>
+              <w:pStyle w:val="Compact"/>
+              <w:rPr>
+                <w:lang w:val="es-ES"/>
+              </w:rPr>
+            </w:pPr>
+            <w:r>
+              <w:rPr>
+                <w:b/>
+                <w:bCs/>
+                <w:lang w:val="es-ES"/>
+              </w:rPr>
+              <w:t xml:space="preserve">Casos de estudio, aplicaciones simples, navegador, intérprete de </w:t>
+            </w:r>
+            <w:proofErr w:type="spellStart"/>
+            <w:r>
+              <w:rPr>
+                <w:b/>
+                <w:bCs/>
+                <w:lang w:val="es-ES"/>
+              </w:rPr>
+              <w:t>Python</w:t>
+            </w:r>
+            <w:proofErr w:type="spellEnd"/>
+            <w:r>
+              <w:rPr>
+                <w:b/>
+                <w:bCs/>
+                <w:lang w:val="es-ES"/>
+              </w:rPr>
+              <w:t xml:space="preserve"> y material de cátedra.</w:t>
+            </w:r>
+          </w:p>
+        </w:tc>
+        <w:tc>
+          <w:tcPr>
+            <w:tcW w:w="3078" w:type="dxa"/>
+          </w:tcPr>
+          <w:p>
+            <w:pPr>
+              <w:pStyle w:val="Compact"/>
+              <w:rPr>
+                <w:lang w:val="es-ES"/>
+              </w:rPr>
+            </w:pPr>
+            <w:r>
+              <w:rPr>
+                <w:b/>
+                <w:bCs/>
+                <w:lang w:val="es-ES"/>
+              </w:rPr>
+              <w:t>Evaluaciones prácticas, pruebas escritas y análisis de casos.</w:t>
+            </w:r>
+          </w:p>
+        </w:tc>
+      </w:tr>
+      <w:tr>
+        <w:tc>
+          <w:tcPr>
+            <w:tcW w:w="3077" w:type="dxa"/>
+          </w:tcPr>
+          <w:p>
+            <w:pPr>
+              <w:pStyle w:val="Compact"/>
+            </w:pPr>
+            <w:r>
+              <w:rPr>
+                <w:b/>
+                <w:bCs/>
+              </w:rPr>
+              <w:lastRenderedPageBreak/>
+              <w:t xml:space="preserve">Testing </w:t>
+            </w:r>
+            <w:proofErr w:type="spellStart"/>
+            <w:r>
+              <w:rPr>
+                <w:b/>
+                <w:bCs/>
+              </w:rPr>
+              <w:t>automatizado</w:t>
+            </w:r>
+            <w:proofErr w:type="spellEnd"/>
+            <w:r>
+              <w:rPr>
+                <w:b/>
+                <w:bCs/>
+              </w:rPr>
+              <w:t xml:space="preserve">, </w:t>
+            </w:r>
+            <w:r>
+              <w:rPr>
+                <w:rStyle w:val="VerbatimChar"/>
+                <w:b/>
+                <w:bCs/>
+              </w:rPr>
+              <w:t>assert</w:t>
+            </w:r>
+            <w:r>
+              <w:rPr>
+                <w:b/>
+                <w:bCs/>
+              </w:rPr>
+              <w:t xml:space="preserve">, </w:t>
+            </w:r>
+            <w:proofErr w:type="spellStart"/>
+            <w:r>
+              <w:rPr>
+                <w:rStyle w:val="VerbatimChar"/>
+                <w:b/>
+                <w:bCs/>
+              </w:rPr>
+              <w:t>unittest</w:t>
+            </w:r>
+            <w:proofErr w:type="spellEnd"/>
+            <w:r>
+              <w:rPr>
+                <w:b/>
+                <w:bCs/>
+              </w:rPr>
+              <w:t xml:space="preserve">, </w:t>
+            </w:r>
+            <w:proofErr w:type="spellStart"/>
+            <w:r>
+              <w:rPr>
+                <w:rStyle w:val="VerbatimChar"/>
+                <w:b/>
+                <w:bCs/>
+              </w:rPr>
+              <w:t>pytest</w:t>
+            </w:r>
+            <w:proofErr w:type="spellEnd"/>
+            <w:r>
+              <w:rPr>
+                <w:b/>
+                <w:bCs/>
+              </w:rPr>
+              <w:t>, TDD e IA en VS Code</w:t>
+            </w:r>
+          </w:p>
+        </w:tc>
+        <w:tc>
+          <w:tcPr>
+            <w:tcW w:w="1880" w:type="dxa"/>
+          </w:tcPr>
+          <w:p>
+            <w:pPr>
+              <w:pStyle w:val="Compact"/>
+              <w:rPr>
+                <w:lang w:val="es-ES"/>
+              </w:rPr>
+            </w:pPr>
+            <w:r>
+              <w:rPr>
+                <w:b/>
+                <w:bCs/>
+                <w:lang w:val="es-ES"/>
+              </w:rPr>
+              <w:t>14 clases de 80 min c/u</w:t>
+            </w:r>
+          </w:p>
+        </w:tc>
+        <w:tc>
+          <w:tcPr>
+            <w:tcW w:w="4275" w:type="dxa"/>
+          </w:tcPr>
+          <w:p>
+            <w:pPr>
+              <w:pStyle w:val="Compact"/>
+              <w:rPr>
+                <w:lang w:val="es-ES"/>
+              </w:rPr>
+            </w:pPr>
+            <w:r>
+              <w:rPr>
+                <w:b/>
+                <w:bCs/>
+                <w:lang w:val="es-ES"/>
+              </w:rPr>
+              <w:t xml:space="preserve">Prácticas de diseño de casos de prueba, desarrollo basado en pruebas, generación inicial de </w:t>
+            </w:r>
+            <w:proofErr w:type="spellStart"/>
+            <w:r>
+              <w:rPr>
+                <w:b/>
+                <w:bCs/>
+                <w:lang w:val="es-ES"/>
+              </w:rPr>
+              <w:t>asserts</w:t>
+            </w:r>
+            <w:proofErr w:type="spellEnd"/>
+            <w:r>
+              <w:rPr>
+                <w:b/>
+                <w:bCs/>
+                <w:lang w:val="es-ES"/>
+              </w:rPr>
+              <w:t xml:space="preserve"> con IA y comparación entre pruebas manuales y asistidas.</w:t>
+            </w:r>
+          </w:p>
+        </w:tc>
+        <w:tc>
+          <w:tcPr>
+            <w:tcW w:w="3078" w:type="dxa"/>
+          </w:tcPr>
+          <w:p>
+            <w:pPr>
+              <w:pStyle w:val="Compact"/>
+              <w:rPr>
+                <w:lang w:val="es-ES"/>
+              </w:rPr>
+            </w:pPr>
+            <w:proofErr w:type="spellStart"/>
+            <w:r>
+              <w:rPr>
+                <w:b/>
+                <w:bCs/>
+                <w:lang w:val="es-ES"/>
+              </w:rPr>
+              <w:t>Python</w:t>
+            </w:r>
+            <w:proofErr w:type="spellEnd"/>
+            <w:r>
+              <w:rPr>
+                <w:b/>
+                <w:bCs/>
+                <w:lang w:val="es-ES"/>
+              </w:rPr>
+              <w:t xml:space="preserve">, Visual Studio </w:t>
+            </w:r>
+            <w:proofErr w:type="spellStart"/>
+            <w:r>
+              <w:rPr>
+                <w:b/>
+                <w:bCs/>
+                <w:lang w:val="es-ES"/>
+              </w:rPr>
+              <w:t>Code</w:t>
+            </w:r>
+            <w:proofErr w:type="spellEnd"/>
+            <w:r>
+              <w:rPr>
+                <w:b/>
+                <w:bCs/>
+                <w:lang w:val="es-ES"/>
+              </w:rPr>
+              <w:t xml:space="preserve">, herramientas de </w:t>
+            </w:r>
+            <w:proofErr w:type="spellStart"/>
+            <w:r>
+              <w:rPr>
+                <w:b/>
+                <w:bCs/>
+                <w:lang w:val="es-ES"/>
+              </w:rPr>
+              <w:t>testing</w:t>
+            </w:r>
+            <w:proofErr w:type="spellEnd"/>
+            <w:r>
+              <w:rPr>
+                <w:b/>
+                <w:bCs/>
+                <w:lang w:val="es-ES"/>
+              </w:rPr>
+              <w:t>, repositorios de ejemplo y documentación.</w:t>
+            </w:r>
+          </w:p>
+        </w:tc>
+        <w:tc>
+          <w:tcPr>
+            <w:tcW w:w="3078" w:type="dxa"/>
+          </w:tcPr>
+          <w:p>
+            <w:pPr>
+              <w:pStyle w:val="Compact"/>
+              <w:rPr>
+                <w:lang w:val="es-ES"/>
+              </w:rPr>
+            </w:pPr>
+            <w:r>
+              <w:rPr>
+                <w:b/>
+                <w:bCs/>
+                <w:lang w:val="es-ES"/>
+              </w:rPr>
+              <w:t>Evaluaciones prácticas, proyecto asociado, revisión de evidencias y justificación de decisiones.</w:t>
+            </w:r>
+          </w:p>
+        </w:tc>
+      </w:tr>
+    </w:tbl>
+    <w:p>
+      <w:pPr>
+        <w:rPr>
+          <w:lang w:val="es-ES"/>
+        </w:rPr>
+      </w:pPr>
+    </w:p>
+    <w:p>
+      <w:pPr>
+        <w:pStyle w:val="Ttulo2"/>
+      </w:pPr>
+      <w:r>
+        <w:t>Actividades teórico-prácticas:</w:t>
+      </w:r>
+    </w:p>
+    <w:p>
+      <w:r>
+        <w:rPr>
+          <w:rStyle w:val="Ttulo3Car"/>
+        </w:rPr>
+        <w:t xml:space="preserve">Simulación de ciclo de vida de software y </w:t>
+      </w:r>
+      <w:proofErr w:type="spellStart"/>
+      <w:r>
+        <w:rPr>
+          <w:rStyle w:val="Ttulo3Car"/>
+        </w:rPr>
+        <w:t>testing</w:t>
+      </w:r>
+      <w:proofErr w:type="spellEnd"/>
+      <w:r>
+        <w:rPr>
+          <w:rStyle w:val="Ttulo3Car"/>
+        </w:rPr>
+        <w:t>:</w:t>
+      </w:r>
+      <w:r>
+        <w:t xml:space="preserve"> Los estudiantes analizarán situaciones de desarrollo donde deberán distinguir etapas del SDLC y del STLC, reconociendo el rol del </w:t>
+      </w:r>
+      <w:proofErr w:type="spellStart"/>
+      <w:r>
+        <w:t>testing</w:t>
+      </w:r>
+      <w:proofErr w:type="spellEnd"/>
+      <w:r>
+        <w:t xml:space="preserve"> en cada una de ellas.</w:t>
+      </w:r>
+    </w:p>
+    <w:p>
+      <w:r>
+        <w:rPr>
+          <w:rStyle w:val="Ttulo3Car"/>
+        </w:rPr>
+        <w:t>Prácticas de depuración y reporte de errores:</w:t>
+      </w:r>
+      <w:r>
+        <w:t xml:space="preserve"> Se desarrollarán ejercicios de identificación, clasificación y corrección de fallos mediante depuración con herramientas simples, evidencia de errores y comunicación técnica de incidencias.</w:t>
+      </w:r>
+    </w:p>
+    <w:p>
+      <w:proofErr w:type="spellStart"/>
+      <w:r>
+        <w:rPr>
+          <w:rStyle w:val="Ttulo3Car"/>
+        </w:rPr>
+        <w:t>Testing</w:t>
+      </w:r>
+      <w:proofErr w:type="spellEnd"/>
+      <w:r>
+        <w:rPr>
+          <w:rStyle w:val="Ttulo3Car"/>
+        </w:rPr>
+        <w:t xml:space="preserve"> con </w:t>
+      </w:r>
+      <w:proofErr w:type="spellStart"/>
+      <w:r>
+        <w:rPr>
+          <w:rStyle w:val="Ttulo3Car"/>
+        </w:rPr>
+        <w:t>Python</w:t>
+      </w:r>
+      <w:proofErr w:type="spellEnd"/>
+      <w:r>
+        <w:rPr>
+          <w:rStyle w:val="Ttulo3Car"/>
+        </w:rPr>
+        <w:t>:</w:t>
+      </w:r>
+      <w:r>
+        <w:t xml:space="preserve"> Se introducirán </w:t>
+      </w:r>
+      <w:proofErr w:type="spellStart"/>
+      <w:r>
+        <w:t>assert</w:t>
+      </w:r>
+      <w:proofErr w:type="spellEnd"/>
+      <w:r>
+        <w:t xml:space="preserve">, </w:t>
+      </w:r>
+      <w:proofErr w:type="spellStart"/>
+      <w:r>
+        <w:t>unittest</w:t>
+      </w:r>
+      <w:proofErr w:type="spellEnd"/>
+      <w:r>
+        <w:t xml:space="preserve"> y </w:t>
+      </w:r>
+      <w:proofErr w:type="spellStart"/>
+      <w:r>
+        <w:t>pytest</w:t>
+      </w:r>
+      <w:proofErr w:type="spellEnd"/>
+      <w:r>
+        <w:t xml:space="preserve"> a través de problemas breves, priorizando la comprensión del propósito de cada prueba y la lectura de resultados.</w:t>
+      </w:r>
+    </w:p>
+    <w:p>
+      <w:r>
+        <w:rPr>
+          <w:rStyle w:val="Ttulo3Car"/>
+        </w:rPr>
+        <w:t xml:space="preserve">Introducción al TDD y uso de IA en VS </w:t>
+      </w:r>
+      <w:proofErr w:type="spellStart"/>
+      <w:r>
+        <w:rPr>
+          <w:rStyle w:val="Ttulo3Car"/>
+        </w:rPr>
+        <w:t>Code</w:t>
+      </w:r>
+      <w:proofErr w:type="spellEnd"/>
+      <w:r>
+        <w:rPr>
+          <w:rStyle w:val="Ttulo3Car"/>
+        </w:rPr>
+        <w:t>:</w:t>
+      </w:r>
+      <w:r>
+        <w:t xml:space="preserve"> Los estudiantes realizarán experiencias guiadas donde la IA podrá sugerir casos iniciales, </w:t>
+      </w:r>
+      <w:proofErr w:type="spellStart"/>
+      <w:r>
+        <w:t>asserts</w:t>
+      </w:r>
+      <w:proofErr w:type="spellEnd"/>
+      <w:r>
+        <w:t xml:space="preserve"> o explicaciones de fallos. Luego deberán contrastar, corregir y justificar manualmente los resultados obtenidos.</w:t>
+      </w:r>
+    </w:p>
+    <w:p>
+      <w:pPr>
+        <w:pStyle w:val="Ttulo2"/>
+      </w:pPr>
+    </w:p>
+    <w:p>
+      <w:pPr>
+        <w:pStyle w:val="Ttulo2"/>
+      </w:pPr>
+      <w:r>
+        <w:t>BIBLIOGRAFÍA:</w:t>
+      </w:r>
+    </w:p>
+    <w:p/>
+    <w:p>
+      <w:pPr>
+        <w:pStyle w:val="Prrafodelista"/>
+        <w:numPr>
+          <w:ilvl w:val="0"/>
+          <w:numId w:val="16"/>
+        </w:numPr>
+      </w:pPr>
+      <w:r>
+        <w:t xml:space="preserve">“Introducción al </w:t>
+      </w:r>
+      <w:proofErr w:type="spellStart"/>
+      <w:r>
+        <w:t>Testing</w:t>
+      </w:r>
+      <w:proofErr w:type="spellEnd"/>
+      <w:r>
+        <w:t xml:space="preserve"> de Software” de Paul </w:t>
+      </w:r>
+      <w:proofErr w:type="spellStart"/>
+      <w:r>
+        <w:t>Ammann</w:t>
+      </w:r>
+      <w:proofErr w:type="spellEnd"/>
+      <w:r>
+        <w:t xml:space="preserve"> y Jeff </w:t>
+      </w:r>
+      <w:proofErr w:type="spellStart"/>
+      <w:r>
+        <w:t>Offutt</w:t>
+      </w:r>
+      <w:proofErr w:type="spellEnd"/>
+      <w:r>
+        <w:t>.</w:t>
+      </w:r>
+    </w:p>
+    <w:p>
+      <w:pPr>
+        <w:pStyle w:val="Prrafodelista"/>
+        <w:numPr>
+          <w:ilvl w:val="0"/>
+          <w:numId w:val="16"/>
+        </w:numPr>
+        <w:rPr>
+          <w:lang w:val="en-US"/>
+        </w:rPr>
+      </w:pPr>
+      <w:r>
+        <w:rPr>
+          <w:lang w:val="en-US"/>
+        </w:rPr>
+        <w:t xml:space="preserve">“Principles of Software Testing” de Aditya P. </w:t>
+      </w:r>
+      <w:proofErr w:type="spellStart"/>
+      <w:r>
+        <w:rPr>
+          <w:lang w:val="en-US"/>
+        </w:rPr>
+        <w:t>Mathur</w:t>
+      </w:r>
+      <w:proofErr w:type="spellEnd"/>
+      <w:r>
+        <w:rPr>
+          <w:lang w:val="en-US"/>
+        </w:rPr>
+        <w:t>.</w:t>
+      </w:r>
+    </w:p>
+    <w:p>
+      <w:pPr>
+        <w:pStyle w:val="Prrafodelista"/>
+        <w:numPr>
+          <w:ilvl w:val="0"/>
+          <w:numId w:val="16"/>
+        </w:numPr>
+        <w:rPr>
+          <w:lang w:val="en-US"/>
+        </w:rPr>
+      </w:pPr>
+      <w:r>
+        <w:rPr>
+          <w:lang w:val="en-US"/>
+        </w:rPr>
+        <w:t xml:space="preserve">“Pro </w:t>
+      </w:r>
+      <w:proofErr w:type="spellStart"/>
+      <w:r>
+        <w:rPr>
+          <w:lang w:val="en-US"/>
+        </w:rPr>
+        <w:t>Git</w:t>
+      </w:r>
+      <w:proofErr w:type="spellEnd"/>
+      <w:r>
+        <w:rPr>
+          <w:lang w:val="en-US"/>
+        </w:rPr>
+        <w:t>” de Scott Chacon y Ben Straub.</w:t>
+      </w:r>
+    </w:p>
+    <w:p>
+      <w:pPr>
+        <w:pStyle w:val="Prrafodelista"/>
+        <w:numPr>
+          <w:ilvl w:val="0"/>
+          <w:numId w:val="16"/>
+        </w:numPr>
+        <w:rPr>
+          <w:lang w:val="en-US"/>
+        </w:rPr>
+      </w:pPr>
+      <w:r>
+        <w:rPr>
+          <w:lang w:val="en-US"/>
+        </w:rPr>
+        <w:t>“Computer Networking: A Top-Down Approach” de James Kurose y Keith Ross.</w:t>
+      </w:r>
+    </w:p>
+    <w:p>
+      <w:pPr>
+        <w:pStyle w:val="Ttulo2"/>
+        <w:rPr>
+          <w:lang w:val="en-US"/>
+        </w:rPr>
+      </w:pPr>
+    </w:p>
+    <w:p>
+      <w:pPr>
+        <w:pStyle w:val="Ttulo2"/>
+        <w:rPr>
+          <w:lang w:val="en-US"/>
+        </w:rPr>
+      </w:pPr>
+      <w:r>
+        <w:rPr>
+          <w:lang w:val="en-US"/>
+        </w:rPr>
+        <w:t>WEBGRAFÍA</w:t>
+      </w:r>
+    </w:p>
+    <w:p>
+      <w:pPr>
+        <w:pStyle w:val="Prrafodelista"/>
+        <w:numPr>
+          <w:ilvl w:val="1"/>
+          <w:numId w:val="1"/>
+        </w:numPr>
+        <w:rPr>
+          <w:lang w:val="en-US"/>
+        </w:rPr>
+      </w:pPr>
+      <w:r>
+        <w:rPr>
+          <w:lang w:val="en-US"/>
+        </w:rPr>
+        <w:t>https://git-scm.com/book/es/v2</w:t>
+      </w:r>
+    </w:p>
+    <w:p>
+      <w:pPr>
+        <w:pStyle w:val="Prrafodelista"/>
+        <w:numPr>
+          <w:ilvl w:val="1"/>
+          <w:numId w:val="1"/>
+        </w:numPr>
+        <w:rPr>
+          <w:lang w:val="en-US"/>
+        </w:rPr>
+      </w:pPr>
+      <w:r>
+        <w:rPr>
+          <w:lang w:val="en-US"/>
+        </w:rPr>
+        <w:lastRenderedPageBreak/>
+        <w:t>https://docs.pytest.org/</w:t>
+      </w:r>
+    </w:p>
+    <w:p>
+      <w:pPr>
+        <w:pStyle w:val="Prrafodelista"/>
+        <w:numPr>
+          <w:ilvl w:val="1"/>
+          <w:numId w:val="1"/>
+        </w:numPr>
+        <w:rPr>
+          <w:lang w:val="en-US"/>
+        </w:rPr>
+      </w:pPr>
+      <w:r>
+        <w:rPr>
+          <w:lang w:val="en-US"/>
+        </w:rPr>
+        <w:t>https://code.visualstudio.com/docs</w:t>
+      </w:r>
+    </w:p>
+    <w:p>
+      <w:pPr>
+        <w:pStyle w:val="Prrafodelista"/>
+        <w:numPr>
+          <w:ilvl w:val="1"/>
+          <w:numId w:val="1"/>
+        </w:numPr>
+        <w:rPr>
+          <w:lang w:val="en-US"/>
+        </w:rPr>
+      </w:pPr>
+      <w:r>
+        <w:rPr>
+          <w:lang w:val="en-US"/>
+        </w:rPr>
+        <w:t>https://www.wireshark.org/docs/</w:t>
+      </w:r>
+    </w:p>
+    <w:p>
+      <w:pPr>
+        <w:pStyle w:val="Prrafodelista"/>
+        <w:numPr>
+          <w:ilvl w:val="1"/>
+          <w:numId w:val="1"/>
+        </w:numPr>
+        <w:rPr>
+          <w:lang w:val="en-US"/>
+        </w:rPr>
+      </w:pPr>
+      <w:r>
+        <w:rPr>
+          <w:lang w:val="en-US"/>
+        </w:rPr>
+        <w:t>https://developer.mozilla.org/es/docs/Web/HTTP</w:t>
+      </w:r>
+    </w:p>
+    <w:p>
+      <w:pPr>
+        <w:rPr>
+          <w:lang w:val="en-US"/>
+        </w:rPr>
+      </w:pPr>
+    </w:p>
+    <w:p>
+      <w:pPr>
+        <w:rPr>
+          <w:lang w:val="en-US"/>
+        </w:rPr>
+      </w:pPr>
+    </w:p>
+    <w:p>
+      <w:pPr>
+        <w:rPr>
+          <w:lang w:val="en-US"/>
+        </w:rPr>
+      </w:pPr>
+    </w:p>
+    <w:p>
+      <w:pPr>
+        <w:rPr>
+          <w:lang w:val="en-US"/>
+        </w:rPr>
+      </w:pPr>
+    </w:p>
+    <w:p>
+      <w:pPr>
+        <w:rPr>
+          <w:lang w:val="en-US"/>
+        </w:rPr>
+      </w:pPr>
+    </w:p>
+    <w:p>
+      <w:pPr>
+        <w:rPr>
+          <w:lang w:val="en-US"/>
+        </w:rPr>
+      </w:pPr>
+    </w:p>
+    <w:p>
+      <w:pPr>
+        <w:rPr>
+          <w:lang w:val="en-US"/>
+        </w:rPr>
+      </w:pPr>
+    </w:p>
+    <w:p>
+      <w:pPr>
+        <w:rPr>
+          <w:lang w:val="en-US"/>
+        </w:rPr>
+      </w:pPr>
+    </w:p>
+    <w:p>
+      <w:pPr>
+        <w:rPr>
+          <w:lang w:val="en-US"/>
+        </w:rPr>
+      </w:pPr>
+    </w:p>
+    <w:p>
+      <w:pPr>
+        <w:rPr>
+          <w:lang w:val="en-US"/>
+        </w:rPr>
+      </w:pPr>
+    </w:p>
+    <w:p>
+      <w:pPr>
+        <w:rPr>
+          <w:lang w:val="en-US"/>
+        </w:rPr>
+      </w:pPr>
+    </w:p>
+    <w:p>
+      <w:pPr>
+        <w:rPr>
+          <w:lang w:val="en-US"/>
+        </w:rPr>
+      </w:pPr>
+    </w:p>
     <w:sectPr>
-      <w:headerReference w:type="default" r:id="rId8"/>
+      <w:headerReference w:type="default" r:id="rId10"/>
+      <w:footerReference w:type="default" r:id="rId11"/>
+      <w:headerReference w:type="first" r:id="rId12"/>
       <w:pgSz w:w="16838" w:h="11906" w:orient="landscape"/>
       <w:pgMar w:top="720" w:right="720" w:bottom="720" w:left="720" w:header="708" w:footer="708" w:gutter="0"/>
       <w:cols w:space="708"/>
+      <w:titlePg/>
       <w:docGrid w:linePitch="360"/>
     </w:sectPr>
   </w:body>
@@ -410,6 +4327,52 @@
 </w:endnotes>
 </file>
 
+<file path=word/footer1.xml><?xml version="1.0" encoding="utf-8"?>
+<w:ftr xmlns:wpc="http://schemas.microsoft.com/office/word/2010/wordprocessingCanvas" xmlns:mc="http://schemas.openxmlformats.org/markup-compatibility/2006" xmlns:o="urn:schemas-microsoft-com:office:office" xmlns:r="http://schemas.openxmlformats.org/officeDocument/2006/relationships" xmlns:m="http://schemas.openxmlformats.org/officeDocument/2006/math" xmlns:v="urn:schemas-microsoft-com:vml" xmlns:wp14="http://schemas.microsoft.com/office/word/2010/wordprocessingDrawing" xmlns:wp="http://schemas.openxmlformats.org/drawingml/2006/wordprocessingDrawing" xmlns:w10="urn:schemas-microsoft-com:office:word" xmlns:w="http://schemas.openxmlformats.org/wordprocessingml/2006/main" xmlns:w14="http://schemas.microsoft.com/office/word/2010/wordml" xmlns:w15="http://schemas.microsoft.com/office/word/2012/wordml" xmlns:wpg="http://schemas.microsoft.com/office/word/2010/wordprocessingGroup" xmlns:wpi="http://schemas.microsoft.com/office/word/2010/wordprocessingInk" xmlns:wne="http://schemas.microsoft.com/office/word/2006/wordml" xmlns:wps="http://schemas.microsoft.com/office/word/2010/wordprocessingShape" mc:Ignorable="w14 w15 wp14">
+  <w:sdt>
+    <w:sdtPr>
+      <w:id w:val="-1849173120"/>
+      <w:docPartObj>
+        <w:docPartGallery w:val="Page Numbers (Bottom of Page)"/>
+        <w:docPartUnique/>
+      </w:docPartObj>
+    </w:sdtPr>
+    <w:sdtContent>
+      <w:p>
+        <w:pPr>
+          <w:pStyle w:val="Piedepgina"/>
+          <w:jc w:val="right"/>
+        </w:pPr>
+        <w:r>
+          <w:fldChar w:fldCharType="begin"/>
+        </w:r>
+        <w:r>
+          <w:instrText>PAGE   \* MERGEFORMAT</w:instrText>
+        </w:r>
+        <w:r>
+          <w:fldChar w:fldCharType="separate"/>
+        </w:r>
+        <w:r>
+          <w:rPr>
+            <w:noProof/>
+            <w:lang w:val="es-ES"/>
+          </w:rPr>
+          <w:t>9</w:t>
+        </w:r>
+        <w:r>
+          <w:fldChar w:fldCharType="end"/>
+        </w:r>
+      </w:p>
+    </w:sdtContent>
+  </w:sdt>
+  <w:p>
+    <w:pPr>
+      <w:pStyle w:val="Piedepgina"/>
+    </w:pPr>
+  </w:p>
+</w:ftr>
+</file>
+
 <file path=word/footnotes.xml><?xml version="1.0" encoding="utf-8"?>
 <w:footnotes xmlns:wpc="http://schemas.microsoft.com/office/word/2010/wordprocessingCanvas" xmlns:mc="http://schemas.openxmlformats.org/markup-compatibility/2006" xmlns:o="urn:schemas-microsoft-com:office:office" xmlns:r="http://schemas.openxmlformats.org/officeDocument/2006/relationships" xmlns:m="http://schemas.openxmlformats.org/officeDocument/2006/math" xmlns:v="urn:schemas-microsoft-com:vml" xmlns:wp14="http://schemas.microsoft.com/office/word/2010/wordprocessingDrawing" xmlns:wp="http://schemas.openxmlformats.org/drawingml/2006/wordprocessingDrawing" xmlns:w10="urn:schemas-microsoft-com:office:word" xmlns:w="http://schemas.openxmlformats.org/wordprocessingml/2006/main" xmlns:w14="http://schemas.microsoft.com/office/word/2010/wordml" xmlns:w15="http://schemas.microsoft.com/office/word/2012/wordml" xmlns:wpg="http://schemas.microsoft.com/office/word/2010/wordprocessingGroup" xmlns:wpi="http://schemas.microsoft.com/office/word/2010/wordprocessingInk" xmlns:wne="http://schemas.microsoft.com/office/word/2006/wordml" xmlns:wps="http://schemas.microsoft.com/office/word/2010/wordprocessingShape" mc:Ignorable="w14 w15 wp14">
   <w:footnote w:type="separator" w:id="-1">
@@ -437,55 +4400,6 @@
 
 <file path=word/header1.xml><?xml version="1.0" encoding="utf-8"?>
 <w:hdr xmlns:wpc="http://schemas.microsoft.com/office/word/2010/wordprocessingCanvas" xmlns:mc="http://schemas.openxmlformats.org/markup-compatibility/2006" xmlns:o="urn:schemas-microsoft-com:office:office" xmlns:r="http://schemas.openxmlformats.org/officeDocument/2006/relationships" xmlns:m="http://schemas.openxmlformats.org/officeDocument/2006/math" xmlns:v="urn:schemas-microsoft-com:vml" xmlns:wp14="http://schemas.microsoft.com/office/word/2010/wordprocessingDrawing" xmlns:wp="http://schemas.openxmlformats.org/drawingml/2006/wordprocessingDrawing" xmlns:w10="urn:schemas-microsoft-com:office:word" xmlns:w="http://schemas.openxmlformats.org/wordprocessingml/2006/main" xmlns:w14="http://schemas.microsoft.com/office/word/2010/wordml" xmlns:w15="http://schemas.microsoft.com/office/word/2012/wordml" xmlns:wpg="http://schemas.microsoft.com/office/word/2010/wordprocessingGroup" xmlns:wpi="http://schemas.microsoft.com/office/word/2010/wordprocessingInk" xmlns:wne="http://schemas.microsoft.com/office/word/2006/wordml" xmlns:wps="http://schemas.microsoft.com/office/word/2010/wordprocessingShape" mc:Ignorable="w14 w15 wp14">
-  <w:p>
-    <w:pPr>
-      <w:tabs>
-        <w:tab w:val="center" w:pos="4419"/>
-        <w:tab w:val="right" w:pos="8838"/>
-      </w:tabs>
-      <w:spacing w:after="0" w:line="240" w:lineRule="auto"/>
-      <w:jc w:val="center"/>
-      <w:rPr>
-        <w:rFonts w:ascii="Calibri" w:eastAsia="Calibri" w:hAnsi="Calibri" w:cs="Times New Roman"/>
-        <w:lang w:val="es-MX"/>
-      </w:rPr>
-    </w:pPr>
-    <w:r>
-      <w:rPr>
-        <w:rFonts w:ascii="Arial" w:eastAsia="Times New Roman" w:hAnsi="Arial" w:cs="Arial"/>
-        <w:bCs/>
-        <w:color w:val="000000"/>
-        <w:sz w:val="20"/>
-        <w:szCs w:val="20"/>
-        <w:lang w:val="es-MX" w:eastAsia="es-AR"/>
-      </w:rPr>
-      <w:t xml:space="preserve">Escuela con énfasis en TIC, Sede Corral de Bustos </w:t>
-    </w:r>
-    <w:proofErr w:type="spellStart"/>
-    <w:r>
-      <w:rPr>
-        <w:rFonts w:ascii="Arial" w:eastAsia="Times New Roman" w:hAnsi="Arial" w:cs="Arial"/>
-        <w:bCs/>
-        <w:color w:val="000000"/>
-        <w:sz w:val="20"/>
-        <w:szCs w:val="20"/>
-        <w:lang w:val="es-MX" w:eastAsia="es-AR"/>
-      </w:rPr>
-      <w:t>Ifflinger</w:t>
-    </w:r>
-    <w:proofErr w:type="spellEnd"/>
-    <w:r>
-      <w:rPr>
-        <w:rFonts w:ascii="Arial" w:eastAsia="Times New Roman" w:hAnsi="Arial" w:cs="Arial"/>
-        <w:bCs/>
-        <w:color w:val="000000"/>
-        <w:sz w:val="20"/>
-        <w:szCs w:val="20"/>
-        <w:lang w:val="es-MX" w:eastAsia="es-AR"/>
-      </w:rPr>
-      <w:t>, Córdoba</w:t>
-    </w:r>
-  </w:p>
   <w:p>
     <w:pPr>
       <w:pStyle w:val="Encabezado"/>
@@ -497,6 +4411,1919 @@
     </w:pPr>
   </w:p>
 </w:hdr>
+</file>
+
+<file path=word/header2.xml><?xml version="1.0" encoding="utf-8"?>
+<w:hdr xmlns:wpc="http://schemas.microsoft.com/office/word/2010/wordprocessingCanvas" xmlns:mc="http://schemas.openxmlformats.org/markup-compatibility/2006" xmlns:o="urn:schemas-microsoft-com:office:office" xmlns:r="http://schemas.openxmlformats.org/officeDocument/2006/relationships" xmlns:m="http://schemas.openxmlformats.org/officeDocument/2006/math" xmlns:v="urn:schemas-microsoft-com:vml" xmlns:wp14="http://schemas.microsoft.com/office/word/2010/wordprocessingDrawing" xmlns:wp="http://schemas.openxmlformats.org/drawingml/2006/wordprocessingDrawing" xmlns:w10="urn:schemas-microsoft-com:office:word" xmlns:w="http://schemas.openxmlformats.org/wordprocessingml/2006/main" xmlns:w14="http://schemas.microsoft.com/office/word/2010/wordml" xmlns:w15="http://schemas.microsoft.com/office/word/2012/wordml" xmlns:wpg="http://schemas.microsoft.com/office/word/2010/wordprocessingGroup" xmlns:wpi="http://schemas.microsoft.com/office/word/2010/wordprocessingInk" xmlns:wne="http://schemas.microsoft.com/office/word/2006/wordml" xmlns:wps="http://schemas.microsoft.com/office/word/2010/wordprocessingShape" mc:Ignorable="w14 w15 wp14">
+  <w:p>
+    <w:pPr>
+      <w:tabs>
+        <w:tab w:val="center" w:pos="4419"/>
+        <w:tab w:val="right" w:pos="8838"/>
+      </w:tabs>
+      <w:spacing w:after="0" w:line="240" w:lineRule="auto"/>
+      <w:jc w:val="center"/>
+      <w:rPr>
+        <w:rFonts w:ascii="Calibri" w:eastAsia="Calibri" w:hAnsi="Calibri" w:cs="Times New Roman"/>
+        <w:lang w:val="es-MX"/>
+      </w:rPr>
+    </w:pPr>
+    <w:r>
+      <w:rPr>
+        <w:rFonts w:ascii="Arial" w:eastAsia="Times New Roman" w:hAnsi="Arial" w:cs="Arial"/>
+        <w:bCs/>
+        <w:color w:val="000000"/>
+        <w:sz w:val="20"/>
+        <w:szCs w:val="20"/>
+        <w:lang w:val="es-MX" w:eastAsia="es-AR"/>
+      </w:rPr>
+      <w:t xml:space="preserve">Escuela con énfasis en TIC, Sede Corral de Bustos </w:t>
+    </w:r>
+    <w:proofErr w:type="spellStart"/>
+    <w:r>
+      <w:rPr>
+        <w:rFonts w:ascii="Arial" w:eastAsia="Times New Roman" w:hAnsi="Arial" w:cs="Arial"/>
+        <w:bCs/>
+        <w:color w:val="000000"/>
+        <w:sz w:val="20"/>
+        <w:szCs w:val="20"/>
+        <w:lang w:val="es-MX" w:eastAsia="es-AR"/>
+      </w:rPr>
+      <w:t>Ifflinger</w:t>
+    </w:r>
+    <w:proofErr w:type="spellEnd"/>
+    <w:r>
+      <w:rPr>
+        <w:rFonts w:ascii="Arial" w:eastAsia="Times New Roman" w:hAnsi="Arial" w:cs="Arial"/>
+        <w:bCs/>
+        <w:color w:val="000000"/>
+        <w:sz w:val="20"/>
+        <w:szCs w:val="20"/>
+        <w:lang w:val="es-MX" w:eastAsia="es-AR"/>
+      </w:rPr>
+      <w:t>, Córdoba</w:t>
+    </w:r>
+  </w:p>
+  <w:p>
+    <w:pPr>
+      <w:pStyle w:val="Encabezado"/>
+      <w:rPr>
+        <w:lang w:val="es-MX"/>
+      </w:rPr>
+    </w:pPr>
+  </w:p>
+</w:hdr>
+</file>
+
+<file path=word/numbering.xml><?xml version="1.0" encoding="utf-8"?>
+<w:numbering xmlns:wpc="http://schemas.microsoft.com/office/word/2010/wordprocessingCanvas" xmlns:mc="http://schemas.openxmlformats.org/markup-compatibility/2006" xmlns:o="urn:schemas-microsoft-com:office:office" xmlns:r="http://schemas.openxmlformats.org/officeDocument/2006/relationships" xmlns:m="http://schemas.openxmlformats.org/officeDocument/2006/math" xmlns:v="urn:schemas-microsoft-com:vml" xmlns:wp14="http://schemas.microsoft.com/office/word/2010/wordprocessingDrawing" xmlns:wp="http://schemas.openxmlformats.org/drawingml/2006/wordprocessingDrawing" xmlns:w10="urn:schemas-microsoft-com:office:word" xmlns:w="http://schemas.openxmlformats.org/wordprocessingml/2006/main" xmlns:w14="http://schemas.microsoft.com/office/word/2010/wordml" xmlns:w15="http://schemas.microsoft.com/office/word/2012/wordml" xmlns:wpg="http://schemas.microsoft.com/office/word/2010/wordprocessingGroup" xmlns:wpi="http://schemas.microsoft.com/office/word/2010/wordprocessingInk" xmlns:wne="http://schemas.microsoft.com/office/word/2006/wordml" xmlns:wps="http://schemas.microsoft.com/office/word/2010/wordprocessingShape" mc:Ignorable="w14 w15 wp14">
+  <w:abstractNum w:abstractNumId="0">
+    <w:nsid w:val="0000A991"/>
+    <w:multiLevelType w:val="multilevel"/>
+    <w:tmpl w:val="C5AA7F90"/>
+    <w:lvl w:ilvl="0">
+      <w:numFmt w:val="bullet"/>
+      <w:lvlText w:val=""/>
+      <w:lvlJc w:val="left"/>
+      <w:pPr>
+        <w:ind w:left="720" w:hanging="360"/>
+      </w:pPr>
+      <w:rPr>
+        <w:rFonts w:ascii="Symbol" w:hAnsi="Symbol" w:cs="Symbol" w:hint="default"/>
+      </w:rPr>
+    </w:lvl>
+    <w:lvl w:ilvl="1">
+      <w:numFmt w:val="bullet"/>
+      <w:lvlText w:val="o"/>
+      <w:lvlJc w:val="left"/>
+      <w:pPr>
+        <w:ind w:left="1440" w:hanging="360"/>
+      </w:pPr>
+      <w:rPr>
+        <w:rFonts w:ascii="Courier New" w:hAnsi="Courier New" w:cs="Courier New" w:hint="default"/>
+      </w:rPr>
+    </w:lvl>
+    <w:lvl w:ilvl="2">
+      <w:numFmt w:val="bullet"/>
+      <w:lvlText w:val=""/>
+      <w:lvlJc w:val="left"/>
+      <w:pPr>
+        <w:ind w:left="2160" w:hanging="360"/>
+      </w:pPr>
+      <w:rPr>
+        <w:rFonts w:ascii="Wingdings" w:hAnsi="Wingdings" w:cs="Wingdings" w:hint="default"/>
+      </w:rPr>
+    </w:lvl>
+    <w:lvl w:ilvl="3">
+      <w:numFmt w:val="bullet"/>
+      <w:lvlText w:val=""/>
+      <w:lvlJc w:val="left"/>
+      <w:pPr>
+        <w:ind w:left="2880" w:hanging="360"/>
+      </w:pPr>
+      <w:rPr>
+        <w:rFonts w:ascii="Symbol" w:hAnsi="Symbol" w:cs="Symbol" w:hint="default"/>
+      </w:rPr>
+    </w:lvl>
+    <w:lvl w:ilvl="4">
+      <w:numFmt w:val="bullet"/>
+      <w:lvlText w:val="o"/>
+      <w:lvlJc w:val="left"/>
+      <w:pPr>
+        <w:ind w:left="3600" w:hanging="360"/>
+      </w:pPr>
+      <w:rPr>
+        <w:rFonts w:ascii="Courier New" w:hAnsi="Courier New" w:cs="Courier New" w:hint="default"/>
+      </w:rPr>
+    </w:lvl>
+    <w:lvl w:ilvl="5">
+      <w:numFmt w:val="bullet"/>
+      <w:lvlText w:val=""/>
+      <w:lvlJc w:val="left"/>
+      <w:pPr>
+        <w:ind w:left="4320" w:hanging="360"/>
+      </w:pPr>
+      <w:rPr>
+        <w:rFonts w:ascii="Wingdings" w:hAnsi="Wingdings" w:cs="Wingdings" w:hint="default"/>
+      </w:rPr>
+    </w:lvl>
+    <w:lvl w:ilvl="6">
+      <w:numFmt w:val="bullet"/>
+      <w:lvlText w:val=""/>
+      <w:lvlJc w:val="left"/>
+      <w:pPr>
+        <w:ind w:left="5040" w:hanging="360"/>
+      </w:pPr>
+      <w:rPr>
+        <w:rFonts w:ascii="Symbol" w:hAnsi="Symbol" w:cs="Symbol" w:hint="default"/>
+      </w:rPr>
+    </w:lvl>
+    <w:lvl w:ilvl="7">
+      <w:numFmt w:val="bullet"/>
+      <w:lvlText w:val="o"/>
+      <w:lvlJc w:val="left"/>
+      <w:pPr>
+        <w:ind w:left="5760" w:hanging="360"/>
+      </w:pPr>
+      <w:rPr>
+        <w:rFonts w:ascii="Courier New" w:hAnsi="Courier New" w:cs="Courier New" w:hint="default"/>
+      </w:rPr>
+    </w:lvl>
+    <w:lvl w:ilvl="8">
+      <w:numFmt w:val="bullet"/>
+      <w:lvlText w:val=""/>
+      <w:lvlJc w:val="left"/>
+      <w:pPr>
+        <w:ind w:left="6480" w:hanging="360"/>
+      </w:pPr>
+      <w:rPr>
+        <w:rFonts w:ascii="Wingdings" w:hAnsi="Wingdings" w:cs="Wingdings" w:hint="default"/>
+      </w:rPr>
+    </w:lvl>
+  </w:abstractNum>
+  <w:abstractNum w:abstractNumId="1">
+    <w:nsid w:val="06A645E3"/>
+    <w:multiLevelType w:val="hybridMultilevel"/>
+    <w:tmpl w:val="C0DC63F4"/>
+    <w:lvl w:ilvl="0" w:tplc="0C0A0001">
+      <w:start w:val="1"/>
+      <w:numFmt w:val="bullet"/>
+      <w:lvlText w:val=""/>
+      <w:lvlJc w:val="left"/>
+      <w:pPr>
+        <w:ind w:left="720" w:hanging="360"/>
+      </w:pPr>
+      <w:rPr>
+        <w:rFonts w:ascii="Symbol" w:hAnsi="Symbol" w:hint="default"/>
+      </w:rPr>
+    </w:lvl>
+    <w:lvl w:ilvl="1" w:tplc="0C0A0003" w:tentative="1">
+      <w:start w:val="1"/>
+      <w:numFmt w:val="bullet"/>
+      <w:lvlText w:val="o"/>
+      <w:lvlJc w:val="left"/>
+      <w:pPr>
+        <w:ind w:left="1440" w:hanging="360"/>
+      </w:pPr>
+      <w:rPr>
+        <w:rFonts w:ascii="Courier New" w:hAnsi="Courier New" w:cs="Courier New" w:hint="default"/>
+      </w:rPr>
+    </w:lvl>
+    <w:lvl w:ilvl="2" w:tplc="0C0A0005" w:tentative="1">
+      <w:start w:val="1"/>
+      <w:numFmt w:val="bullet"/>
+      <w:lvlText w:val=""/>
+      <w:lvlJc w:val="left"/>
+      <w:pPr>
+        <w:ind w:left="2160" w:hanging="360"/>
+      </w:pPr>
+      <w:rPr>
+        <w:rFonts w:ascii="Wingdings" w:hAnsi="Wingdings" w:hint="default"/>
+      </w:rPr>
+    </w:lvl>
+    <w:lvl w:ilvl="3" w:tplc="0C0A0001" w:tentative="1">
+      <w:start w:val="1"/>
+      <w:numFmt w:val="bullet"/>
+      <w:lvlText w:val=""/>
+      <w:lvlJc w:val="left"/>
+      <w:pPr>
+        <w:ind w:left="2880" w:hanging="360"/>
+      </w:pPr>
+      <w:rPr>
+        <w:rFonts w:ascii="Symbol" w:hAnsi="Symbol" w:hint="default"/>
+      </w:rPr>
+    </w:lvl>
+    <w:lvl w:ilvl="4" w:tplc="0C0A0003" w:tentative="1">
+      <w:start w:val="1"/>
+      <w:numFmt w:val="bullet"/>
+      <w:lvlText w:val="o"/>
+      <w:lvlJc w:val="left"/>
+      <w:pPr>
+        <w:ind w:left="3600" w:hanging="360"/>
+      </w:pPr>
+      <w:rPr>
+        <w:rFonts w:ascii="Courier New" w:hAnsi="Courier New" w:cs="Courier New" w:hint="default"/>
+      </w:rPr>
+    </w:lvl>
+    <w:lvl w:ilvl="5" w:tplc="0C0A0005" w:tentative="1">
+      <w:start w:val="1"/>
+      <w:numFmt w:val="bullet"/>
+      <w:lvlText w:val=""/>
+      <w:lvlJc w:val="left"/>
+      <w:pPr>
+        <w:ind w:left="4320" w:hanging="360"/>
+      </w:pPr>
+      <w:rPr>
+        <w:rFonts w:ascii="Wingdings" w:hAnsi="Wingdings" w:hint="default"/>
+      </w:rPr>
+    </w:lvl>
+    <w:lvl w:ilvl="6" w:tplc="0C0A0001" w:tentative="1">
+      <w:start w:val="1"/>
+      <w:numFmt w:val="bullet"/>
+      <w:lvlText w:val=""/>
+      <w:lvlJc w:val="left"/>
+      <w:pPr>
+        <w:ind w:left="5040" w:hanging="360"/>
+      </w:pPr>
+      <w:rPr>
+        <w:rFonts w:ascii="Symbol" w:hAnsi="Symbol" w:hint="default"/>
+      </w:rPr>
+    </w:lvl>
+    <w:lvl w:ilvl="7" w:tplc="0C0A0003" w:tentative="1">
+      <w:start w:val="1"/>
+      <w:numFmt w:val="bullet"/>
+      <w:lvlText w:val="o"/>
+      <w:lvlJc w:val="left"/>
+      <w:pPr>
+        <w:ind w:left="5760" w:hanging="360"/>
+      </w:pPr>
+      <w:rPr>
+        <w:rFonts w:ascii="Courier New" w:hAnsi="Courier New" w:cs="Courier New" w:hint="default"/>
+      </w:rPr>
+    </w:lvl>
+    <w:lvl w:ilvl="8" w:tplc="0C0A0005" w:tentative="1">
+      <w:start w:val="1"/>
+      <w:numFmt w:val="bullet"/>
+      <w:lvlText w:val=""/>
+      <w:lvlJc w:val="left"/>
+      <w:pPr>
+        <w:ind w:left="6480" w:hanging="360"/>
+      </w:pPr>
+      <w:rPr>
+        <w:rFonts w:ascii="Wingdings" w:hAnsi="Wingdings" w:hint="default"/>
+      </w:rPr>
+    </w:lvl>
+  </w:abstractNum>
+  <w:abstractNum w:abstractNumId="2">
+    <w:nsid w:val="0F376C73"/>
+    <w:multiLevelType w:val="hybridMultilevel"/>
+    <w:tmpl w:val="87B49092"/>
+    <w:lvl w:ilvl="0" w:tplc="0C0A0001">
+      <w:start w:val="1"/>
+      <w:numFmt w:val="bullet"/>
+      <w:lvlText w:val=""/>
+      <w:lvlJc w:val="left"/>
+      <w:pPr>
+        <w:ind w:left="720" w:hanging="360"/>
+      </w:pPr>
+      <w:rPr>
+        <w:rFonts w:ascii="Symbol" w:hAnsi="Symbol" w:hint="default"/>
+      </w:rPr>
+    </w:lvl>
+    <w:lvl w:ilvl="1" w:tplc="0C0A0003" w:tentative="1">
+      <w:start w:val="1"/>
+      <w:numFmt w:val="bullet"/>
+      <w:lvlText w:val="o"/>
+      <w:lvlJc w:val="left"/>
+      <w:pPr>
+        <w:ind w:left="1440" w:hanging="360"/>
+      </w:pPr>
+      <w:rPr>
+        <w:rFonts w:ascii="Courier New" w:hAnsi="Courier New" w:cs="Courier New" w:hint="default"/>
+      </w:rPr>
+    </w:lvl>
+    <w:lvl w:ilvl="2" w:tplc="0C0A0005" w:tentative="1">
+      <w:start w:val="1"/>
+      <w:numFmt w:val="bullet"/>
+      <w:lvlText w:val=""/>
+      <w:lvlJc w:val="left"/>
+      <w:pPr>
+        <w:ind w:left="2160" w:hanging="360"/>
+      </w:pPr>
+      <w:rPr>
+        <w:rFonts w:ascii="Wingdings" w:hAnsi="Wingdings" w:hint="default"/>
+      </w:rPr>
+    </w:lvl>
+    <w:lvl w:ilvl="3" w:tplc="0C0A0001" w:tentative="1">
+      <w:start w:val="1"/>
+      <w:numFmt w:val="bullet"/>
+      <w:lvlText w:val=""/>
+      <w:lvlJc w:val="left"/>
+      <w:pPr>
+        <w:ind w:left="2880" w:hanging="360"/>
+      </w:pPr>
+      <w:rPr>
+        <w:rFonts w:ascii="Symbol" w:hAnsi="Symbol" w:hint="default"/>
+      </w:rPr>
+    </w:lvl>
+    <w:lvl w:ilvl="4" w:tplc="0C0A0003" w:tentative="1">
+      <w:start w:val="1"/>
+      <w:numFmt w:val="bullet"/>
+      <w:lvlText w:val="o"/>
+      <w:lvlJc w:val="left"/>
+      <w:pPr>
+        <w:ind w:left="3600" w:hanging="360"/>
+      </w:pPr>
+      <w:rPr>
+        <w:rFonts w:ascii="Courier New" w:hAnsi="Courier New" w:cs="Courier New" w:hint="default"/>
+      </w:rPr>
+    </w:lvl>
+    <w:lvl w:ilvl="5" w:tplc="0C0A0005" w:tentative="1">
+      <w:start w:val="1"/>
+      <w:numFmt w:val="bullet"/>
+      <w:lvlText w:val=""/>
+      <w:lvlJc w:val="left"/>
+      <w:pPr>
+        <w:ind w:left="4320" w:hanging="360"/>
+      </w:pPr>
+      <w:rPr>
+        <w:rFonts w:ascii="Wingdings" w:hAnsi="Wingdings" w:hint="default"/>
+      </w:rPr>
+    </w:lvl>
+    <w:lvl w:ilvl="6" w:tplc="0C0A0001" w:tentative="1">
+      <w:start w:val="1"/>
+      <w:numFmt w:val="bullet"/>
+      <w:lvlText w:val=""/>
+      <w:lvlJc w:val="left"/>
+      <w:pPr>
+        <w:ind w:left="5040" w:hanging="360"/>
+      </w:pPr>
+      <w:rPr>
+        <w:rFonts w:ascii="Symbol" w:hAnsi="Symbol" w:hint="default"/>
+      </w:rPr>
+    </w:lvl>
+    <w:lvl w:ilvl="7" w:tplc="0C0A0003" w:tentative="1">
+      <w:start w:val="1"/>
+      <w:numFmt w:val="bullet"/>
+      <w:lvlText w:val="o"/>
+      <w:lvlJc w:val="left"/>
+      <w:pPr>
+        <w:ind w:left="5760" w:hanging="360"/>
+      </w:pPr>
+      <w:rPr>
+        <w:rFonts w:ascii="Courier New" w:hAnsi="Courier New" w:cs="Courier New" w:hint="default"/>
+      </w:rPr>
+    </w:lvl>
+    <w:lvl w:ilvl="8" w:tplc="0C0A0005" w:tentative="1">
+      <w:start w:val="1"/>
+      <w:numFmt w:val="bullet"/>
+      <w:lvlText w:val=""/>
+      <w:lvlJc w:val="left"/>
+      <w:pPr>
+        <w:ind w:left="6480" w:hanging="360"/>
+      </w:pPr>
+      <w:rPr>
+        <w:rFonts w:ascii="Wingdings" w:hAnsi="Wingdings" w:hint="default"/>
+      </w:rPr>
+    </w:lvl>
+  </w:abstractNum>
+  <w:abstractNum w:abstractNumId="3">
+    <w:nsid w:val="22444B12"/>
+    <w:multiLevelType w:val="hybridMultilevel"/>
+    <w:tmpl w:val="7F9C101A"/>
+    <w:lvl w:ilvl="0" w:tplc="0C0A0001">
+      <w:start w:val="1"/>
+      <w:numFmt w:val="bullet"/>
+      <w:lvlText w:val=""/>
+      <w:lvlJc w:val="left"/>
+      <w:pPr>
+        <w:ind w:left="720" w:hanging="360"/>
+      </w:pPr>
+      <w:rPr>
+        <w:rFonts w:ascii="Symbol" w:hAnsi="Symbol" w:hint="default"/>
+      </w:rPr>
+    </w:lvl>
+    <w:lvl w:ilvl="1" w:tplc="0C0A0003">
+      <w:start w:val="1"/>
+      <w:numFmt w:val="bullet"/>
+      <w:lvlText w:val="o"/>
+      <w:lvlJc w:val="left"/>
+      <w:pPr>
+        <w:ind w:left="1440" w:hanging="360"/>
+      </w:pPr>
+      <w:rPr>
+        <w:rFonts w:ascii="Courier New" w:hAnsi="Courier New" w:cs="Courier New" w:hint="default"/>
+      </w:rPr>
+    </w:lvl>
+    <w:lvl w:ilvl="2" w:tplc="0C0A0005" w:tentative="1">
+      <w:start w:val="1"/>
+      <w:numFmt w:val="bullet"/>
+      <w:lvlText w:val=""/>
+      <w:lvlJc w:val="left"/>
+      <w:pPr>
+        <w:ind w:left="2160" w:hanging="360"/>
+      </w:pPr>
+      <w:rPr>
+        <w:rFonts w:ascii="Wingdings" w:hAnsi="Wingdings" w:hint="default"/>
+      </w:rPr>
+    </w:lvl>
+    <w:lvl w:ilvl="3" w:tplc="0C0A0001" w:tentative="1">
+      <w:start w:val="1"/>
+      <w:numFmt w:val="bullet"/>
+      <w:lvlText w:val=""/>
+      <w:lvlJc w:val="left"/>
+      <w:pPr>
+        <w:ind w:left="2880" w:hanging="360"/>
+      </w:pPr>
+      <w:rPr>
+        <w:rFonts w:ascii="Symbol" w:hAnsi="Symbol" w:hint="default"/>
+      </w:rPr>
+    </w:lvl>
+    <w:lvl w:ilvl="4" w:tplc="0C0A0003" w:tentative="1">
+      <w:start w:val="1"/>
+      <w:numFmt w:val="bullet"/>
+      <w:lvlText w:val="o"/>
+      <w:lvlJc w:val="left"/>
+      <w:pPr>
+        <w:ind w:left="3600" w:hanging="360"/>
+      </w:pPr>
+      <w:rPr>
+        <w:rFonts w:ascii="Courier New" w:hAnsi="Courier New" w:cs="Courier New" w:hint="default"/>
+      </w:rPr>
+    </w:lvl>
+    <w:lvl w:ilvl="5" w:tplc="0C0A0005" w:tentative="1">
+      <w:start w:val="1"/>
+      <w:numFmt w:val="bullet"/>
+      <w:lvlText w:val=""/>
+      <w:lvlJc w:val="left"/>
+      <w:pPr>
+        <w:ind w:left="4320" w:hanging="360"/>
+      </w:pPr>
+      <w:rPr>
+        <w:rFonts w:ascii="Wingdings" w:hAnsi="Wingdings" w:hint="default"/>
+      </w:rPr>
+    </w:lvl>
+    <w:lvl w:ilvl="6" w:tplc="0C0A0001" w:tentative="1">
+      <w:start w:val="1"/>
+      <w:numFmt w:val="bullet"/>
+      <w:lvlText w:val=""/>
+      <w:lvlJc w:val="left"/>
+      <w:pPr>
+        <w:ind w:left="5040" w:hanging="360"/>
+      </w:pPr>
+      <w:rPr>
+        <w:rFonts w:ascii="Symbol" w:hAnsi="Symbol" w:hint="default"/>
+      </w:rPr>
+    </w:lvl>
+    <w:lvl w:ilvl="7" w:tplc="0C0A0003" w:tentative="1">
+      <w:start w:val="1"/>
+      <w:numFmt w:val="bullet"/>
+      <w:lvlText w:val="o"/>
+      <w:lvlJc w:val="left"/>
+      <w:pPr>
+        <w:ind w:left="5760" w:hanging="360"/>
+      </w:pPr>
+      <w:rPr>
+        <w:rFonts w:ascii="Courier New" w:hAnsi="Courier New" w:cs="Courier New" w:hint="default"/>
+      </w:rPr>
+    </w:lvl>
+    <w:lvl w:ilvl="8" w:tplc="0C0A0005" w:tentative="1">
+      <w:start w:val="1"/>
+      <w:numFmt w:val="bullet"/>
+      <w:lvlText w:val=""/>
+      <w:lvlJc w:val="left"/>
+      <w:pPr>
+        <w:ind w:left="6480" w:hanging="360"/>
+      </w:pPr>
+      <w:rPr>
+        <w:rFonts w:ascii="Wingdings" w:hAnsi="Wingdings" w:hint="default"/>
+      </w:rPr>
+    </w:lvl>
+  </w:abstractNum>
+  <w:abstractNum w:abstractNumId="4">
+    <w:nsid w:val="2E61048C"/>
+    <w:multiLevelType w:val="hybridMultilevel"/>
+    <w:tmpl w:val="4686FE32"/>
+    <w:lvl w:ilvl="0" w:tplc="0C0A0001">
+      <w:start w:val="1"/>
+      <w:numFmt w:val="bullet"/>
+      <w:lvlText w:val=""/>
+      <w:lvlJc w:val="left"/>
+      <w:pPr>
+        <w:ind w:left="1080" w:hanging="360"/>
+      </w:pPr>
+      <w:rPr>
+        <w:rFonts w:ascii="Symbol" w:hAnsi="Symbol" w:hint="default"/>
+      </w:rPr>
+    </w:lvl>
+    <w:lvl w:ilvl="1" w:tplc="0C0A0003" w:tentative="1">
+      <w:start w:val="1"/>
+      <w:numFmt w:val="bullet"/>
+      <w:lvlText w:val="o"/>
+      <w:lvlJc w:val="left"/>
+      <w:pPr>
+        <w:ind w:left="1800" w:hanging="360"/>
+      </w:pPr>
+      <w:rPr>
+        <w:rFonts w:ascii="Courier New" w:hAnsi="Courier New" w:cs="Courier New" w:hint="default"/>
+      </w:rPr>
+    </w:lvl>
+    <w:lvl w:ilvl="2" w:tplc="0C0A0005" w:tentative="1">
+      <w:start w:val="1"/>
+      <w:numFmt w:val="bullet"/>
+      <w:lvlText w:val=""/>
+      <w:lvlJc w:val="left"/>
+      <w:pPr>
+        <w:ind w:left="2520" w:hanging="360"/>
+      </w:pPr>
+      <w:rPr>
+        <w:rFonts w:ascii="Wingdings" w:hAnsi="Wingdings" w:hint="default"/>
+      </w:rPr>
+    </w:lvl>
+    <w:lvl w:ilvl="3" w:tplc="0C0A0001" w:tentative="1">
+      <w:start w:val="1"/>
+      <w:numFmt w:val="bullet"/>
+      <w:lvlText w:val=""/>
+      <w:lvlJc w:val="left"/>
+      <w:pPr>
+        <w:ind w:left="3240" w:hanging="360"/>
+      </w:pPr>
+      <w:rPr>
+        <w:rFonts w:ascii="Symbol" w:hAnsi="Symbol" w:hint="default"/>
+      </w:rPr>
+    </w:lvl>
+    <w:lvl w:ilvl="4" w:tplc="0C0A0003" w:tentative="1">
+      <w:start w:val="1"/>
+      <w:numFmt w:val="bullet"/>
+      <w:lvlText w:val="o"/>
+      <w:lvlJc w:val="left"/>
+      <w:pPr>
+        <w:ind w:left="3960" w:hanging="360"/>
+      </w:pPr>
+      <w:rPr>
+        <w:rFonts w:ascii="Courier New" w:hAnsi="Courier New" w:cs="Courier New" w:hint="default"/>
+      </w:rPr>
+    </w:lvl>
+    <w:lvl w:ilvl="5" w:tplc="0C0A0005" w:tentative="1">
+      <w:start w:val="1"/>
+      <w:numFmt w:val="bullet"/>
+      <w:lvlText w:val=""/>
+      <w:lvlJc w:val="left"/>
+      <w:pPr>
+        <w:ind w:left="4680" w:hanging="360"/>
+      </w:pPr>
+      <w:rPr>
+        <w:rFonts w:ascii="Wingdings" w:hAnsi="Wingdings" w:hint="default"/>
+      </w:rPr>
+    </w:lvl>
+    <w:lvl w:ilvl="6" w:tplc="0C0A0001" w:tentative="1">
+      <w:start w:val="1"/>
+      <w:numFmt w:val="bullet"/>
+      <w:lvlText w:val=""/>
+      <w:lvlJc w:val="left"/>
+      <w:pPr>
+        <w:ind w:left="5400" w:hanging="360"/>
+      </w:pPr>
+      <w:rPr>
+        <w:rFonts w:ascii="Symbol" w:hAnsi="Symbol" w:hint="default"/>
+      </w:rPr>
+    </w:lvl>
+    <w:lvl w:ilvl="7" w:tplc="0C0A0003" w:tentative="1">
+      <w:start w:val="1"/>
+      <w:numFmt w:val="bullet"/>
+      <w:lvlText w:val="o"/>
+      <w:lvlJc w:val="left"/>
+      <w:pPr>
+        <w:ind w:left="6120" w:hanging="360"/>
+      </w:pPr>
+      <w:rPr>
+        <w:rFonts w:ascii="Courier New" w:hAnsi="Courier New" w:cs="Courier New" w:hint="default"/>
+      </w:rPr>
+    </w:lvl>
+    <w:lvl w:ilvl="8" w:tplc="0C0A0005" w:tentative="1">
+      <w:start w:val="1"/>
+      <w:numFmt w:val="bullet"/>
+      <w:lvlText w:val=""/>
+      <w:lvlJc w:val="left"/>
+      <w:pPr>
+        <w:ind w:left="6840" w:hanging="360"/>
+      </w:pPr>
+      <w:rPr>
+        <w:rFonts w:ascii="Wingdings" w:hAnsi="Wingdings" w:hint="default"/>
+      </w:rPr>
+    </w:lvl>
+  </w:abstractNum>
+  <w:abstractNum w:abstractNumId="5">
+    <w:nsid w:val="38D15F9B"/>
+    <w:multiLevelType w:val="hybridMultilevel"/>
+    <w:tmpl w:val="234091E0"/>
+    <w:lvl w:ilvl="0" w:tplc="0C0A0001">
+      <w:start w:val="1"/>
+      <w:numFmt w:val="bullet"/>
+      <w:lvlText w:val=""/>
+      <w:lvlJc w:val="left"/>
+      <w:pPr>
+        <w:ind w:left="720" w:hanging="360"/>
+      </w:pPr>
+      <w:rPr>
+        <w:rFonts w:ascii="Symbol" w:hAnsi="Symbol" w:hint="default"/>
+      </w:rPr>
+    </w:lvl>
+    <w:lvl w:ilvl="1" w:tplc="0C0A0003" w:tentative="1">
+      <w:start w:val="1"/>
+      <w:numFmt w:val="bullet"/>
+      <w:lvlText w:val="o"/>
+      <w:lvlJc w:val="left"/>
+      <w:pPr>
+        <w:ind w:left="1440" w:hanging="360"/>
+      </w:pPr>
+      <w:rPr>
+        <w:rFonts w:ascii="Courier New" w:hAnsi="Courier New" w:cs="Courier New" w:hint="default"/>
+      </w:rPr>
+    </w:lvl>
+    <w:lvl w:ilvl="2" w:tplc="0C0A0005" w:tentative="1">
+      <w:start w:val="1"/>
+      <w:numFmt w:val="bullet"/>
+      <w:lvlText w:val=""/>
+      <w:lvlJc w:val="left"/>
+      <w:pPr>
+        <w:ind w:left="2160" w:hanging="360"/>
+      </w:pPr>
+      <w:rPr>
+        <w:rFonts w:ascii="Wingdings" w:hAnsi="Wingdings" w:hint="default"/>
+      </w:rPr>
+    </w:lvl>
+    <w:lvl w:ilvl="3" w:tplc="0C0A0001" w:tentative="1">
+      <w:start w:val="1"/>
+      <w:numFmt w:val="bullet"/>
+      <w:lvlText w:val=""/>
+      <w:lvlJc w:val="left"/>
+      <w:pPr>
+        <w:ind w:left="2880" w:hanging="360"/>
+      </w:pPr>
+      <w:rPr>
+        <w:rFonts w:ascii="Symbol" w:hAnsi="Symbol" w:hint="default"/>
+      </w:rPr>
+    </w:lvl>
+    <w:lvl w:ilvl="4" w:tplc="0C0A0003" w:tentative="1">
+      <w:start w:val="1"/>
+      <w:numFmt w:val="bullet"/>
+      <w:lvlText w:val="o"/>
+      <w:lvlJc w:val="left"/>
+      <w:pPr>
+        <w:ind w:left="3600" w:hanging="360"/>
+      </w:pPr>
+      <w:rPr>
+        <w:rFonts w:ascii="Courier New" w:hAnsi="Courier New" w:cs="Courier New" w:hint="default"/>
+      </w:rPr>
+    </w:lvl>
+    <w:lvl w:ilvl="5" w:tplc="0C0A0005" w:tentative="1">
+      <w:start w:val="1"/>
+      <w:numFmt w:val="bullet"/>
+      <w:lvlText w:val=""/>
+      <w:lvlJc w:val="left"/>
+      <w:pPr>
+        <w:ind w:left="4320" w:hanging="360"/>
+      </w:pPr>
+      <w:rPr>
+        <w:rFonts w:ascii="Wingdings" w:hAnsi="Wingdings" w:hint="default"/>
+      </w:rPr>
+    </w:lvl>
+    <w:lvl w:ilvl="6" w:tplc="0C0A0001" w:tentative="1">
+      <w:start w:val="1"/>
+      <w:numFmt w:val="bullet"/>
+      <w:lvlText w:val=""/>
+      <w:lvlJc w:val="left"/>
+      <w:pPr>
+        <w:ind w:left="5040" w:hanging="360"/>
+      </w:pPr>
+      <w:rPr>
+        <w:rFonts w:ascii="Symbol" w:hAnsi="Symbol" w:hint="default"/>
+      </w:rPr>
+    </w:lvl>
+    <w:lvl w:ilvl="7" w:tplc="0C0A0003" w:tentative="1">
+      <w:start w:val="1"/>
+      <w:numFmt w:val="bullet"/>
+      <w:lvlText w:val="o"/>
+      <w:lvlJc w:val="left"/>
+      <w:pPr>
+        <w:ind w:left="5760" w:hanging="360"/>
+      </w:pPr>
+      <w:rPr>
+        <w:rFonts w:ascii="Courier New" w:hAnsi="Courier New" w:cs="Courier New" w:hint="default"/>
+      </w:rPr>
+    </w:lvl>
+    <w:lvl w:ilvl="8" w:tplc="0C0A0005" w:tentative="1">
+      <w:start w:val="1"/>
+      <w:numFmt w:val="bullet"/>
+      <w:lvlText w:val=""/>
+      <w:lvlJc w:val="left"/>
+      <w:pPr>
+        <w:ind w:left="6480" w:hanging="360"/>
+      </w:pPr>
+      <w:rPr>
+        <w:rFonts w:ascii="Wingdings" w:hAnsi="Wingdings" w:hint="default"/>
+      </w:rPr>
+    </w:lvl>
+  </w:abstractNum>
+  <w:abstractNum w:abstractNumId="6">
+    <w:nsid w:val="39890D58"/>
+    <w:multiLevelType w:val="hybridMultilevel"/>
+    <w:tmpl w:val="3C1A3C3A"/>
+    <w:lvl w:ilvl="0" w:tplc="0C0A0001">
+      <w:start w:val="1"/>
+      <w:numFmt w:val="bullet"/>
+      <w:lvlText w:val=""/>
+      <w:lvlJc w:val="left"/>
+      <w:pPr>
+        <w:ind w:left="1800" w:hanging="360"/>
+      </w:pPr>
+      <w:rPr>
+        <w:rFonts w:ascii="Symbol" w:hAnsi="Symbol" w:hint="default"/>
+      </w:rPr>
+    </w:lvl>
+    <w:lvl w:ilvl="1" w:tplc="0C0A0003" w:tentative="1">
+      <w:start w:val="1"/>
+      <w:numFmt w:val="bullet"/>
+      <w:lvlText w:val="o"/>
+      <w:lvlJc w:val="left"/>
+      <w:pPr>
+        <w:ind w:left="2520" w:hanging="360"/>
+      </w:pPr>
+      <w:rPr>
+        <w:rFonts w:ascii="Courier New" w:hAnsi="Courier New" w:cs="Courier New" w:hint="default"/>
+      </w:rPr>
+    </w:lvl>
+    <w:lvl w:ilvl="2" w:tplc="0C0A0005" w:tentative="1">
+      <w:start w:val="1"/>
+      <w:numFmt w:val="bullet"/>
+      <w:lvlText w:val=""/>
+      <w:lvlJc w:val="left"/>
+      <w:pPr>
+        <w:ind w:left="3240" w:hanging="360"/>
+      </w:pPr>
+      <w:rPr>
+        <w:rFonts w:ascii="Wingdings" w:hAnsi="Wingdings" w:hint="default"/>
+      </w:rPr>
+    </w:lvl>
+    <w:lvl w:ilvl="3" w:tplc="0C0A0001" w:tentative="1">
+      <w:start w:val="1"/>
+      <w:numFmt w:val="bullet"/>
+      <w:lvlText w:val=""/>
+      <w:lvlJc w:val="left"/>
+      <w:pPr>
+        <w:ind w:left="3960" w:hanging="360"/>
+      </w:pPr>
+      <w:rPr>
+        <w:rFonts w:ascii="Symbol" w:hAnsi="Symbol" w:hint="default"/>
+      </w:rPr>
+    </w:lvl>
+    <w:lvl w:ilvl="4" w:tplc="0C0A0003" w:tentative="1">
+      <w:start w:val="1"/>
+      <w:numFmt w:val="bullet"/>
+      <w:lvlText w:val="o"/>
+      <w:lvlJc w:val="left"/>
+      <w:pPr>
+        <w:ind w:left="4680" w:hanging="360"/>
+      </w:pPr>
+      <w:rPr>
+        <w:rFonts w:ascii="Courier New" w:hAnsi="Courier New" w:cs="Courier New" w:hint="default"/>
+      </w:rPr>
+    </w:lvl>
+    <w:lvl w:ilvl="5" w:tplc="0C0A0005" w:tentative="1">
+      <w:start w:val="1"/>
+      <w:numFmt w:val="bullet"/>
+      <w:lvlText w:val=""/>
+      <w:lvlJc w:val="left"/>
+      <w:pPr>
+        <w:ind w:left="5400" w:hanging="360"/>
+      </w:pPr>
+      <w:rPr>
+        <w:rFonts w:ascii="Wingdings" w:hAnsi="Wingdings" w:hint="default"/>
+      </w:rPr>
+    </w:lvl>
+    <w:lvl w:ilvl="6" w:tplc="0C0A0001" w:tentative="1">
+      <w:start w:val="1"/>
+      <w:numFmt w:val="bullet"/>
+      <w:lvlText w:val=""/>
+      <w:lvlJc w:val="left"/>
+      <w:pPr>
+        <w:ind w:left="6120" w:hanging="360"/>
+      </w:pPr>
+      <w:rPr>
+        <w:rFonts w:ascii="Symbol" w:hAnsi="Symbol" w:hint="default"/>
+      </w:rPr>
+    </w:lvl>
+    <w:lvl w:ilvl="7" w:tplc="0C0A0003" w:tentative="1">
+      <w:start w:val="1"/>
+      <w:numFmt w:val="bullet"/>
+      <w:lvlText w:val="o"/>
+      <w:lvlJc w:val="left"/>
+      <w:pPr>
+        <w:ind w:left="6840" w:hanging="360"/>
+      </w:pPr>
+      <w:rPr>
+        <w:rFonts w:ascii="Courier New" w:hAnsi="Courier New" w:cs="Courier New" w:hint="default"/>
+      </w:rPr>
+    </w:lvl>
+    <w:lvl w:ilvl="8" w:tplc="0C0A0005" w:tentative="1">
+      <w:start w:val="1"/>
+      <w:numFmt w:val="bullet"/>
+      <w:lvlText w:val=""/>
+      <w:lvlJc w:val="left"/>
+      <w:pPr>
+        <w:ind w:left="7560" w:hanging="360"/>
+      </w:pPr>
+      <w:rPr>
+        <w:rFonts w:ascii="Wingdings" w:hAnsi="Wingdings" w:hint="default"/>
+      </w:rPr>
+    </w:lvl>
+  </w:abstractNum>
+  <w:abstractNum w:abstractNumId="7">
+    <w:nsid w:val="464053F9"/>
+    <w:multiLevelType w:val="hybridMultilevel"/>
+    <w:tmpl w:val="94282A3C"/>
+    <w:lvl w:ilvl="0" w:tplc="0C0A0001">
+      <w:start w:val="1"/>
+      <w:numFmt w:val="bullet"/>
+      <w:lvlText w:val=""/>
+      <w:lvlJc w:val="left"/>
+      <w:pPr>
+        <w:ind w:left="720" w:hanging="360"/>
+      </w:pPr>
+      <w:rPr>
+        <w:rFonts w:ascii="Symbol" w:hAnsi="Symbol" w:hint="default"/>
+      </w:rPr>
+    </w:lvl>
+    <w:lvl w:ilvl="1" w:tplc="0C0A0003">
+      <w:start w:val="1"/>
+      <w:numFmt w:val="bullet"/>
+      <w:lvlText w:val="o"/>
+      <w:lvlJc w:val="left"/>
+      <w:pPr>
+        <w:ind w:left="1440" w:hanging="360"/>
+      </w:pPr>
+      <w:rPr>
+        <w:rFonts w:ascii="Courier New" w:hAnsi="Courier New" w:cs="Courier New" w:hint="default"/>
+      </w:rPr>
+    </w:lvl>
+    <w:lvl w:ilvl="2" w:tplc="0C0A0005" w:tentative="1">
+      <w:start w:val="1"/>
+      <w:numFmt w:val="bullet"/>
+      <w:lvlText w:val=""/>
+      <w:lvlJc w:val="left"/>
+      <w:pPr>
+        <w:ind w:left="2160" w:hanging="360"/>
+      </w:pPr>
+      <w:rPr>
+        <w:rFonts w:ascii="Wingdings" w:hAnsi="Wingdings" w:hint="default"/>
+      </w:rPr>
+    </w:lvl>
+    <w:lvl w:ilvl="3" w:tplc="0C0A0001" w:tentative="1">
+      <w:start w:val="1"/>
+      <w:numFmt w:val="bullet"/>
+      <w:lvlText w:val=""/>
+      <w:lvlJc w:val="left"/>
+      <w:pPr>
+        <w:ind w:left="2880" w:hanging="360"/>
+      </w:pPr>
+      <w:rPr>
+        <w:rFonts w:ascii="Symbol" w:hAnsi="Symbol" w:hint="default"/>
+      </w:rPr>
+    </w:lvl>
+    <w:lvl w:ilvl="4" w:tplc="0C0A0003" w:tentative="1">
+      <w:start w:val="1"/>
+      <w:numFmt w:val="bullet"/>
+      <w:lvlText w:val="o"/>
+      <w:lvlJc w:val="left"/>
+      <w:pPr>
+        <w:ind w:left="3600" w:hanging="360"/>
+      </w:pPr>
+      <w:rPr>
+        <w:rFonts w:ascii="Courier New" w:hAnsi="Courier New" w:cs="Courier New" w:hint="default"/>
+      </w:rPr>
+    </w:lvl>
+    <w:lvl w:ilvl="5" w:tplc="0C0A0005" w:tentative="1">
+      <w:start w:val="1"/>
+      <w:numFmt w:val="bullet"/>
+      <w:lvlText w:val=""/>
+      <w:lvlJc w:val="left"/>
+      <w:pPr>
+        <w:ind w:left="4320" w:hanging="360"/>
+      </w:pPr>
+      <w:rPr>
+        <w:rFonts w:ascii="Wingdings" w:hAnsi="Wingdings" w:hint="default"/>
+      </w:rPr>
+    </w:lvl>
+    <w:lvl w:ilvl="6" w:tplc="0C0A0001" w:tentative="1">
+      <w:start w:val="1"/>
+      <w:numFmt w:val="bullet"/>
+      <w:lvlText w:val=""/>
+      <w:lvlJc w:val="left"/>
+      <w:pPr>
+        <w:ind w:left="5040" w:hanging="360"/>
+      </w:pPr>
+      <w:rPr>
+        <w:rFonts w:ascii="Symbol" w:hAnsi="Symbol" w:hint="default"/>
+      </w:rPr>
+    </w:lvl>
+    <w:lvl w:ilvl="7" w:tplc="0C0A0003" w:tentative="1">
+      <w:start w:val="1"/>
+      <w:numFmt w:val="bullet"/>
+      <w:lvlText w:val="o"/>
+      <w:lvlJc w:val="left"/>
+      <w:pPr>
+        <w:ind w:left="5760" w:hanging="360"/>
+      </w:pPr>
+      <w:rPr>
+        <w:rFonts w:ascii="Courier New" w:hAnsi="Courier New" w:cs="Courier New" w:hint="default"/>
+      </w:rPr>
+    </w:lvl>
+    <w:lvl w:ilvl="8" w:tplc="0C0A0005" w:tentative="1">
+      <w:start w:val="1"/>
+      <w:numFmt w:val="bullet"/>
+      <w:lvlText w:val=""/>
+      <w:lvlJc w:val="left"/>
+      <w:pPr>
+        <w:ind w:left="6480" w:hanging="360"/>
+      </w:pPr>
+      <w:rPr>
+        <w:rFonts w:ascii="Wingdings" w:hAnsi="Wingdings" w:hint="default"/>
+      </w:rPr>
+    </w:lvl>
+  </w:abstractNum>
+  <w:abstractNum w:abstractNumId="8">
+    <w:nsid w:val="4A9F6868"/>
+    <w:multiLevelType w:val="hybridMultilevel"/>
+    <w:tmpl w:val="CAF225B2"/>
+    <w:lvl w:ilvl="0" w:tplc="0C0A0001">
+      <w:start w:val="1"/>
+      <w:numFmt w:val="bullet"/>
+      <w:lvlText w:val=""/>
+      <w:lvlJc w:val="left"/>
+      <w:pPr>
+        <w:ind w:left="720" w:hanging="360"/>
+      </w:pPr>
+      <w:rPr>
+        <w:rFonts w:ascii="Symbol" w:hAnsi="Symbol" w:hint="default"/>
+      </w:rPr>
+    </w:lvl>
+    <w:lvl w:ilvl="1" w:tplc="80B07532">
+      <w:numFmt w:val="bullet"/>
+      <w:lvlText w:val="•"/>
+      <w:lvlJc w:val="left"/>
+      <w:pPr>
+        <w:ind w:left="1785" w:hanging="705"/>
+      </w:pPr>
+      <w:rPr>
+        <w:rFonts w:ascii="Calibri" w:eastAsiaTheme="minorHAnsi" w:hAnsi="Calibri" w:cs="Calibri" w:hint="default"/>
+      </w:rPr>
+    </w:lvl>
+    <w:lvl w:ilvl="2" w:tplc="0C0A0005" w:tentative="1">
+      <w:start w:val="1"/>
+      <w:numFmt w:val="bullet"/>
+      <w:lvlText w:val=""/>
+      <w:lvlJc w:val="left"/>
+      <w:pPr>
+        <w:ind w:left="2160" w:hanging="360"/>
+      </w:pPr>
+      <w:rPr>
+        <w:rFonts w:ascii="Wingdings" w:hAnsi="Wingdings" w:hint="default"/>
+      </w:rPr>
+    </w:lvl>
+    <w:lvl w:ilvl="3" w:tplc="0C0A0001" w:tentative="1">
+      <w:start w:val="1"/>
+      <w:numFmt w:val="bullet"/>
+      <w:lvlText w:val=""/>
+      <w:lvlJc w:val="left"/>
+      <w:pPr>
+        <w:ind w:left="2880" w:hanging="360"/>
+      </w:pPr>
+      <w:rPr>
+        <w:rFonts w:ascii="Symbol" w:hAnsi="Symbol" w:hint="default"/>
+      </w:rPr>
+    </w:lvl>
+    <w:lvl w:ilvl="4" w:tplc="0C0A0003" w:tentative="1">
+      <w:start w:val="1"/>
+      <w:numFmt w:val="bullet"/>
+      <w:lvlText w:val="o"/>
+      <w:lvlJc w:val="left"/>
+      <w:pPr>
+        <w:ind w:left="3600" w:hanging="360"/>
+      </w:pPr>
+      <w:rPr>
+        <w:rFonts w:ascii="Courier New" w:hAnsi="Courier New" w:cs="Courier New" w:hint="default"/>
+      </w:rPr>
+    </w:lvl>
+    <w:lvl w:ilvl="5" w:tplc="0C0A0005" w:tentative="1">
+      <w:start w:val="1"/>
+      <w:numFmt w:val="bullet"/>
+      <w:lvlText w:val=""/>
+      <w:lvlJc w:val="left"/>
+      <w:pPr>
+        <w:ind w:left="4320" w:hanging="360"/>
+      </w:pPr>
+      <w:rPr>
+        <w:rFonts w:ascii="Wingdings" w:hAnsi="Wingdings" w:hint="default"/>
+      </w:rPr>
+    </w:lvl>
+    <w:lvl w:ilvl="6" w:tplc="0C0A0001" w:tentative="1">
+      <w:start w:val="1"/>
+      <w:numFmt w:val="bullet"/>
+      <w:lvlText w:val=""/>
+      <w:lvlJc w:val="left"/>
+      <w:pPr>
+        <w:ind w:left="5040" w:hanging="360"/>
+      </w:pPr>
+      <w:rPr>
+        <w:rFonts w:ascii="Symbol" w:hAnsi="Symbol" w:hint="default"/>
+      </w:rPr>
+    </w:lvl>
+    <w:lvl w:ilvl="7" w:tplc="0C0A0003" w:tentative="1">
+      <w:start w:val="1"/>
+      <w:numFmt w:val="bullet"/>
+      <w:lvlText w:val="o"/>
+      <w:lvlJc w:val="left"/>
+      <w:pPr>
+        <w:ind w:left="5760" w:hanging="360"/>
+      </w:pPr>
+      <w:rPr>
+        <w:rFonts w:ascii="Courier New" w:hAnsi="Courier New" w:cs="Courier New" w:hint="default"/>
+      </w:rPr>
+    </w:lvl>
+    <w:lvl w:ilvl="8" w:tplc="0C0A0005" w:tentative="1">
+      <w:start w:val="1"/>
+      <w:numFmt w:val="bullet"/>
+      <w:lvlText w:val=""/>
+      <w:lvlJc w:val="left"/>
+      <w:pPr>
+        <w:ind w:left="6480" w:hanging="360"/>
+      </w:pPr>
+      <w:rPr>
+        <w:rFonts w:ascii="Wingdings" w:hAnsi="Wingdings" w:hint="default"/>
+      </w:rPr>
+    </w:lvl>
+  </w:abstractNum>
+  <w:abstractNum w:abstractNumId="9">
+    <w:nsid w:val="4E9205D6"/>
+    <w:multiLevelType w:val="hybridMultilevel"/>
+    <w:tmpl w:val="1ABAB020"/>
+    <w:lvl w:ilvl="0" w:tplc="0C0A0001">
+      <w:start w:val="1"/>
+      <w:numFmt w:val="bullet"/>
+      <w:lvlText w:val=""/>
+      <w:lvlJc w:val="left"/>
+      <w:pPr>
+        <w:ind w:left="720" w:hanging="360"/>
+      </w:pPr>
+      <w:rPr>
+        <w:rFonts w:ascii="Symbol" w:hAnsi="Symbol" w:hint="default"/>
+      </w:rPr>
+    </w:lvl>
+    <w:lvl w:ilvl="1" w:tplc="0C0A0003" w:tentative="1">
+      <w:start w:val="1"/>
+      <w:numFmt w:val="bullet"/>
+      <w:lvlText w:val="o"/>
+      <w:lvlJc w:val="left"/>
+      <w:pPr>
+        <w:ind w:left="1440" w:hanging="360"/>
+      </w:pPr>
+      <w:rPr>
+        <w:rFonts w:ascii="Courier New" w:hAnsi="Courier New" w:cs="Courier New" w:hint="default"/>
+      </w:rPr>
+    </w:lvl>
+    <w:lvl w:ilvl="2" w:tplc="0C0A0005" w:tentative="1">
+      <w:start w:val="1"/>
+      <w:numFmt w:val="bullet"/>
+      <w:lvlText w:val=""/>
+      <w:lvlJc w:val="left"/>
+      <w:pPr>
+        <w:ind w:left="2160" w:hanging="360"/>
+      </w:pPr>
+      <w:rPr>
+        <w:rFonts w:ascii="Wingdings" w:hAnsi="Wingdings" w:hint="default"/>
+      </w:rPr>
+    </w:lvl>
+    <w:lvl w:ilvl="3" w:tplc="0C0A0001" w:tentative="1">
+      <w:start w:val="1"/>
+      <w:numFmt w:val="bullet"/>
+      <w:lvlText w:val=""/>
+      <w:lvlJc w:val="left"/>
+      <w:pPr>
+        <w:ind w:left="2880" w:hanging="360"/>
+      </w:pPr>
+      <w:rPr>
+        <w:rFonts w:ascii="Symbol" w:hAnsi="Symbol" w:hint="default"/>
+      </w:rPr>
+    </w:lvl>
+    <w:lvl w:ilvl="4" w:tplc="0C0A0003" w:tentative="1">
+      <w:start w:val="1"/>
+      <w:numFmt w:val="bullet"/>
+      <w:lvlText w:val="o"/>
+      <w:lvlJc w:val="left"/>
+      <w:pPr>
+        <w:ind w:left="3600" w:hanging="360"/>
+      </w:pPr>
+      <w:rPr>
+        <w:rFonts w:ascii="Courier New" w:hAnsi="Courier New" w:cs="Courier New" w:hint="default"/>
+      </w:rPr>
+    </w:lvl>
+    <w:lvl w:ilvl="5" w:tplc="0C0A0005" w:tentative="1">
+      <w:start w:val="1"/>
+      <w:numFmt w:val="bullet"/>
+      <w:lvlText w:val=""/>
+      <w:lvlJc w:val="left"/>
+      <w:pPr>
+        <w:ind w:left="4320" w:hanging="360"/>
+      </w:pPr>
+      <w:rPr>
+        <w:rFonts w:ascii="Wingdings" w:hAnsi="Wingdings" w:hint="default"/>
+      </w:rPr>
+    </w:lvl>
+    <w:lvl w:ilvl="6" w:tplc="0C0A0001" w:tentative="1">
+      <w:start w:val="1"/>
+      <w:numFmt w:val="bullet"/>
+      <w:lvlText w:val=""/>
+      <w:lvlJc w:val="left"/>
+      <w:pPr>
+        <w:ind w:left="5040" w:hanging="360"/>
+      </w:pPr>
+      <w:rPr>
+        <w:rFonts w:ascii="Symbol" w:hAnsi="Symbol" w:hint="default"/>
+      </w:rPr>
+    </w:lvl>
+    <w:lvl w:ilvl="7" w:tplc="0C0A0003" w:tentative="1">
+      <w:start w:val="1"/>
+      <w:numFmt w:val="bullet"/>
+      <w:lvlText w:val="o"/>
+      <w:lvlJc w:val="left"/>
+      <w:pPr>
+        <w:ind w:left="5760" w:hanging="360"/>
+      </w:pPr>
+      <w:rPr>
+        <w:rFonts w:ascii="Courier New" w:hAnsi="Courier New" w:cs="Courier New" w:hint="default"/>
+      </w:rPr>
+    </w:lvl>
+    <w:lvl w:ilvl="8" w:tplc="0C0A0005" w:tentative="1">
+      <w:start w:val="1"/>
+      <w:numFmt w:val="bullet"/>
+      <w:lvlText w:val=""/>
+      <w:lvlJc w:val="left"/>
+      <w:pPr>
+        <w:ind w:left="6480" w:hanging="360"/>
+      </w:pPr>
+      <w:rPr>
+        <w:rFonts w:ascii="Wingdings" w:hAnsi="Wingdings" w:hint="default"/>
+      </w:rPr>
+    </w:lvl>
+  </w:abstractNum>
+  <w:abstractNum w:abstractNumId="10">
+    <w:nsid w:val="549C2516"/>
+    <w:multiLevelType w:val="hybridMultilevel"/>
+    <w:tmpl w:val="FCC6D6EE"/>
+    <w:lvl w:ilvl="0" w:tplc="0C0A0001">
+      <w:start w:val="1"/>
+      <w:numFmt w:val="bullet"/>
+      <w:lvlText w:val=""/>
+      <w:lvlJc w:val="left"/>
+      <w:pPr>
+        <w:ind w:left="720" w:hanging="360"/>
+      </w:pPr>
+      <w:rPr>
+        <w:rFonts w:ascii="Symbol" w:hAnsi="Symbol" w:hint="default"/>
+      </w:rPr>
+    </w:lvl>
+    <w:lvl w:ilvl="1" w:tplc="0C0A0003" w:tentative="1">
+      <w:start w:val="1"/>
+      <w:numFmt w:val="bullet"/>
+      <w:lvlText w:val="o"/>
+      <w:lvlJc w:val="left"/>
+      <w:pPr>
+        <w:ind w:left="1440" w:hanging="360"/>
+      </w:pPr>
+      <w:rPr>
+        <w:rFonts w:ascii="Courier New" w:hAnsi="Courier New" w:cs="Courier New" w:hint="default"/>
+      </w:rPr>
+    </w:lvl>
+    <w:lvl w:ilvl="2" w:tplc="0C0A0005" w:tentative="1">
+      <w:start w:val="1"/>
+      <w:numFmt w:val="bullet"/>
+      <w:lvlText w:val=""/>
+      <w:lvlJc w:val="left"/>
+      <w:pPr>
+        <w:ind w:left="2160" w:hanging="360"/>
+      </w:pPr>
+      <w:rPr>
+        <w:rFonts w:ascii="Wingdings" w:hAnsi="Wingdings" w:hint="default"/>
+      </w:rPr>
+    </w:lvl>
+    <w:lvl w:ilvl="3" w:tplc="0C0A0001" w:tentative="1">
+      <w:start w:val="1"/>
+      <w:numFmt w:val="bullet"/>
+      <w:lvlText w:val=""/>
+      <w:lvlJc w:val="left"/>
+      <w:pPr>
+        <w:ind w:left="2880" w:hanging="360"/>
+      </w:pPr>
+      <w:rPr>
+        <w:rFonts w:ascii="Symbol" w:hAnsi="Symbol" w:hint="default"/>
+      </w:rPr>
+    </w:lvl>
+    <w:lvl w:ilvl="4" w:tplc="0C0A0003" w:tentative="1">
+      <w:start w:val="1"/>
+      <w:numFmt w:val="bullet"/>
+      <w:lvlText w:val="o"/>
+      <w:lvlJc w:val="left"/>
+      <w:pPr>
+        <w:ind w:left="3600" w:hanging="360"/>
+      </w:pPr>
+      <w:rPr>
+        <w:rFonts w:ascii="Courier New" w:hAnsi="Courier New" w:cs="Courier New" w:hint="default"/>
+      </w:rPr>
+    </w:lvl>
+    <w:lvl w:ilvl="5" w:tplc="0C0A0005" w:tentative="1">
+      <w:start w:val="1"/>
+      <w:numFmt w:val="bullet"/>
+      <w:lvlText w:val=""/>
+      <w:lvlJc w:val="left"/>
+      <w:pPr>
+        <w:ind w:left="4320" w:hanging="360"/>
+      </w:pPr>
+      <w:rPr>
+        <w:rFonts w:ascii="Wingdings" w:hAnsi="Wingdings" w:hint="default"/>
+      </w:rPr>
+    </w:lvl>
+    <w:lvl w:ilvl="6" w:tplc="0C0A0001" w:tentative="1">
+      <w:start w:val="1"/>
+      <w:numFmt w:val="bullet"/>
+      <w:lvlText w:val=""/>
+      <w:lvlJc w:val="left"/>
+      <w:pPr>
+        <w:ind w:left="5040" w:hanging="360"/>
+      </w:pPr>
+      <w:rPr>
+        <w:rFonts w:ascii="Symbol" w:hAnsi="Symbol" w:hint="default"/>
+      </w:rPr>
+    </w:lvl>
+    <w:lvl w:ilvl="7" w:tplc="0C0A0003" w:tentative="1">
+      <w:start w:val="1"/>
+      <w:numFmt w:val="bullet"/>
+      <w:lvlText w:val="o"/>
+      <w:lvlJc w:val="left"/>
+      <w:pPr>
+        <w:ind w:left="5760" w:hanging="360"/>
+      </w:pPr>
+      <w:rPr>
+        <w:rFonts w:ascii="Courier New" w:hAnsi="Courier New" w:cs="Courier New" w:hint="default"/>
+      </w:rPr>
+    </w:lvl>
+    <w:lvl w:ilvl="8" w:tplc="0C0A0005" w:tentative="1">
+      <w:start w:val="1"/>
+      <w:numFmt w:val="bullet"/>
+      <w:lvlText w:val=""/>
+      <w:lvlJc w:val="left"/>
+      <w:pPr>
+        <w:ind w:left="6480" w:hanging="360"/>
+      </w:pPr>
+      <w:rPr>
+        <w:rFonts w:ascii="Wingdings" w:hAnsi="Wingdings" w:hint="default"/>
+      </w:rPr>
+    </w:lvl>
+  </w:abstractNum>
+  <w:abstractNum w:abstractNumId="11">
+    <w:nsid w:val="6531489C"/>
+    <w:multiLevelType w:val="hybridMultilevel"/>
+    <w:tmpl w:val="99141038"/>
+    <w:lvl w:ilvl="0" w:tplc="0C0A0001">
+      <w:start w:val="1"/>
+      <w:numFmt w:val="bullet"/>
+      <w:lvlText w:val=""/>
+      <w:lvlJc w:val="left"/>
+      <w:pPr>
+        <w:ind w:left="720" w:hanging="360"/>
+      </w:pPr>
+      <w:rPr>
+        <w:rFonts w:ascii="Symbol" w:hAnsi="Symbol" w:hint="default"/>
+      </w:rPr>
+    </w:lvl>
+    <w:lvl w:ilvl="1" w:tplc="0C0A0003">
+      <w:start w:val="1"/>
+      <w:numFmt w:val="bullet"/>
+      <w:lvlText w:val="o"/>
+      <w:lvlJc w:val="left"/>
+      <w:pPr>
+        <w:ind w:left="1440" w:hanging="360"/>
+      </w:pPr>
+      <w:rPr>
+        <w:rFonts w:ascii="Courier New" w:hAnsi="Courier New" w:cs="Courier New" w:hint="default"/>
+      </w:rPr>
+    </w:lvl>
+    <w:lvl w:ilvl="2" w:tplc="0C0A0005" w:tentative="1">
+      <w:start w:val="1"/>
+      <w:numFmt w:val="bullet"/>
+      <w:lvlText w:val=""/>
+      <w:lvlJc w:val="left"/>
+      <w:pPr>
+        <w:ind w:left="2160" w:hanging="360"/>
+      </w:pPr>
+      <w:rPr>
+        <w:rFonts w:ascii="Wingdings" w:hAnsi="Wingdings" w:hint="default"/>
+      </w:rPr>
+    </w:lvl>
+    <w:lvl w:ilvl="3" w:tplc="0C0A0001" w:tentative="1">
+      <w:start w:val="1"/>
+      <w:numFmt w:val="bullet"/>
+      <w:lvlText w:val=""/>
+      <w:lvlJc w:val="left"/>
+      <w:pPr>
+        <w:ind w:left="2880" w:hanging="360"/>
+      </w:pPr>
+      <w:rPr>
+        <w:rFonts w:ascii="Symbol" w:hAnsi="Symbol" w:hint="default"/>
+      </w:rPr>
+    </w:lvl>
+    <w:lvl w:ilvl="4" w:tplc="0C0A0003" w:tentative="1">
+      <w:start w:val="1"/>
+      <w:numFmt w:val="bullet"/>
+      <w:lvlText w:val="o"/>
+      <w:lvlJc w:val="left"/>
+      <w:pPr>
+        <w:ind w:left="3600" w:hanging="360"/>
+      </w:pPr>
+      <w:rPr>
+        <w:rFonts w:ascii="Courier New" w:hAnsi="Courier New" w:cs="Courier New" w:hint="default"/>
+      </w:rPr>
+    </w:lvl>
+    <w:lvl w:ilvl="5" w:tplc="0C0A0005" w:tentative="1">
+      <w:start w:val="1"/>
+      <w:numFmt w:val="bullet"/>
+      <w:lvlText w:val=""/>
+      <w:lvlJc w:val="left"/>
+      <w:pPr>
+        <w:ind w:left="4320" w:hanging="360"/>
+      </w:pPr>
+      <w:rPr>
+        <w:rFonts w:ascii="Wingdings" w:hAnsi="Wingdings" w:hint="default"/>
+      </w:rPr>
+    </w:lvl>
+    <w:lvl w:ilvl="6" w:tplc="0C0A0001" w:tentative="1">
+      <w:start w:val="1"/>
+      <w:numFmt w:val="bullet"/>
+      <w:lvlText w:val=""/>
+      <w:lvlJc w:val="left"/>
+      <w:pPr>
+        <w:ind w:left="5040" w:hanging="360"/>
+      </w:pPr>
+      <w:rPr>
+        <w:rFonts w:ascii="Symbol" w:hAnsi="Symbol" w:hint="default"/>
+      </w:rPr>
+    </w:lvl>
+    <w:lvl w:ilvl="7" w:tplc="0C0A0003" w:tentative="1">
+      <w:start w:val="1"/>
+      <w:numFmt w:val="bullet"/>
+      <w:lvlText w:val="o"/>
+      <w:lvlJc w:val="left"/>
+      <w:pPr>
+        <w:ind w:left="5760" w:hanging="360"/>
+      </w:pPr>
+      <w:rPr>
+        <w:rFonts w:ascii="Courier New" w:hAnsi="Courier New" w:cs="Courier New" w:hint="default"/>
+      </w:rPr>
+    </w:lvl>
+    <w:lvl w:ilvl="8" w:tplc="0C0A0005" w:tentative="1">
+      <w:start w:val="1"/>
+      <w:numFmt w:val="bullet"/>
+      <w:lvlText w:val=""/>
+      <w:lvlJc w:val="left"/>
+      <w:pPr>
+        <w:ind w:left="6480" w:hanging="360"/>
+      </w:pPr>
+      <w:rPr>
+        <w:rFonts w:ascii="Wingdings" w:hAnsi="Wingdings" w:hint="default"/>
+      </w:rPr>
+    </w:lvl>
+  </w:abstractNum>
+  <w:abstractNum w:abstractNumId="12">
+    <w:nsid w:val="69164053"/>
+    <w:multiLevelType w:val="hybridMultilevel"/>
+    <w:tmpl w:val="F8AED8A8"/>
+    <w:lvl w:ilvl="0" w:tplc="0C0A0001">
+      <w:start w:val="1"/>
+      <w:numFmt w:val="bullet"/>
+      <w:lvlText w:val=""/>
+      <w:lvlJc w:val="left"/>
+      <w:pPr>
+        <w:ind w:left="720" w:hanging="360"/>
+      </w:pPr>
+      <w:rPr>
+        <w:rFonts w:ascii="Symbol" w:hAnsi="Symbol" w:hint="default"/>
+      </w:rPr>
+    </w:lvl>
+    <w:lvl w:ilvl="1" w:tplc="0C0A0003" w:tentative="1">
+      <w:start w:val="1"/>
+      <w:numFmt w:val="bullet"/>
+      <w:lvlText w:val="o"/>
+      <w:lvlJc w:val="left"/>
+      <w:pPr>
+        <w:ind w:left="1440" w:hanging="360"/>
+      </w:pPr>
+      <w:rPr>
+        <w:rFonts w:ascii="Courier New" w:hAnsi="Courier New" w:cs="Courier New" w:hint="default"/>
+      </w:rPr>
+    </w:lvl>
+    <w:lvl w:ilvl="2" w:tplc="0C0A0005" w:tentative="1">
+      <w:start w:val="1"/>
+      <w:numFmt w:val="bullet"/>
+      <w:lvlText w:val=""/>
+      <w:lvlJc w:val="left"/>
+      <w:pPr>
+        <w:ind w:left="2160" w:hanging="360"/>
+      </w:pPr>
+      <w:rPr>
+        <w:rFonts w:ascii="Wingdings" w:hAnsi="Wingdings" w:hint="default"/>
+      </w:rPr>
+    </w:lvl>
+    <w:lvl w:ilvl="3" w:tplc="0C0A0001" w:tentative="1">
+      <w:start w:val="1"/>
+      <w:numFmt w:val="bullet"/>
+      <w:lvlText w:val=""/>
+      <w:lvlJc w:val="left"/>
+      <w:pPr>
+        <w:ind w:left="2880" w:hanging="360"/>
+      </w:pPr>
+      <w:rPr>
+        <w:rFonts w:ascii="Symbol" w:hAnsi="Symbol" w:hint="default"/>
+      </w:rPr>
+    </w:lvl>
+    <w:lvl w:ilvl="4" w:tplc="0C0A0003" w:tentative="1">
+      <w:start w:val="1"/>
+      <w:numFmt w:val="bullet"/>
+      <w:lvlText w:val="o"/>
+      <w:lvlJc w:val="left"/>
+      <w:pPr>
+        <w:ind w:left="3600" w:hanging="360"/>
+      </w:pPr>
+      <w:rPr>
+        <w:rFonts w:ascii="Courier New" w:hAnsi="Courier New" w:cs="Courier New" w:hint="default"/>
+      </w:rPr>
+    </w:lvl>
+    <w:lvl w:ilvl="5" w:tplc="0C0A0005" w:tentative="1">
+      <w:start w:val="1"/>
+      <w:numFmt w:val="bullet"/>
+      <w:lvlText w:val=""/>
+      <w:lvlJc w:val="left"/>
+      <w:pPr>
+        <w:ind w:left="4320" w:hanging="360"/>
+      </w:pPr>
+      <w:rPr>
+        <w:rFonts w:ascii="Wingdings" w:hAnsi="Wingdings" w:hint="default"/>
+      </w:rPr>
+    </w:lvl>
+    <w:lvl w:ilvl="6" w:tplc="0C0A0001" w:tentative="1">
+      <w:start w:val="1"/>
+      <w:numFmt w:val="bullet"/>
+      <w:lvlText w:val=""/>
+      <w:lvlJc w:val="left"/>
+      <w:pPr>
+        <w:ind w:left="5040" w:hanging="360"/>
+      </w:pPr>
+      <w:rPr>
+        <w:rFonts w:ascii="Symbol" w:hAnsi="Symbol" w:hint="default"/>
+      </w:rPr>
+    </w:lvl>
+    <w:lvl w:ilvl="7" w:tplc="0C0A0003" w:tentative="1">
+      <w:start w:val="1"/>
+      <w:numFmt w:val="bullet"/>
+      <w:lvlText w:val="o"/>
+      <w:lvlJc w:val="left"/>
+      <w:pPr>
+        <w:ind w:left="5760" w:hanging="360"/>
+      </w:pPr>
+      <w:rPr>
+        <w:rFonts w:ascii="Courier New" w:hAnsi="Courier New" w:cs="Courier New" w:hint="default"/>
+      </w:rPr>
+    </w:lvl>
+    <w:lvl w:ilvl="8" w:tplc="0C0A0005" w:tentative="1">
+      <w:start w:val="1"/>
+      <w:numFmt w:val="bullet"/>
+      <w:lvlText w:val=""/>
+      <w:lvlJc w:val="left"/>
+      <w:pPr>
+        <w:ind w:left="6480" w:hanging="360"/>
+      </w:pPr>
+      <w:rPr>
+        <w:rFonts w:ascii="Wingdings" w:hAnsi="Wingdings" w:hint="default"/>
+      </w:rPr>
+    </w:lvl>
+  </w:abstractNum>
+  <w:abstractNum w:abstractNumId="13">
+    <w:nsid w:val="6DF23647"/>
+    <w:multiLevelType w:val="hybridMultilevel"/>
+    <w:tmpl w:val="E0C0AC36"/>
+    <w:lvl w:ilvl="0" w:tplc="0C0A0001">
+      <w:start w:val="1"/>
+      <w:numFmt w:val="bullet"/>
+      <w:lvlText w:val=""/>
+      <w:lvlJc w:val="left"/>
+      <w:pPr>
+        <w:ind w:left="720" w:hanging="360"/>
+      </w:pPr>
+      <w:rPr>
+        <w:rFonts w:ascii="Symbol" w:hAnsi="Symbol" w:hint="default"/>
+      </w:rPr>
+    </w:lvl>
+    <w:lvl w:ilvl="1" w:tplc="0C0A0003" w:tentative="1">
+      <w:start w:val="1"/>
+      <w:numFmt w:val="bullet"/>
+      <w:lvlText w:val="o"/>
+      <w:lvlJc w:val="left"/>
+      <w:pPr>
+        <w:ind w:left="1440" w:hanging="360"/>
+      </w:pPr>
+      <w:rPr>
+        <w:rFonts w:ascii="Courier New" w:hAnsi="Courier New" w:cs="Courier New" w:hint="default"/>
+      </w:rPr>
+    </w:lvl>
+    <w:lvl w:ilvl="2" w:tplc="0C0A0005" w:tentative="1">
+      <w:start w:val="1"/>
+      <w:numFmt w:val="bullet"/>
+      <w:lvlText w:val=""/>
+      <w:lvlJc w:val="left"/>
+      <w:pPr>
+        <w:ind w:left="2160" w:hanging="360"/>
+      </w:pPr>
+      <w:rPr>
+        <w:rFonts w:ascii="Wingdings" w:hAnsi="Wingdings" w:hint="default"/>
+      </w:rPr>
+    </w:lvl>
+    <w:lvl w:ilvl="3" w:tplc="0C0A0001" w:tentative="1">
+      <w:start w:val="1"/>
+      <w:numFmt w:val="bullet"/>
+      <w:lvlText w:val=""/>
+      <w:lvlJc w:val="left"/>
+      <w:pPr>
+        <w:ind w:left="2880" w:hanging="360"/>
+      </w:pPr>
+      <w:rPr>
+        <w:rFonts w:ascii="Symbol" w:hAnsi="Symbol" w:hint="default"/>
+      </w:rPr>
+    </w:lvl>
+    <w:lvl w:ilvl="4" w:tplc="0C0A0003" w:tentative="1">
+      <w:start w:val="1"/>
+      <w:numFmt w:val="bullet"/>
+      <w:lvlText w:val="o"/>
+      <w:lvlJc w:val="left"/>
+      <w:pPr>
+        <w:ind w:left="3600" w:hanging="360"/>
+      </w:pPr>
+      <w:rPr>
+        <w:rFonts w:ascii="Courier New" w:hAnsi="Courier New" w:cs="Courier New" w:hint="default"/>
+      </w:rPr>
+    </w:lvl>
+    <w:lvl w:ilvl="5" w:tplc="0C0A0005" w:tentative="1">
+      <w:start w:val="1"/>
+      <w:numFmt w:val="bullet"/>
+      <w:lvlText w:val=""/>
+      <w:lvlJc w:val="left"/>
+      <w:pPr>
+        <w:ind w:left="4320" w:hanging="360"/>
+      </w:pPr>
+      <w:rPr>
+        <w:rFonts w:ascii="Wingdings" w:hAnsi="Wingdings" w:hint="default"/>
+      </w:rPr>
+    </w:lvl>
+    <w:lvl w:ilvl="6" w:tplc="0C0A0001" w:tentative="1">
+      <w:start w:val="1"/>
+      <w:numFmt w:val="bullet"/>
+      <w:lvlText w:val=""/>
+      <w:lvlJc w:val="left"/>
+      <w:pPr>
+        <w:ind w:left="5040" w:hanging="360"/>
+      </w:pPr>
+      <w:rPr>
+        <w:rFonts w:ascii="Symbol" w:hAnsi="Symbol" w:hint="default"/>
+      </w:rPr>
+    </w:lvl>
+    <w:lvl w:ilvl="7" w:tplc="0C0A0003" w:tentative="1">
+      <w:start w:val="1"/>
+      <w:numFmt w:val="bullet"/>
+      <w:lvlText w:val="o"/>
+      <w:lvlJc w:val="left"/>
+      <w:pPr>
+        <w:ind w:left="5760" w:hanging="360"/>
+      </w:pPr>
+      <w:rPr>
+        <w:rFonts w:ascii="Courier New" w:hAnsi="Courier New" w:cs="Courier New" w:hint="default"/>
+      </w:rPr>
+    </w:lvl>
+    <w:lvl w:ilvl="8" w:tplc="0C0A0005" w:tentative="1">
+      <w:start w:val="1"/>
+      <w:numFmt w:val="bullet"/>
+      <w:lvlText w:val=""/>
+      <w:lvlJc w:val="left"/>
+      <w:pPr>
+        <w:ind w:left="6480" w:hanging="360"/>
+      </w:pPr>
+      <w:rPr>
+        <w:rFonts w:ascii="Wingdings" w:hAnsi="Wingdings" w:hint="default"/>
+      </w:rPr>
+    </w:lvl>
+  </w:abstractNum>
+  <w:abstractNum w:abstractNumId="14">
+    <w:nsid w:val="778C1AB4"/>
+    <w:multiLevelType w:val="hybridMultilevel"/>
+    <w:tmpl w:val="59CE985C"/>
+    <w:lvl w:ilvl="0" w:tplc="0C0A0001">
+      <w:start w:val="1"/>
+      <w:numFmt w:val="bullet"/>
+      <w:lvlText w:val=""/>
+      <w:lvlJc w:val="left"/>
+      <w:pPr>
+        <w:ind w:left="1800" w:hanging="360"/>
+      </w:pPr>
+      <w:rPr>
+        <w:rFonts w:ascii="Symbol" w:hAnsi="Symbol" w:hint="default"/>
+      </w:rPr>
+    </w:lvl>
+    <w:lvl w:ilvl="1" w:tplc="0C0A0003" w:tentative="1">
+      <w:start w:val="1"/>
+      <w:numFmt w:val="bullet"/>
+      <w:lvlText w:val="o"/>
+      <w:lvlJc w:val="left"/>
+      <w:pPr>
+        <w:ind w:left="2520" w:hanging="360"/>
+      </w:pPr>
+      <w:rPr>
+        <w:rFonts w:ascii="Courier New" w:hAnsi="Courier New" w:cs="Courier New" w:hint="default"/>
+      </w:rPr>
+    </w:lvl>
+    <w:lvl w:ilvl="2" w:tplc="0C0A0005" w:tentative="1">
+      <w:start w:val="1"/>
+      <w:numFmt w:val="bullet"/>
+      <w:lvlText w:val=""/>
+      <w:lvlJc w:val="left"/>
+      <w:pPr>
+        <w:ind w:left="3240" w:hanging="360"/>
+      </w:pPr>
+      <w:rPr>
+        <w:rFonts w:ascii="Wingdings" w:hAnsi="Wingdings" w:hint="default"/>
+      </w:rPr>
+    </w:lvl>
+    <w:lvl w:ilvl="3" w:tplc="0C0A0001" w:tentative="1">
+      <w:start w:val="1"/>
+      <w:numFmt w:val="bullet"/>
+      <w:lvlText w:val=""/>
+      <w:lvlJc w:val="left"/>
+      <w:pPr>
+        <w:ind w:left="3960" w:hanging="360"/>
+      </w:pPr>
+      <w:rPr>
+        <w:rFonts w:ascii="Symbol" w:hAnsi="Symbol" w:hint="default"/>
+      </w:rPr>
+    </w:lvl>
+    <w:lvl w:ilvl="4" w:tplc="0C0A0003" w:tentative="1">
+      <w:start w:val="1"/>
+      <w:numFmt w:val="bullet"/>
+      <w:lvlText w:val="o"/>
+      <w:lvlJc w:val="left"/>
+      <w:pPr>
+        <w:ind w:left="4680" w:hanging="360"/>
+      </w:pPr>
+      <w:rPr>
+        <w:rFonts w:ascii="Courier New" w:hAnsi="Courier New" w:cs="Courier New" w:hint="default"/>
+      </w:rPr>
+    </w:lvl>
+    <w:lvl w:ilvl="5" w:tplc="0C0A0005" w:tentative="1">
+      <w:start w:val="1"/>
+      <w:numFmt w:val="bullet"/>
+      <w:lvlText w:val=""/>
+      <w:lvlJc w:val="left"/>
+      <w:pPr>
+        <w:ind w:left="5400" w:hanging="360"/>
+      </w:pPr>
+      <w:rPr>
+        <w:rFonts w:ascii="Wingdings" w:hAnsi="Wingdings" w:hint="default"/>
+      </w:rPr>
+    </w:lvl>
+    <w:lvl w:ilvl="6" w:tplc="0C0A0001" w:tentative="1">
+      <w:start w:val="1"/>
+      <w:numFmt w:val="bullet"/>
+      <w:lvlText w:val=""/>
+      <w:lvlJc w:val="left"/>
+      <w:pPr>
+        <w:ind w:left="6120" w:hanging="360"/>
+      </w:pPr>
+      <w:rPr>
+        <w:rFonts w:ascii="Symbol" w:hAnsi="Symbol" w:hint="default"/>
+      </w:rPr>
+    </w:lvl>
+    <w:lvl w:ilvl="7" w:tplc="0C0A0003" w:tentative="1">
+      <w:start w:val="1"/>
+      <w:numFmt w:val="bullet"/>
+      <w:lvlText w:val="o"/>
+      <w:lvlJc w:val="left"/>
+      <w:pPr>
+        <w:ind w:left="6840" w:hanging="360"/>
+      </w:pPr>
+      <w:rPr>
+        <w:rFonts w:ascii="Courier New" w:hAnsi="Courier New" w:cs="Courier New" w:hint="default"/>
+      </w:rPr>
+    </w:lvl>
+    <w:lvl w:ilvl="8" w:tplc="0C0A0005" w:tentative="1">
+      <w:start w:val="1"/>
+      <w:numFmt w:val="bullet"/>
+      <w:lvlText w:val=""/>
+      <w:lvlJc w:val="left"/>
+      <w:pPr>
+        <w:ind w:left="7560" w:hanging="360"/>
+      </w:pPr>
+      <w:rPr>
+        <w:rFonts w:ascii="Wingdings" w:hAnsi="Wingdings" w:hint="default"/>
+      </w:rPr>
+    </w:lvl>
+  </w:abstractNum>
+  <w:abstractNum w:abstractNumId="15">
+    <w:nsid w:val="7D725BBD"/>
+    <w:multiLevelType w:val="hybridMultilevel"/>
+    <w:tmpl w:val="7AD6F712"/>
+    <w:lvl w:ilvl="0" w:tplc="0C0A0001">
+      <w:start w:val="1"/>
+      <w:numFmt w:val="bullet"/>
+      <w:lvlText w:val=""/>
+      <w:lvlJc w:val="left"/>
+      <w:pPr>
+        <w:ind w:left="720" w:hanging="360"/>
+      </w:pPr>
+      <w:rPr>
+        <w:rFonts w:ascii="Symbol" w:hAnsi="Symbol" w:hint="default"/>
+      </w:rPr>
+    </w:lvl>
+    <w:lvl w:ilvl="1" w:tplc="0C0A0003">
+      <w:start w:val="1"/>
+      <w:numFmt w:val="bullet"/>
+      <w:lvlText w:val="o"/>
+      <w:lvlJc w:val="left"/>
+      <w:pPr>
+        <w:ind w:left="1440" w:hanging="360"/>
+      </w:pPr>
+      <w:rPr>
+        <w:rFonts w:ascii="Courier New" w:hAnsi="Courier New" w:cs="Courier New" w:hint="default"/>
+      </w:rPr>
+    </w:lvl>
+    <w:lvl w:ilvl="2" w:tplc="0C0A0005" w:tentative="1">
+      <w:start w:val="1"/>
+      <w:numFmt w:val="bullet"/>
+      <w:lvlText w:val=""/>
+      <w:lvlJc w:val="left"/>
+      <w:pPr>
+        <w:ind w:left="2160" w:hanging="360"/>
+      </w:pPr>
+      <w:rPr>
+        <w:rFonts w:ascii="Wingdings" w:hAnsi="Wingdings" w:hint="default"/>
+      </w:rPr>
+    </w:lvl>
+    <w:lvl w:ilvl="3" w:tplc="0C0A0001" w:tentative="1">
+      <w:start w:val="1"/>
+      <w:numFmt w:val="bullet"/>
+      <w:lvlText w:val=""/>
+      <w:lvlJc w:val="left"/>
+      <w:pPr>
+        <w:ind w:left="2880" w:hanging="360"/>
+      </w:pPr>
+      <w:rPr>
+        <w:rFonts w:ascii="Symbol" w:hAnsi="Symbol" w:hint="default"/>
+      </w:rPr>
+    </w:lvl>
+    <w:lvl w:ilvl="4" w:tplc="0C0A0003" w:tentative="1">
+      <w:start w:val="1"/>
+      <w:numFmt w:val="bullet"/>
+      <w:lvlText w:val="o"/>
+      <w:lvlJc w:val="left"/>
+      <w:pPr>
+        <w:ind w:left="3600" w:hanging="360"/>
+      </w:pPr>
+      <w:rPr>
+        <w:rFonts w:ascii="Courier New" w:hAnsi="Courier New" w:cs="Courier New" w:hint="default"/>
+      </w:rPr>
+    </w:lvl>
+    <w:lvl w:ilvl="5" w:tplc="0C0A0005" w:tentative="1">
+      <w:start w:val="1"/>
+      <w:numFmt w:val="bullet"/>
+      <w:lvlText w:val=""/>
+      <w:lvlJc w:val="left"/>
+      <w:pPr>
+        <w:ind w:left="4320" w:hanging="360"/>
+      </w:pPr>
+      <w:rPr>
+        <w:rFonts w:ascii="Wingdings" w:hAnsi="Wingdings" w:hint="default"/>
+      </w:rPr>
+    </w:lvl>
+    <w:lvl w:ilvl="6" w:tplc="0C0A0001" w:tentative="1">
+      <w:start w:val="1"/>
+      <w:numFmt w:val="bullet"/>
+      <w:lvlText w:val=""/>
+      <w:lvlJc w:val="left"/>
+      <w:pPr>
+        <w:ind w:left="5040" w:hanging="360"/>
+      </w:pPr>
+      <w:rPr>
+        <w:rFonts w:ascii="Symbol" w:hAnsi="Symbol" w:hint="default"/>
+      </w:rPr>
+    </w:lvl>
+    <w:lvl w:ilvl="7" w:tplc="0C0A0003" w:tentative="1">
+      <w:start w:val="1"/>
+      <w:numFmt w:val="bullet"/>
+      <w:lvlText w:val="o"/>
+      <w:lvlJc w:val="left"/>
+      <w:pPr>
+        <w:ind w:left="5760" w:hanging="360"/>
+      </w:pPr>
+      <w:rPr>
+        <w:rFonts w:ascii="Courier New" w:hAnsi="Courier New" w:cs="Courier New" w:hint="default"/>
+      </w:rPr>
+    </w:lvl>
+    <w:lvl w:ilvl="8" w:tplc="0C0A0005" w:tentative="1">
+      <w:start w:val="1"/>
+      <w:numFmt w:val="bullet"/>
+      <w:lvlText w:val=""/>
+      <w:lvlJc w:val="left"/>
+      <w:pPr>
+        <w:ind w:left="6480" w:hanging="360"/>
+      </w:pPr>
+      <w:rPr>
+        <w:rFonts w:ascii="Wingdings" w:hAnsi="Wingdings" w:hint="default"/>
+      </w:rPr>
+    </w:lvl>
+  </w:abstractNum>
+  <w:num w:numId="1">
+    <w:abstractNumId w:val="8"/>
+  </w:num>
+  <w:num w:numId="2">
+    <w:abstractNumId w:val="5"/>
+  </w:num>
+  <w:num w:numId="3">
+    <w:abstractNumId w:val="9"/>
+  </w:num>
+  <w:num w:numId="4">
+    <w:abstractNumId w:val="0"/>
+  </w:num>
+  <w:num w:numId="5">
+    <w:abstractNumId w:val="1"/>
+  </w:num>
+  <w:num w:numId="6">
+    <w:abstractNumId w:val="7"/>
+  </w:num>
+  <w:num w:numId="7">
+    <w:abstractNumId w:val="11"/>
+  </w:num>
+  <w:num w:numId="8">
+    <w:abstractNumId w:val="3"/>
+  </w:num>
+  <w:num w:numId="9">
+    <w:abstractNumId w:val="15"/>
+  </w:num>
+  <w:num w:numId="10">
+    <w:abstractNumId w:val="10"/>
+  </w:num>
+  <w:num w:numId="11">
+    <w:abstractNumId w:val="13"/>
+  </w:num>
+  <w:num w:numId="12">
+    <w:abstractNumId w:val="4"/>
+  </w:num>
+  <w:num w:numId="13">
+    <w:abstractNumId w:val="14"/>
+  </w:num>
+  <w:num w:numId="14">
+    <w:abstractNumId w:val="6"/>
+  </w:num>
+  <w:num w:numId="15">
+    <w:abstractNumId w:val="2"/>
+  </w:num>
+  <w:num w:numId="16">
+    <w:abstractNumId w:val="12"/>
+  </w:num>
+</w:numbering>
 </file>
 
 <file path=word/styles.xml><?xml version="1.0" encoding="utf-8"?>
@@ -893,6 +6720,71 @@
     <w:name w:val="Normal"/>
     <w:qFormat/>
   </w:style>
+  <w:style w:type="paragraph" w:styleId="Ttulo1">
+    <w:name w:val="heading 1"/>
+    <w:basedOn w:val="Normal"/>
+    <w:next w:val="Normal"/>
+    <w:link w:val="Ttulo1Car"/>
+    <w:uiPriority w:val="9"/>
+    <w:qFormat/>
+    <w:rsid w:val="00D641A1"/>
+    <w:pPr>
+      <w:keepNext/>
+      <w:keepLines/>
+      <w:spacing w:before="240" w:after="0"/>
+      <w:outlineLvl w:val="0"/>
+    </w:pPr>
+    <w:rPr>
+      <w:rFonts w:asciiTheme="majorHAnsi" w:eastAsiaTheme="majorEastAsia" w:hAnsiTheme="majorHAnsi" w:cstheme="majorBidi"/>
+      <w:color w:val="2F5496" w:themeColor="accent1" w:themeShade="BF"/>
+      <w:sz w:val="32"/>
+      <w:szCs w:val="32"/>
+    </w:rPr>
+  </w:style>
+  <w:style w:type="paragraph" w:styleId="Ttulo2">
+    <w:name w:val="heading 2"/>
+    <w:basedOn w:val="Normal"/>
+    <w:next w:val="Normal"/>
+    <w:link w:val="Ttulo2Car"/>
+    <w:uiPriority w:val="9"/>
+    <w:unhideWhenUsed/>
+    <w:qFormat/>
+    <w:rsid w:val="009F20FC"/>
+    <w:pPr>
+      <w:keepNext/>
+      <w:keepLines/>
+      <w:spacing w:before="40" w:after="0"/>
+      <w:outlineLvl w:val="1"/>
+    </w:pPr>
+    <w:rPr>
+      <w:rFonts w:asciiTheme="majorHAnsi" w:eastAsiaTheme="majorEastAsia" w:hAnsiTheme="majorHAnsi" w:cstheme="majorBidi"/>
+      <w:color w:val="2F5496" w:themeColor="accent1" w:themeShade="BF"/>
+      <w:sz w:val="26"/>
+      <w:szCs w:val="26"/>
+    </w:rPr>
+  </w:style>
+  <w:style w:type="paragraph" w:styleId="Ttulo3">
+    <w:name w:val="heading 3"/>
+    <w:basedOn w:val="Normal"/>
+    <w:next w:val="Normal"/>
+    <w:link w:val="Ttulo3Car"/>
+    <w:uiPriority w:val="9"/>
+    <w:unhideWhenUsed/>
+    <w:qFormat/>
+    <w:rsid w:val="008607C1"/>
+    <w:pPr>
+      <w:keepNext/>
+      <w:keepLines/>
+      <w:spacing w:before="40" w:after="0"/>
+      <w:outlineLvl w:val="2"/>
+    </w:pPr>
+    <w:rPr>
+      <w:rFonts w:asciiTheme="majorHAnsi" w:eastAsiaTheme="majorEastAsia" w:hAnsiTheme="majorHAnsi" w:cstheme="majorBidi"/>
+      <w:color w:val="1F3763" w:themeColor="accent1" w:themeShade="7F"/>
+      <w:sz w:val="24"/>
+      <w:szCs w:val="24"/>
+    </w:rPr>
+  </w:style>
   <w:style w:type="character" w:default="1" w:styleId="Fuentedeprrafopredeter">
     <w:name w:val="Default Paragraph Font"/>
     <w:uiPriority w:val="1"/>
@@ -963,6 +6855,174 @@
     <w:link w:val="Piedepgina"/>
     <w:uiPriority w:val="99"/>
     <w:rsid w:val="00F7170A"/>
+  </w:style>
+  <w:style w:type="character" w:customStyle="1" w:styleId="Ttulo1Car">
+    <w:name w:val="Título 1 Car"/>
+    <w:basedOn w:val="Fuentedeprrafopredeter"/>
+    <w:link w:val="Ttulo1"/>
+    <w:uiPriority w:val="9"/>
+    <w:rsid w:val="00D641A1"/>
+    <w:rPr>
+      <w:rFonts w:asciiTheme="majorHAnsi" w:eastAsiaTheme="majorEastAsia" w:hAnsiTheme="majorHAnsi" w:cstheme="majorBidi"/>
+      <w:color w:val="2F5496" w:themeColor="accent1" w:themeShade="BF"/>
+      <w:sz w:val="32"/>
+      <w:szCs w:val="32"/>
+    </w:rPr>
+  </w:style>
+  <w:style w:type="paragraph" w:styleId="Prrafodelista">
+    <w:name w:val="List Paragraph"/>
+    <w:basedOn w:val="Normal"/>
+    <w:uiPriority w:val="34"/>
+    <w:qFormat/>
+    <w:rsid w:val="009F20FC"/>
+    <w:pPr>
+      <w:ind w:left="720"/>
+      <w:contextualSpacing/>
+    </w:pPr>
+  </w:style>
+  <w:style w:type="character" w:customStyle="1" w:styleId="Ttulo2Car">
+    <w:name w:val="Título 2 Car"/>
+    <w:basedOn w:val="Fuentedeprrafopredeter"/>
+    <w:link w:val="Ttulo2"/>
+    <w:uiPriority w:val="9"/>
+    <w:rsid w:val="009F20FC"/>
+    <w:rPr>
+      <w:rFonts w:asciiTheme="majorHAnsi" w:eastAsiaTheme="majorEastAsia" w:hAnsiTheme="majorHAnsi" w:cstheme="majorBidi"/>
+      <w:color w:val="2F5496" w:themeColor="accent1" w:themeShade="BF"/>
+      <w:sz w:val="26"/>
+      <w:szCs w:val="26"/>
+    </w:rPr>
+  </w:style>
+  <w:style w:type="character" w:styleId="Hipervnculo">
+    <w:name w:val="Hyperlink"/>
+    <w:basedOn w:val="Fuentedeprrafopredeter"/>
+    <w:uiPriority w:val="99"/>
+    <w:unhideWhenUsed/>
+    <w:rsid w:val="009F20FC"/>
+    <w:rPr>
+      <w:color w:val="0563C1" w:themeColor="hyperlink"/>
+      <w:u w:val="single"/>
+    </w:rPr>
+  </w:style>
+  <w:style w:type="paragraph" w:customStyle="1" w:styleId="Compact">
+    <w:name w:val="Compact"/>
+    <w:basedOn w:val="Textoindependiente"/>
+    <w:qFormat/>
+    <w:rsid w:val="008607C1"/>
+    <w:pPr>
+      <w:spacing w:before="36" w:after="36" w:line="240" w:lineRule="auto"/>
+    </w:pPr>
+    <w:rPr>
+      <w:rFonts w:eastAsiaTheme="minorEastAsia"/>
+      <w:sz w:val="24"/>
+      <w:szCs w:val="24"/>
+      <w:lang w:val="en-US" w:eastAsia="zh-CN"/>
+    </w:rPr>
+  </w:style>
+  <w:style w:type="table" w:customStyle="1" w:styleId="Table">
+    <w:name w:val="Table"/>
+    <w:semiHidden/>
+    <w:unhideWhenUsed/>
+    <w:qFormat/>
+    <w:rsid w:val="008607C1"/>
+    <w:pPr>
+      <w:spacing w:after="200" w:line="240" w:lineRule="auto"/>
+    </w:pPr>
+    <w:rPr>
+      <w:rFonts w:eastAsiaTheme="minorEastAsia"/>
+      <w:sz w:val="24"/>
+      <w:szCs w:val="24"/>
+      <w:lang w:val="en-US" w:eastAsia="zh-CN"/>
+    </w:rPr>
+    <w:tblPr>
+      <w:tblInd w:w="0" w:type="dxa"/>
+      <w:tblCellMar>
+        <w:top w:w="0" w:type="dxa"/>
+        <w:left w:w="108" w:type="dxa"/>
+        <w:bottom w:w="0" w:type="dxa"/>
+        <w:right w:w="108" w:type="dxa"/>
+      </w:tblCellMar>
+    </w:tblPr>
+    <w:tblStylePr w:type="firstRow">
+      <w:tblPr/>
+      <w:tcPr>
+        <w:tcBorders>
+          <w:bottom w:val="single" w:sz="0" w:space="0" w:color="auto"/>
+        </w:tcBorders>
+        <w:vAlign w:val="bottom"/>
+      </w:tcPr>
+    </w:tblStylePr>
+  </w:style>
+  <w:style w:type="paragraph" w:styleId="Textoindependiente">
+    <w:name w:val="Body Text"/>
+    <w:basedOn w:val="Normal"/>
+    <w:link w:val="TextoindependienteCar"/>
+    <w:uiPriority w:val="99"/>
+    <w:semiHidden/>
+    <w:unhideWhenUsed/>
+    <w:rsid w:val="008607C1"/>
+    <w:pPr>
+      <w:spacing w:after="120"/>
+    </w:pPr>
+  </w:style>
+  <w:style w:type="character" w:customStyle="1" w:styleId="TextoindependienteCar">
+    <w:name w:val="Texto independiente Car"/>
+    <w:basedOn w:val="Fuentedeprrafopredeter"/>
+    <w:link w:val="Textoindependiente"/>
+    <w:uiPriority w:val="99"/>
+    <w:semiHidden/>
+    <w:rsid w:val="008607C1"/>
+  </w:style>
+  <w:style w:type="character" w:customStyle="1" w:styleId="Ttulo3Car">
+    <w:name w:val="Título 3 Car"/>
+    <w:basedOn w:val="Fuentedeprrafopredeter"/>
+    <w:link w:val="Ttulo3"/>
+    <w:uiPriority w:val="9"/>
+    <w:rsid w:val="008607C1"/>
+    <w:rPr>
+      <w:rFonts w:asciiTheme="majorHAnsi" w:eastAsiaTheme="majorEastAsia" w:hAnsiTheme="majorHAnsi" w:cstheme="majorBidi"/>
+      <w:color w:val="1F3763" w:themeColor="accent1" w:themeShade="7F"/>
+      <w:sz w:val="24"/>
+      <w:szCs w:val="24"/>
+    </w:rPr>
+  </w:style>
+  <w:style w:type="paragraph" w:customStyle="1" w:styleId="FirstParagraph">
+    <w:name w:val="First Paragraph"/>
+    <w:basedOn w:val="Textoindependiente"/>
+    <w:next w:val="Textoindependiente"/>
+    <w:qFormat/>
+    <w:rsid w:val="008607C1"/>
+    <w:pPr>
+      <w:spacing w:before="180" w:after="180" w:line="240" w:lineRule="auto"/>
+    </w:pPr>
+    <w:rPr>
+      <w:rFonts w:eastAsiaTheme="minorEastAsia"/>
+      <w:sz w:val="24"/>
+      <w:szCs w:val="24"/>
+      <w:lang w:val="en-US" w:eastAsia="zh-CN"/>
+    </w:rPr>
+  </w:style>
+  <w:style w:type="character" w:customStyle="1" w:styleId="VerbatimChar">
+    <w:name w:val="Verbatim Char"/>
+    <w:basedOn w:val="Fuentedeprrafopredeter"/>
+    <w:link w:val="SourceCode"/>
+    <w:rsid w:val="008607C1"/>
+    <w:rPr>
+      <w:rFonts w:ascii="Consolas" w:hAnsi="Consolas"/>
+    </w:rPr>
+  </w:style>
+  <w:style w:type="paragraph" w:customStyle="1" w:styleId="SourceCode">
+    <w:name w:val="Source Code"/>
+    <w:basedOn w:val="Normal"/>
+    <w:link w:val="VerbatimChar"/>
+    <w:rsid w:val="008607C1"/>
+    <w:pPr>
+      <w:wordWrap w:val="0"/>
+      <w:spacing w:after="200" w:line="240" w:lineRule="auto"/>
+    </w:pPr>
+    <w:rPr>
+      <w:rFonts w:ascii="Consolas" w:hAnsi="Consolas"/>
+    </w:rPr>
   </w:style>
 </w:styles>
 </file>
@@ -1267,7 +7327,7 @@
 </file>
 
 <file path=customXml/itemProps1.xml><?xml version="1.0" encoding="utf-8"?>
-<ds:datastoreItem xmlns:ds="http://schemas.openxmlformats.org/officeDocument/2006/customXml" ds:itemID="{CD0B25A9-BC32-47B6-9202-69F5F2B5661B}">
+<ds:datastoreItem xmlns:ds="http://schemas.openxmlformats.org/officeDocument/2006/customXml" ds:itemID="{CB84CFDD-3063-404F-9FF0-DE496B73DE23}">
   <ds:schemaRefs>
     <ds:schemaRef ds:uri="http://schemas.openxmlformats.org/officeDocument/2006/bibliography"/>
   </ds:schemaRefs>
